--- a/交付成果/第4轮朗读优化版/朗读优化8周版/读书会22_四预流支_8周资料包（朗读优化版）/Word版/第4周_听闻正法：闻法利益与闻法心态_主持人版.docx
+++ b/交付成果/第4轮朗读优化版/朗读优化8周版/读书会22_四预流支_8周资料包（朗读优化版）/Word版/第4周_听闻正法：闻法利益与闻法心态_主持人版.docx
@@ -4,37 +4,46 @@
   <w:body>
     <w:p>
       <w:pPr>
-        <w:spacing w:before="160" w:after="80"/>
-      </w:pPr>
-      <w:r>
-        <w:rPr>
-          <w:rFonts w:ascii="Microsoft YaHei" w:hAnsi="Microsoft YaHei" w:eastAsia="Microsoft YaHei"/>
+        <w:jc w:val="right"/>
+      </w:pPr>
+      <w:r>
+        <w:rPr>
+          <w:color w:val="888888"/>
+          <w:sz w:val="16"/>
+        </w:rPr>
+        <w:t>📅 最近更新：2026-09-26 18:58　|　第三轮8周版同步：学员版主持人专属内容清理；元数据与 CHANGELOG 同步；结构仍6环节120min；共读原文一字未改；第4轮朗读优化（2026-09-26）：音频转写来源的共读原文已口语化改写</w:t>
+      </w:r>
+    </w:p>
+    <w:p>
+      <w:pPr>
+        <w:jc w:val="center"/>
+      </w:pPr>
+      <w:r>
+        <w:rPr>
           <w:b/>
           <w:color w:val="1F3864"/>
-          <w:sz w:val="34"/>
-        </w:rPr>
-        <w:t>第4周：听闻正法：闻法利益与闻法心态（主持人版）</w:t>
-      </w:r>
-    </w:p>
-    <w:p>
-      <w:pPr>
-        <w:spacing w:before="40" w:after="80"/>
-        <w:ind w:left="283"/>
-        <w:shd w:val="clear" w:color="auto" w:fill="EEF2F8"/>
+          <w:sz w:val="36"/>
+        </w:rPr>
+        <w:t>第4周：听闻正法：闻法利益与闻法心态</w:t>
+      </w:r>
+    </w:p>
+    <w:p>
+      <w:pPr>
+        <w:ind w:left="170"/>
         <w:pBdr>
-          <w:left w:val="single" w:sz="20" w:space="6" w:color="1F3864"/>
+          <w:left w:val="single" w:sz="18" w:space="4" w:color="1F3864"/>
         </w:pBdr>
-      </w:pPr>
-      <w:r>
-        <w:rPr>
-          <w:sz w:val="20"/>
+        <w:shd w:val="clear" w:fill="F2F5FA"/>
+      </w:pPr>
+      <w:r>
+        <w:rPr>
+          <w:b w:val="0"/>
         </w:rPr>
         <w:t xml:space="preserve">⭐ </w:t>
       </w:r>
       <w:r>
         <w:rPr>
           <w:b/>
-          <w:sz w:val="20"/>
         </w:rPr>
         <w:t>本讲主持人速览</w:t>
       </w:r>
@@ -43,7 +52,6 @@
       <w:tblPr>
         <w:tblStyle w:val="TableGrid"/>
         <w:tblW w:type="auto" w:w="0"/>
-        <w:jc w:val="center"/>
         <w:tblLook w:firstColumn="1" w:firstRow="1" w:lastColumn="0" w:lastRow="0" w:noHBand="0" w:noVBand="1" w:val="04A0"/>
       </w:tblPr>
       <w:tblGrid>
@@ -56,17 +64,20 @@
         <w:tc>
           <w:tcPr>
             <w:tcW w:type="dxa" w:w="2409"/>
-            <w:shd w:val="clear" w:color="auto" w:fill="1F3864"/>
+            <w:shd w:val="clear" w:fill="1F3864"/>
           </w:tcPr>
           <w:p>
-            <w:pPr>
-              <w:spacing w:after="20"/>
-            </w:pPr>
             <w:r>
               <w:rPr>
-                <w:b/>
                 <w:color w:val="FFFFFF"/>
-                <w:sz w:val="19"/>
+                <w:sz w:val="18"/>
+              </w:rPr>
+            </w:r>
+            <w:r>
+              <w:rPr>
+                <w:b w:val="0"/>
+                <w:color w:val="FFFFFF"/>
+                <w:sz w:val="18"/>
               </w:rPr>
               <w:t>环节</w:t>
             </w:r>
@@ -75,17 +86,20 @@
         <w:tc>
           <w:tcPr>
             <w:tcW w:type="dxa" w:w="2409"/>
-            <w:shd w:val="clear" w:color="auto" w:fill="1F3864"/>
+            <w:shd w:val="clear" w:fill="1F3864"/>
           </w:tcPr>
           <w:p>
-            <w:pPr>
-              <w:spacing w:after="20"/>
-            </w:pPr>
             <w:r>
               <w:rPr>
-                <w:b/>
                 <w:color w:val="FFFFFF"/>
-                <w:sz w:val="19"/>
+                <w:sz w:val="18"/>
+              </w:rPr>
+            </w:r>
+            <w:r>
+              <w:rPr>
+                <w:b w:val="0"/>
+                <w:color w:val="FFFFFF"/>
+                <w:sz w:val="18"/>
               </w:rPr>
               <w:t>标准时长</w:t>
             </w:r>
@@ -94,17 +108,20 @@
         <w:tc>
           <w:tcPr>
             <w:tcW w:type="dxa" w:w="2409"/>
-            <w:shd w:val="clear" w:color="auto" w:fill="1F3864"/>
+            <w:shd w:val="clear" w:fill="1F3864"/>
           </w:tcPr>
           <w:p>
-            <w:pPr>
-              <w:spacing w:after="20"/>
-            </w:pPr>
             <w:r>
               <w:rPr>
-                <w:b/>
                 <w:color w:val="FFFFFF"/>
-                <w:sz w:val="19"/>
+                <w:sz w:val="18"/>
+              </w:rPr>
+            </w:r>
+            <w:r>
+              <w:rPr>
+                <w:b w:val="0"/>
+                <w:color w:val="FFFFFF"/>
+                <w:sz w:val="18"/>
               </w:rPr>
               <w:t>时间不够怎么办</w:t>
             </w:r>
@@ -113,17 +130,20 @@
         <w:tc>
           <w:tcPr>
             <w:tcW w:type="dxa" w:w="2409"/>
-            <w:shd w:val="clear" w:color="auto" w:fill="1F3864"/>
+            <w:shd w:val="clear" w:fill="1F3864"/>
           </w:tcPr>
           <w:p>
-            <w:pPr>
-              <w:spacing w:after="20"/>
-            </w:pPr>
             <w:r>
               <w:rPr>
-                <w:b/>
                 <w:color w:val="FFFFFF"/>
-                <w:sz w:val="19"/>
+                <w:sz w:val="18"/>
+              </w:rPr>
+            </w:r>
+            <w:r>
+              <w:rPr>
+                <w:b w:val="0"/>
+                <w:color w:val="FFFFFF"/>
+                <w:sz w:val="18"/>
               </w:rPr>
               <w:t>时间富余怎么办</w:t>
             </w:r>
@@ -136,12 +156,15 @@
             <w:tcW w:type="dxa" w:w="2409"/>
           </w:tcPr>
           <w:p>
-            <w:pPr>
-              <w:spacing w:after="20"/>
-            </w:pPr>
             <w:r>
               <w:rPr>
-                <w:sz w:val="19"/>
+                <w:sz w:val="18"/>
+              </w:rPr>
+            </w:r>
+            <w:r>
+              <w:rPr>
+                <w:b w:val="0"/>
+                <w:sz w:val="18"/>
               </w:rPr>
               <w:t>🧘 静心开场</w:t>
             </w:r>
@@ -152,12 +175,15 @@
             <w:tcW w:type="dxa" w:w="2409"/>
           </w:tcPr>
           <w:p>
-            <w:pPr>
-              <w:spacing w:after="20"/>
-            </w:pPr>
             <w:r>
               <w:rPr>
-                <w:sz w:val="19"/>
+                <w:sz w:val="18"/>
+              </w:rPr>
+            </w:r>
+            <w:r>
+              <w:rPr>
+                <w:b w:val="0"/>
+                <w:sz w:val="18"/>
               </w:rPr>
               <w:t>10 min</w:t>
             </w:r>
@@ -168,12 +194,15 @@
             <w:tcW w:type="dxa" w:w="2409"/>
           </w:tcPr>
           <w:p>
-            <w:pPr>
-              <w:spacing w:after="20"/>
-            </w:pPr>
             <w:r>
               <w:rPr>
-                <w:sz w:val="19"/>
+                <w:sz w:val="18"/>
+              </w:rPr>
+            </w:r>
+            <w:r>
+              <w:rPr>
+                <w:b w:val="0"/>
+                <w:sz w:val="18"/>
               </w:rPr>
               <w:t>压缩至 5 min，只做三分钟呼吸＋一句发愿</w:t>
             </w:r>
@@ -184,12 +213,15 @@
             <w:tcW w:type="dxa" w:w="2409"/>
           </w:tcPr>
           <w:p>
-            <w:pPr>
-              <w:spacing w:after="20"/>
-            </w:pPr>
             <w:r>
               <w:rPr>
-                <w:sz w:val="19"/>
+                <w:sz w:val="18"/>
+              </w:rPr>
+            </w:r>
+            <w:r>
+              <w:rPr>
+                <w:b w:val="0"/>
+                <w:sz w:val="18"/>
               </w:rPr>
               <w:t>加做 3 min 慈心随念，安顿情绪</w:t>
             </w:r>
@@ -200,15 +232,18 @@
         <w:tc>
           <w:tcPr>
             <w:tcW w:type="dxa" w:w="2409"/>
-            <w:shd w:val="clear" w:color="auto" w:fill="F2F2F2"/>
+            <w:shd w:val="clear" w:fill="F2F5FA"/>
           </w:tcPr>
           <w:p>
-            <w:pPr>
-              <w:spacing w:after="20"/>
-            </w:pPr>
             <w:r>
               <w:rPr>
-                <w:sz w:val="19"/>
+                <w:sz w:val="18"/>
+              </w:rPr>
+            </w:r>
+            <w:r>
+              <w:rPr>
+                <w:b w:val="0"/>
+                <w:sz w:val="18"/>
               </w:rPr>
               <w:t>📖 共读原文</w:t>
             </w:r>
@@ -217,15 +252,18 @@
         <w:tc>
           <w:tcPr>
             <w:tcW w:type="dxa" w:w="2409"/>
-            <w:shd w:val="clear" w:color="auto" w:fill="F2F2F2"/>
+            <w:shd w:val="clear" w:fill="F2F5FA"/>
           </w:tcPr>
           <w:p>
-            <w:pPr>
-              <w:spacing w:after="20"/>
-            </w:pPr>
             <w:r>
               <w:rPr>
-                <w:sz w:val="19"/>
+                <w:sz w:val="18"/>
+              </w:rPr>
+            </w:r>
+            <w:r>
+              <w:rPr>
+                <w:b w:val="0"/>
+                <w:sz w:val="18"/>
               </w:rPr>
               <w:t>30 min</w:t>
             </w:r>
@@ -234,15 +272,18 @@
         <w:tc>
           <w:tcPr>
             <w:tcW w:type="dxa" w:w="2409"/>
-            <w:shd w:val="clear" w:color="auto" w:fill="F2F2F2"/>
+            <w:shd w:val="clear" w:fill="F2F5FA"/>
           </w:tcPr>
           <w:p>
-            <w:pPr>
-              <w:spacing w:after="20"/>
-            </w:pPr>
             <w:r>
               <w:rPr>
-                <w:sz w:val="19"/>
+                <w:sz w:val="18"/>
+              </w:rPr>
+            </w:r>
+            <w:r>
+              <w:rPr>
+                <w:b w:val="0"/>
+                <w:sz w:val="18"/>
               </w:rPr>
               <w:t>只精读材料①后半（闻法五利益）＋材料②「两组五法」</w:t>
             </w:r>
@@ -251,15 +292,18 @@
         <w:tc>
           <w:tcPr>
             <w:tcW w:type="dxa" w:w="2409"/>
-            <w:shd w:val="clear" w:color="auto" w:fill="F2F2F2"/>
+            <w:shd w:val="clear" w:fill="F2F5FA"/>
           </w:tcPr>
           <w:p>
-            <w:pPr>
-              <w:spacing w:after="20"/>
-            </w:pPr>
             <w:r>
               <w:rPr>
-                <w:sz w:val="19"/>
+                <w:sz w:val="18"/>
+              </w:rPr>
+            </w:r>
+            <w:r>
+              <w:rPr>
+                <w:b w:val="0"/>
+                <w:sz w:val="18"/>
               </w:rPr>
               <w:t>材料①②③各取一段串读，做正反对照</w:t>
             </w:r>
@@ -272,12 +316,15 @@
             <w:tcW w:type="dxa" w:w="2409"/>
           </w:tcPr>
           <w:p>
-            <w:pPr>
-              <w:spacing w:after="20"/>
-            </w:pPr>
             <w:r>
               <w:rPr>
-                <w:sz w:val="19"/>
+                <w:sz w:val="18"/>
+              </w:rPr>
+            </w:r>
+            <w:r>
+              <w:rPr>
+                <w:b w:val="0"/>
+                <w:sz w:val="18"/>
               </w:rPr>
               <w:t>💬 第一轮分享</w:t>
             </w:r>
@@ -288,12 +335,15 @@
             <w:tcW w:type="dxa" w:w="2409"/>
           </w:tcPr>
           <w:p>
-            <w:pPr>
-              <w:spacing w:after="20"/>
-            </w:pPr>
             <w:r>
               <w:rPr>
-                <w:sz w:val="19"/>
+                <w:sz w:val="18"/>
+              </w:rPr>
+            </w:r>
+            <w:r>
+              <w:rPr>
+                <w:b w:val="0"/>
+                <w:sz w:val="18"/>
               </w:rPr>
               <w:t>25 min</w:t>
             </w:r>
@@ -304,12 +354,15 @@
             <w:tcW w:type="dxa" w:w="2409"/>
           </w:tcPr>
           <w:p>
-            <w:pPr>
-              <w:spacing w:after="20"/>
-            </w:pPr>
             <w:r>
               <w:rPr>
-                <w:sz w:val="19"/>
+                <w:sz w:val="18"/>
+              </w:rPr>
+            </w:r>
+            <w:r>
+              <w:rPr>
+                <w:b w:val="0"/>
+                <w:sz w:val="18"/>
               </w:rPr>
               <w:t>每人 1.5 min、限 6–8 人</w:t>
             </w:r>
@@ -320,12 +373,15 @@
             <w:tcW w:type="dxa" w:w="2409"/>
           </w:tcPr>
           <w:p>
-            <w:pPr>
-              <w:spacing w:after="20"/>
-            </w:pPr>
             <w:r>
               <w:rPr>
-                <w:sz w:val="19"/>
+                <w:sz w:val="18"/>
+              </w:rPr>
+            </w:r>
+            <w:r>
+              <w:rPr>
+                <w:b w:val="0"/>
+                <w:sz w:val="18"/>
               </w:rPr>
               <w:t>每人 2–3 min，允许追问一轮</w:t>
             </w:r>
@@ -336,15 +392,18 @@
         <w:tc>
           <w:tcPr>
             <w:tcW w:type="dxa" w:w="2409"/>
-            <w:shd w:val="clear" w:color="auto" w:fill="F2F2F2"/>
+            <w:shd w:val="clear" w:fill="F2F5FA"/>
           </w:tcPr>
           <w:p>
-            <w:pPr>
-              <w:spacing w:after="20"/>
-            </w:pPr>
             <w:r>
               <w:rPr>
-                <w:sz w:val="19"/>
+                <w:sz w:val="18"/>
+              </w:rPr>
+            </w:r>
+            <w:r>
+              <w:rPr>
+                <w:b w:val="0"/>
+                <w:sz w:val="18"/>
               </w:rPr>
               <w:t>🎯 主题讨论</w:t>
             </w:r>
@@ -353,15 +412,18 @@
         <w:tc>
           <w:tcPr>
             <w:tcW w:type="dxa" w:w="2409"/>
-            <w:shd w:val="clear" w:color="auto" w:fill="F2F2F2"/>
+            <w:shd w:val="clear" w:fill="F2F5FA"/>
           </w:tcPr>
           <w:p>
-            <w:pPr>
-              <w:spacing w:after="20"/>
-            </w:pPr>
             <w:r>
               <w:rPr>
-                <w:sz w:val="19"/>
+                <w:sz w:val="18"/>
+              </w:rPr>
+            </w:r>
+            <w:r>
+              <w:rPr>
+                <w:b w:val="0"/>
+                <w:sz w:val="18"/>
               </w:rPr>
               <w:t>35 min</w:t>
             </w:r>
@@ -370,15 +432,18 @@
         <w:tc>
           <w:tcPr>
             <w:tcW w:type="dxa" w:w="2409"/>
-            <w:shd w:val="clear" w:color="auto" w:fill="F2F2F2"/>
+            <w:shd w:val="clear" w:fill="F2F5FA"/>
           </w:tcPr>
           <w:p>
-            <w:pPr>
-              <w:spacing w:after="20"/>
-            </w:pPr>
             <w:r>
               <w:rPr>
-                <w:sz w:val="19"/>
+                <w:sz w:val="18"/>
+              </w:rPr>
+            </w:r>
+            <w:r>
+              <w:rPr>
+                <w:b w:val="0"/>
+                <w:sz w:val="18"/>
               </w:rPr>
               <w:t>只做第 1、3 问，第 2 问留作业</w:t>
             </w:r>
@@ -387,15 +452,18 @@
         <w:tc>
           <w:tcPr>
             <w:tcW w:type="dxa" w:w="2409"/>
-            <w:shd w:val="clear" w:color="auto" w:fill="F2F2F2"/>
+            <w:shd w:val="clear" w:fill="F2F5FA"/>
           </w:tcPr>
           <w:p>
-            <w:pPr>
-              <w:spacing w:after="20"/>
-            </w:pPr>
             <w:r>
               <w:rPr>
-                <w:sz w:val="19"/>
+                <w:sz w:val="18"/>
+              </w:rPr>
+            </w:r>
+            <w:r>
+              <w:rPr>
+                <w:b w:val="0"/>
+                <w:sz w:val="18"/>
               </w:rPr>
               <w:t>三问全做，末问引出下周「如理作意」</w:t>
             </w:r>
@@ -408,12 +476,15 @@
             <w:tcW w:type="dxa" w:w="2409"/>
           </w:tcPr>
           <w:p>
-            <w:pPr>
-              <w:spacing w:after="20"/>
-            </w:pPr>
             <w:r>
               <w:rPr>
-                <w:sz w:val="19"/>
+                <w:sz w:val="18"/>
+              </w:rPr>
+            </w:r>
+            <w:r>
+              <w:rPr>
+                <w:b w:val="0"/>
+                <w:sz w:val="18"/>
               </w:rPr>
               <w:t>🧘 禅修练习</w:t>
             </w:r>
@@ -424,12 +495,15 @@
             <w:tcW w:type="dxa" w:w="2409"/>
           </w:tcPr>
           <w:p>
-            <w:pPr>
-              <w:spacing w:after="20"/>
-            </w:pPr>
             <w:r>
               <w:rPr>
-                <w:sz w:val="19"/>
+                <w:sz w:val="18"/>
+              </w:rPr>
+            </w:r>
+            <w:r>
+              <w:rPr>
+                <w:b w:val="0"/>
+                <w:sz w:val="18"/>
               </w:rPr>
               <w:t>15 min</w:t>
             </w:r>
@@ -440,12 +514,15 @@
             <w:tcW w:type="dxa" w:w="2409"/>
           </w:tcPr>
           <w:p>
-            <w:pPr>
-              <w:spacing w:after="20"/>
-            </w:pPr>
             <w:r>
               <w:rPr>
-                <w:sz w:val="19"/>
+                <w:sz w:val="18"/>
+              </w:rPr>
+            </w:r>
+            <w:r>
+              <w:rPr>
+                <w:b w:val="0"/>
+                <w:sz w:val="18"/>
               </w:rPr>
               <w:t>减为 8 min 引导＋2 min 静默</w:t>
             </w:r>
@@ -456,12 +533,15 @@
             <w:tcW w:type="dxa" w:w="2409"/>
           </w:tcPr>
           <w:p>
-            <w:pPr>
-              <w:spacing w:after="20"/>
-            </w:pPr>
             <w:r>
               <w:rPr>
-                <w:sz w:val="19"/>
+                <w:sz w:val="18"/>
+              </w:rPr>
+            </w:r>
+            <w:r>
+              <w:rPr>
+                <w:b w:val="0"/>
+                <w:sz w:val="18"/>
               </w:rPr>
               <w:t>加 5 min 静坐，练习「如实听」的松柔</w:t>
             </w:r>
@@ -472,15 +552,18 @@
         <w:tc>
           <w:tcPr>
             <w:tcW w:type="dxa" w:w="2409"/>
-            <w:shd w:val="clear" w:color="auto" w:fill="F2F2F2"/>
+            <w:shd w:val="clear" w:fill="F2F5FA"/>
           </w:tcPr>
           <w:p>
-            <w:pPr>
-              <w:spacing w:after="20"/>
-            </w:pPr>
             <w:r>
               <w:rPr>
-                <w:sz w:val="19"/>
+                <w:sz w:val="18"/>
+              </w:rPr>
+            </w:r>
+            <w:r>
+              <w:rPr>
+                <w:b w:val="0"/>
+                <w:sz w:val="18"/>
               </w:rPr>
               <w:t>🔚 收尾与回向</w:t>
             </w:r>
@@ -489,15 +572,18 @@
         <w:tc>
           <w:tcPr>
             <w:tcW w:type="dxa" w:w="2409"/>
-            <w:shd w:val="clear" w:color="auto" w:fill="F2F2F2"/>
+            <w:shd w:val="clear" w:fill="F2F5FA"/>
           </w:tcPr>
           <w:p>
-            <w:pPr>
-              <w:spacing w:after="20"/>
-            </w:pPr>
             <w:r>
               <w:rPr>
-                <w:sz w:val="19"/>
+                <w:sz w:val="18"/>
+              </w:rPr>
+            </w:r>
+            <w:r>
+              <w:rPr>
+                <w:b w:val="0"/>
+                <w:sz w:val="18"/>
               </w:rPr>
               <w:t>20 min</w:t>
             </w:r>
@@ -506,15 +592,18 @@
         <w:tc>
           <w:tcPr>
             <w:tcW w:type="dxa" w:w="2409"/>
-            <w:shd w:val="clear" w:color="auto" w:fill="F2F2F2"/>
+            <w:shd w:val="clear" w:fill="F2F5FA"/>
           </w:tcPr>
           <w:p>
-            <w:pPr>
-              <w:spacing w:after="20"/>
-            </w:pPr>
             <w:r>
               <w:rPr>
-                <w:sz w:val="19"/>
+                <w:sz w:val="18"/>
+              </w:rPr>
+            </w:r>
+            <w:r>
+              <w:rPr>
+                <w:b w:val="0"/>
+                <w:sz w:val="18"/>
               </w:rPr>
               <w:t>12 min：总结＋回向词四句</w:t>
             </w:r>
@@ -523,15 +612,18 @@
         <w:tc>
           <w:tcPr>
             <w:tcW w:type="dxa" w:w="2409"/>
-            <w:shd w:val="clear" w:color="auto" w:fill="F2F2F2"/>
+            <w:shd w:val="clear" w:fill="F2F5FA"/>
           </w:tcPr>
           <w:p>
-            <w:pPr>
-              <w:spacing w:after="20"/>
-            </w:pPr>
             <w:r>
               <w:rPr>
-                <w:sz w:val="19"/>
+                <w:sz w:val="18"/>
+              </w:rPr>
+            </w:r>
+            <w:r>
+              <w:rPr>
+                <w:b w:val="0"/>
+                <w:sz w:val="18"/>
               </w:rPr>
               <w:t>加「一句话收获」轮流分享</w:t>
             </w:r>
@@ -543,442 +635,321 @@
       <w:r>
         <w:rPr>
           <w:b/>
-          <w:sz w:val="21"/>
         </w:rPr>
         <w:t>主持人10条守则（精简版）</w:t>
       </w:r>
       <w:r>
         <w:rPr>
-          <w:sz w:val="21"/>
+          <w:b w:val="0"/>
         </w:rPr>
         <w:t>：</w:t>
       </w:r>
     </w:p>
     <w:p>
       <w:pPr>
-        <w:ind w:left="340"/>
-      </w:pPr>
+        <w:pStyle w:val="ListNumber"/>
+      </w:pPr>
+      <w:r>
+        <w:rPr>
+          <w:b w:val="0"/>
+        </w:rPr>
+        <w:t>先安顿身心，再谈法义；开场不赶。</w:t>
+      </w:r>
+    </w:p>
+    <w:p>
+      <w:pPr>
+        <w:pStyle w:val="ListNumber"/>
+      </w:pPr>
+      <w:r>
+        <w:rPr>
+          <w:b w:val="0"/>
+        </w:rPr>
+        <w:t>时间是骨架，宁可少讲一段，不可省略回向。</w:t>
+      </w:r>
+    </w:p>
+    <w:p>
+      <w:pPr>
+        <w:pStyle w:val="ListNumber"/>
+      </w:pPr>
+      <w:r>
+        <w:rPr>
+          <w:b w:val="0"/>
+        </w:rPr>
+        <w:t>分享自愿，不点名、不逼问；沉默是允许的。</w:t>
+      </w:r>
+    </w:p>
+    <w:p>
+      <w:pPr>
+        <w:pStyle w:val="ListNumber"/>
+      </w:pPr>
+      <w:r>
+        <w:rPr>
+          <w:b w:val="0"/>
+        </w:rPr>
+        <w:t>主持人不作诊断、不给心理学标签、不评判他人师承。</w:t>
+      </w:r>
+    </w:p>
+    <w:p>
+      <w:pPr>
+        <w:pStyle w:val="ListNumber"/>
+      </w:pPr>
+      <w:r>
+        <w:rPr>
+          <w:b w:val="0"/>
+        </w:rPr>
+        <w:t>涉听闻正法，一律提示：</w:t>
+      </w:r>
       <w:r>
         <w:rPr>
           <w:b/>
-          <w:sz w:val="21"/>
-        </w:rPr>
-        <w:t xml:space="preserve">1. </w:t>
-      </w:r>
-      <w:r>
-        <w:rPr>
-          <w:sz w:val="21"/>
-        </w:rPr>
-        <w:t>先安顿身心，再谈法义；开场不赶。</w:t>
-      </w:r>
-    </w:p>
-    <w:p>
-      <w:pPr>
-        <w:ind w:left="340"/>
+        </w:rPr>
+        <w:t>闻法为对治烦恼，非搜集谈资或炫耀见地</w:t>
+      </w:r>
+      <w:r>
+        <w:rPr>
+          <w:b w:val="0"/>
+        </w:rPr>
+        <w:t>；不急于评判法义高低。</w:t>
+      </w:r>
+    </w:p>
+    <w:p>
+      <w:pPr>
+        <w:pStyle w:val="ListNumber"/>
+      </w:pPr>
+      <w:r>
+        <w:rPr>
+          <w:b w:val="0"/>
+        </w:rPr>
+        <w:t>每当有人情绪起伏，先给呼吸放松／暂离的选项。</w:t>
+      </w:r>
+    </w:p>
+    <w:p>
+      <w:pPr>
+        <w:pStyle w:val="ListNumber"/>
+      </w:pPr>
+      <w:r>
+        <w:rPr>
+          <w:b w:val="0"/>
+        </w:rPr>
+        <w:t>法义有争议时，回到材料原文，不争高下。</w:t>
+      </w:r>
+    </w:p>
+    <w:p>
+      <w:pPr>
+        <w:pStyle w:val="ListNumber"/>
+      </w:pPr>
+      <w:r>
+        <w:rPr>
+          <w:b w:val="0"/>
+        </w:rPr>
+        <w:t>只讲「我」的经验，不替他人代言。</w:t>
+      </w:r>
+    </w:p>
+    <w:p>
+      <w:pPr>
+        <w:pStyle w:val="ListNumber"/>
+      </w:pPr>
+      <w:r>
+        <w:rPr>
+          <w:b w:val="0"/>
+        </w:rPr>
+        <w:t>手机静音，进出轻缓，照护共修氛围。</w:t>
+      </w:r>
+    </w:p>
+    <w:p>
+      <w:pPr>
+        <w:pStyle w:val="ListNumber"/>
+      </w:pPr>
+      <w:r>
+        <w:rPr>
+          <w:b w:val="0"/>
+        </w:rPr>
+        <w:t>结尾必回向，把功德分享给一切有情。</w:t>
+      </w:r>
+    </w:p>
+    <w:p>
+      <w:pPr>
+        <w:ind w:left="170"/>
+        <w:pBdr>
+          <w:left w:val="single" w:sz="18" w:space="4" w:color="1F3864"/>
+        </w:pBdr>
+        <w:shd w:val="clear" w:fill="F2F5FA"/>
       </w:pPr>
       <w:r>
         <w:rPr>
           <w:b/>
-          <w:sz w:val="21"/>
-        </w:rPr>
-        <w:t xml:space="preserve">2. </w:t>
-      </w:r>
-      <w:r>
-        <w:rPr>
-          <w:sz w:val="21"/>
-        </w:rPr>
-        <w:t>时间是骨架，宁可少讲一段，不可省略回向。</w:t>
-      </w:r>
-    </w:p>
-    <w:p>
-      <w:pPr>
-        <w:ind w:left="340"/>
-      </w:pPr>
+        </w:rPr>
+        <w:t>读书会22：四预流支 · 第4周</w:t>
+      </w:r>
+    </w:p>
+    <w:p>
+      <w:pPr>
+        <w:ind w:left="170"/>
+        <w:pBdr>
+          <w:left w:val="single" w:sz="18" w:space="4" w:color="1F3864"/>
+        </w:pBdr>
+        <w:shd w:val="clear" w:fill="F2F5FA"/>
+      </w:pPr>
+      <w:r>
+        <w:rPr>
+          <w:b w:val="0"/>
+        </w:rPr>
+        <w:t>各位贤友，晚上好。前两周我们把「亲近善士」讲完——为何要依止、如何至诚寻求、如何如法承事。这一周我们进入四预流支的第二支：</w:t>
+      </w:r>
       <w:r>
         <w:rPr>
           <w:b/>
-          <w:sz w:val="21"/>
-        </w:rPr>
-        <w:t xml:space="preserve">3. </w:t>
-      </w:r>
-      <w:r>
-        <w:rPr>
-          <w:sz w:val="21"/>
-        </w:rPr>
-        <w:t>分享自愿，不点名、不逼问；沉默是允许的。</w:t>
-      </w:r>
-    </w:p>
-    <w:p>
-      <w:pPr>
-        <w:ind w:left="340"/>
-      </w:pPr>
+        </w:rPr>
+        <w:t>听闻正法</w:t>
+      </w:r>
+      <w:r>
+        <w:rPr>
+          <w:b w:val="0"/>
+        </w:rPr>
+        <w:t>。我们读的不是「多知道一点」的学问，而是「怎么听，才能让法真正进入心里」。古源尊者用两讲的篇幅，先讲闻法的五种利益（闻所未闻·厘清语义·度脱疑惑·正直见解·令心沉静），再讲闻法应有的心态（应具足的五法）与应当远离的五种心态，最后落到法堂、法座、请法、礼足等闻法规范。</w:t>
+      </w:r>
+    </w:p>
+    <w:p>
+      <w:pPr>
+        <w:ind w:left="170"/>
+        <w:pBdr>
+          <w:left w:val="single" w:sz="18" w:space="4" w:color="1F3864"/>
+        </w:pBdr>
+        <w:shd w:val="clear" w:fill="F2F5FA"/>
+      </w:pPr>
+      <w:r>
+        <w:rPr>
+          <w:b w:val="0"/>
+        </w:rPr>
+        <w:t>本周主题：</w:t>
+      </w:r>
       <w:r>
         <w:rPr>
           <w:b/>
-          <w:sz w:val="21"/>
-        </w:rPr>
-        <w:t xml:space="preserve">4. </w:t>
-      </w:r>
-      <w:r>
-        <w:rPr>
-          <w:sz w:val="21"/>
-        </w:rPr>
-        <w:t>主持人不作诊断、不给心理学标签、不评判他人师承。</w:t>
-      </w:r>
-    </w:p>
-    <w:p>
-      <w:pPr>
-        <w:ind w:left="340"/>
-      </w:pPr>
-      <w:r>
-        <w:rPr>
-          <w:b/>
-          <w:sz w:val="21"/>
-        </w:rPr>
-        <w:t xml:space="preserve">5. </w:t>
-      </w:r>
-      <w:r>
-        <w:rPr>
-          <w:sz w:val="21"/>
-        </w:rPr>
-        <w:t>涉听闻正法，一律提示：</w:t>
-      </w:r>
-      <w:r>
-        <w:rPr>
-          <w:b/>
-          <w:sz w:val="21"/>
-        </w:rPr>
-        <w:t>闻法为对治烦恼，非搜集谈资或炫耀见地</w:t>
-      </w:r>
-      <w:r>
-        <w:rPr>
-          <w:sz w:val="21"/>
-        </w:rPr>
-        <w:t>；不急于评判法义高低。</w:t>
-      </w:r>
-    </w:p>
-    <w:p>
-      <w:pPr>
-        <w:ind w:left="340"/>
-      </w:pPr>
-      <w:r>
-        <w:rPr>
-          <w:b/>
-          <w:sz w:val="21"/>
-        </w:rPr>
-        <w:t xml:space="preserve">6. </w:t>
-      </w:r>
-      <w:r>
-        <w:rPr>
-          <w:sz w:val="21"/>
-        </w:rPr>
-        <w:t>每当有人情绪起伏，先给呼吸放松／暂离的选项。</w:t>
-      </w:r>
-    </w:p>
-    <w:p>
-      <w:pPr>
-        <w:ind w:left="340"/>
-      </w:pPr>
-      <w:r>
-        <w:rPr>
-          <w:b/>
-          <w:sz w:val="21"/>
-        </w:rPr>
-        <w:t xml:space="preserve">7. </w:t>
-      </w:r>
-      <w:r>
-        <w:rPr>
-          <w:sz w:val="21"/>
-        </w:rPr>
-        <w:t>法义有争议时，回到材料原文，不争高下。</w:t>
-      </w:r>
-    </w:p>
-    <w:p>
-      <w:pPr>
-        <w:ind w:left="340"/>
-      </w:pPr>
-      <w:r>
-        <w:rPr>
-          <w:b/>
-          <w:sz w:val="21"/>
-        </w:rPr>
-        <w:t xml:space="preserve">8. </w:t>
-      </w:r>
-      <w:r>
-        <w:rPr>
-          <w:sz w:val="21"/>
-        </w:rPr>
-        <w:t>只讲「我」的经验，不替他人代言。</w:t>
-      </w:r>
-    </w:p>
-    <w:p>
-      <w:pPr>
-        <w:ind w:left="340"/>
-      </w:pPr>
-      <w:r>
-        <w:rPr>
-          <w:b/>
-          <w:sz w:val="21"/>
-        </w:rPr>
-        <w:t xml:space="preserve">9. </w:t>
-      </w:r>
-      <w:r>
-        <w:rPr>
-          <w:sz w:val="21"/>
-        </w:rPr>
-        <w:t>手机静音，进出轻缓，照护共修氛围。</w:t>
-      </w:r>
-    </w:p>
-    <w:p>
-      <w:pPr>
-        <w:ind w:left="340"/>
-      </w:pPr>
-      <w:r>
-        <w:rPr>
-          <w:b/>
-          <w:sz w:val="21"/>
-        </w:rPr>
-        <w:t xml:space="preserve">10. </w:t>
-      </w:r>
-      <w:r>
-        <w:rPr>
-          <w:sz w:val="21"/>
-        </w:rPr>
-        <w:t>结尾必回向，把功德分享给一切有情。</w:t>
-      </w:r>
-    </w:p>
-    <w:p>
-      <w:pPr>
-        <w:spacing w:before="40" w:after="80"/>
-        <w:ind w:left="283"/>
-        <w:shd w:val="clear" w:color="auto" w:fill="EEF2F8"/>
-        <w:pBdr>
-          <w:left w:val="single" w:sz="20" w:space="6" w:color="1F3864"/>
-        </w:pBdr>
-      </w:pPr>
-      <w:r>
-        <w:rPr>
-          <w:b/>
-          <w:sz w:val="20"/>
-        </w:rPr>
-        <w:t>读书会22：四预流支 · 第4周</w:t>
-      </w:r>
-    </w:p>
-    <w:p>
-      <w:pPr>
-        <w:spacing w:before="40" w:after="80"/>
-        <w:ind w:left="283"/>
-        <w:shd w:val="clear" w:color="auto" w:fill="EEF2F8"/>
-        <w:pBdr>
-          <w:left w:val="single" w:sz="20" w:space="6" w:color="1F3864"/>
-        </w:pBdr>
-      </w:pPr>
-      <w:r>
-        <w:rPr>
-          <w:sz w:val="20"/>
-        </w:rPr>
-        <w:t>各位贤友，晚上好。前两周我们把「亲近善士」讲完——为何要依止、如何至诚寻求、如何如法承事。这一周我们进入四预流支的第二支：</w:t>
-      </w:r>
-      <w:r>
-        <w:rPr>
-          <w:b/>
-          <w:sz w:val="20"/>
-        </w:rPr>
-        <w:t>听闻正法</w:t>
-      </w:r>
-      <w:r>
-        <w:rPr>
-          <w:sz w:val="20"/>
-        </w:rPr>
-        <w:t>。我们读的不是「多知道一点」的学问，而是「怎么听，才能让法真正进入心里」。古源尊者用两讲的篇幅，先讲闻法的五种利益（闻所未闻·厘清语义·度脱疑惑·正直见解·令心沉静），再讲闻法应有的心态（应具足的五法）与应当远离的五种心态，最后落到法堂、法座、请法、礼足等闻法规范。</w:t>
-      </w:r>
-    </w:p>
-    <w:p>
-      <w:pPr>
-        <w:spacing w:before="40" w:after="80"/>
-        <w:ind w:left="283"/>
-        <w:shd w:val="clear" w:color="auto" w:fill="EEF2F8"/>
-        <w:pBdr>
-          <w:left w:val="single" w:sz="20" w:space="6" w:color="1F3864"/>
-        </w:pBdr>
-      </w:pPr>
-      <w:r>
-        <w:rPr>
-          <w:sz w:val="20"/>
-        </w:rPr>
-        <w:t>本周主题：</w:t>
-      </w:r>
-      <w:r>
-        <w:rPr>
-          <w:b/>
-          <w:sz w:val="20"/>
         </w:rPr>
         <w:t>闻法利益与闻法心态</w:t>
       </w:r>
       <w:r>
         <w:rPr>
-          <w:sz w:val="20"/>
+          <w:b w:val="0"/>
         </w:rPr>
         <w:t>——先知道「闻法有什么利益」，再学「以什么心去闻法」，并远离不如法的闻法心态。</w:t>
       </w:r>
     </w:p>
     <w:p>
-      <w:pPr>
-        <w:spacing w:before="160" w:after="80"/>
-      </w:pPr>
-      <w:r>
-        <w:rPr>
-          <w:rFonts w:ascii="Microsoft YaHei" w:hAnsi="Microsoft YaHei" w:eastAsia="Microsoft YaHei"/>
+      <w:r>
+        <w:rPr>
           <w:b/>
           <w:color w:val="1F3864"/>
-          <w:sz w:val="28"/>
+          <w:sz w:val="26"/>
         </w:rPr>
         <w:t>📋 本周信息卡</w:t>
       </w:r>
     </w:p>
     <w:p>
       <w:pPr>
-        <w:ind w:left="340"/>
-      </w:pPr>
-      <w:r>
-        <w:rPr>
-          <w:color w:val="1F3864"/>
-          <w:sz w:val="21"/>
-        </w:rPr>
-        <w:t xml:space="preserve">• </w:t>
-      </w:r>
+        <w:pStyle w:val="ListBullet"/>
+      </w:pPr>
       <w:r>
         <w:rPr>
           <w:b/>
-          <w:sz w:val="21"/>
         </w:rPr>
         <w:t>时长</w:t>
       </w:r>
       <w:r>
         <w:rPr>
-          <w:sz w:val="21"/>
+          <w:b w:val="0"/>
         </w:rPr>
         <w:t>：120 min（静心 10／共读 30／第一轮分享 25／主题讨论 35／禅修练习 15／收尾回向 20）</w:t>
       </w:r>
     </w:p>
     <w:p>
       <w:pPr>
-        <w:ind w:left="340"/>
-      </w:pPr>
-      <w:r>
-        <w:rPr>
-          <w:color w:val="1F3864"/>
-          <w:sz w:val="21"/>
-        </w:rPr>
-        <w:t xml:space="preserve">• </w:t>
-      </w:r>
+        <w:pStyle w:val="ListBullet"/>
+      </w:pPr>
       <w:r>
         <w:rPr>
           <w:b/>
-          <w:sz w:val="21"/>
         </w:rPr>
         <w:t>核心问题</w:t>
       </w:r>
       <w:r>
         <w:rPr>
-          <w:sz w:val="21"/>
+          <w:b w:val="0"/>
         </w:rPr>
         <w:t>：</w:t>
       </w:r>
       <w:r>
         <w:rPr>
           <w:b/>
-          <w:sz w:val="21"/>
         </w:rPr>
         <w:t>我是以「对治烦恼」的心在闻法，还是以「搜集谈资、炫耀见地、评判高低」的心在闻法？</w:t>
       </w:r>
     </w:p>
     <w:p>
       <w:pPr>
-        <w:ind w:left="340"/>
-      </w:pPr>
-      <w:r>
-        <w:rPr>
-          <w:color w:val="1F3864"/>
-          <w:sz w:val="21"/>
-        </w:rPr>
-        <w:t xml:space="preserve">• </w:t>
-      </w:r>
+        <w:pStyle w:val="ListBullet"/>
+      </w:pPr>
       <w:r>
         <w:rPr>
           <w:b/>
-          <w:sz w:val="21"/>
         </w:rPr>
         <w:t>共读原文提要</w:t>
       </w:r>
       <w:r>
         <w:rPr>
-          <w:sz w:val="21"/>
+          <w:b w:val="0"/>
         </w:rPr>
         <w:t>：①第11讲「听闻正法·闻法利益」——由尊师重道的感恩恭敬心，转入佛陀于《增支部》所开示的</w:t>
       </w:r>
       <w:r>
         <w:rPr>
           <w:b/>
-          <w:sz w:val="21"/>
         </w:rPr>
         <w:t>闻法五种利益</w:t>
       </w:r>
       <w:r>
         <w:rPr>
-          <w:sz w:val="21"/>
+          <w:b w:val="0"/>
         </w:rPr>
         <w:t>（闻所未闻／厘清语义／度脱疑惑／正直见解／令心沉静）；②第12讲「闻法心态&amp;闻法规范」——五种利益之详释，及闻法应具足／应远离的</w:t>
       </w:r>
       <w:r>
         <w:rPr>
           <w:b/>
-          <w:sz w:val="21"/>
         </w:rPr>
         <w:t>两组五法</w:t>
       </w:r>
       <w:r>
         <w:rPr>
-          <w:sz w:val="21"/>
+          <w:b w:val="0"/>
         </w:rPr>
         <w:t>（不轻视所说·说者·自己、不散乱、如理作意；远离恶意闻法、责难心、攻击心、嗔心、愚钝），再及法堂法座与闻法礼仪；③《2023大佛寺禅修营06-〈转车经〉4》——以戒清净为背景重述闻法五利益，作衔接引子。</w:t>
       </w:r>
     </w:p>
     <w:p>
       <w:pPr>
-        <w:ind w:left="340"/>
-      </w:pPr>
-      <w:r>
-        <w:rPr>
-          <w:color w:val="1F3864"/>
-          <w:sz w:val="21"/>
-        </w:rPr>
-        <w:t xml:space="preserve">• </w:t>
-      </w:r>
+        <w:pStyle w:val="ListBullet"/>
+      </w:pPr>
       <w:r>
         <w:rPr>
           <w:b/>
-          <w:sz w:val="21"/>
         </w:rPr>
         <w:t>本周作业</w:t>
       </w:r>
       <w:r>
         <w:rPr>
-          <w:sz w:val="21"/>
+          <w:b w:val="0"/>
         </w:rPr>
         <w:t>：在本周内，为自己选定的一段法（一段开示或一段经文），以「如实听下来、先记下不评判」的方式听完一遍，并写下「我这次听出了哪一处过去没听明白的地方」。</w:t>
       </w:r>
     </w:p>
     <w:p>
-      <w:pPr>
-        <w:spacing w:before="160" w:after="80"/>
-      </w:pPr>
-      <w:r>
-        <w:rPr>
-          <w:rFonts w:ascii="Microsoft YaHei" w:hAnsi="Microsoft YaHei" w:eastAsia="Microsoft YaHei"/>
+      <w:r>
+        <w:rPr>
           <w:b/>
           <w:color w:val="1F3864"/>
-          <w:sz w:val="28"/>
+          <w:sz w:val="26"/>
         </w:rPr>
         <w:t>⏱ 时间弹性指南（本讲通用）</w:t>
       </w:r>
@@ -987,7 +958,6 @@
       <w:tblPr>
         <w:tblStyle w:val="TableGrid"/>
         <w:tblW w:type="auto" w:w="0"/>
-        <w:jc w:val="center"/>
         <w:tblLook w:firstColumn="1" w:firstRow="1" w:lastColumn="0" w:lastRow="0" w:noHBand="0" w:noVBand="1" w:val="04A0"/>
       </w:tblPr>
       <w:tblGrid>
@@ -1001,17 +971,20 @@
         <w:tc>
           <w:tcPr>
             <w:tcW w:type="dxa" w:w="1928"/>
-            <w:shd w:val="clear" w:color="auto" w:fill="1F3864"/>
+            <w:shd w:val="clear" w:fill="1F3864"/>
           </w:tcPr>
           <w:p>
-            <w:pPr>
-              <w:spacing w:after="20"/>
-            </w:pPr>
             <w:r>
               <w:rPr>
-                <w:b/>
                 <w:color w:val="FFFFFF"/>
-                <w:sz w:val="19"/>
+                <w:sz w:val="18"/>
+              </w:rPr>
+            </w:r>
+            <w:r>
+              <w:rPr>
+                <w:b w:val="0"/>
+                <w:color w:val="FFFFFF"/>
+                <w:sz w:val="18"/>
               </w:rPr>
               <w:t>分段</w:t>
             </w:r>
@@ -1020,17 +993,20 @@
         <w:tc>
           <w:tcPr>
             <w:tcW w:type="dxa" w:w="1928"/>
-            <w:shd w:val="clear" w:color="auto" w:fill="1F3864"/>
+            <w:shd w:val="clear" w:fill="1F3864"/>
           </w:tcPr>
           <w:p>
-            <w:pPr>
-              <w:spacing w:after="20"/>
-            </w:pPr>
             <w:r>
               <w:rPr>
-                <w:b/>
                 <w:color w:val="FFFFFF"/>
-                <w:sz w:val="19"/>
+                <w:sz w:val="18"/>
+              </w:rPr>
+            </w:r>
+            <w:r>
+              <w:rPr>
+                <w:b w:val="0"/>
+                <w:color w:val="FFFFFF"/>
+                <w:sz w:val="18"/>
               </w:rPr>
               <w:t>标准</w:t>
             </w:r>
@@ -1039,17 +1015,20 @@
         <w:tc>
           <w:tcPr>
             <w:tcW w:type="dxa" w:w="1928"/>
-            <w:shd w:val="clear" w:color="auto" w:fill="1F3864"/>
+            <w:shd w:val="clear" w:fill="1F3864"/>
           </w:tcPr>
           <w:p>
-            <w:pPr>
-              <w:spacing w:after="20"/>
-            </w:pPr>
             <w:r>
               <w:rPr>
-                <w:b/>
                 <w:color w:val="FFFFFF"/>
-                <w:sz w:val="19"/>
+                <w:sz w:val="18"/>
+              </w:rPr>
+            </w:r>
+            <w:r>
+              <w:rPr>
+                <w:b w:val="0"/>
+                <w:color w:val="FFFFFF"/>
+                <w:sz w:val="18"/>
               </w:rPr>
               <w:t>可缩短至</w:t>
             </w:r>
@@ -1058,17 +1037,20 @@
         <w:tc>
           <w:tcPr>
             <w:tcW w:type="dxa" w:w="1928"/>
-            <w:shd w:val="clear" w:color="auto" w:fill="1F3864"/>
+            <w:shd w:val="clear" w:fill="1F3864"/>
           </w:tcPr>
           <w:p>
-            <w:pPr>
-              <w:spacing w:after="20"/>
-            </w:pPr>
             <w:r>
               <w:rPr>
-                <w:b/>
                 <w:color w:val="FFFFFF"/>
-                <w:sz w:val="19"/>
+                <w:sz w:val="18"/>
+              </w:rPr>
+            </w:r>
+            <w:r>
+              <w:rPr>
+                <w:b w:val="0"/>
+                <w:color w:val="FFFFFF"/>
+                <w:sz w:val="18"/>
               </w:rPr>
               <w:t>可延展至</w:t>
             </w:r>
@@ -1077,17 +1059,20 @@
         <w:tc>
           <w:tcPr>
             <w:tcW w:type="dxa" w:w="1928"/>
-            <w:shd w:val="clear" w:color="auto" w:fill="1F3864"/>
+            <w:shd w:val="clear" w:fill="1F3864"/>
           </w:tcPr>
           <w:p>
-            <w:pPr>
-              <w:spacing w:after="20"/>
-            </w:pPr>
             <w:r>
               <w:rPr>
-                <w:b/>
                 <w:color w:val="FFFFFF"/>
-                <w:sz w:val="19"/>
+                <w:sz w:val="18"/>
+              </w:rPr>
+            </w:r>
+            <w:r>
+              <w:rPr>
+                <w:b w:val="0"/>
+                <w:color w:val="FFFFFF"/>
+                <w:sz w:val="18"/>
               </w:rPr>
               <w:t>调整建议</w:t>
             </w:r>
@@ -1100,12 +1085,15 @@
             <w:tcW w:type="dxa" w:w="1928"/>
           </w:tcPr>
           <w:p>
-            <w:pPr>
-              <w:spacing w:after="20"/>
-            </w:pPr>
             <w:r>
               <w:rPr>
-                <w:sz w:val="19"/>
+                <w:sz w:val="18"/>
+              </w:rPr>
+            </w:r>
+            <w:r>
+              <w:rPr>
+                <w:b w:val="0"/>
+                <w:sz w:val="18"/>
               </w:rPr>
               <w:t>静心开场</w:t>
             </w:r>
@@ -1116,12 +1104,15 @@
             <w:tcW w:type="dxa" w:w="1928"/>
           </w:tcPr>
           <w:p>
-            <w:pPr>
-              <w:spacing w:after="20"/>
-            </w:pPr>
             <w:r>
               <w:rPr>
-                <w:sz w:val="19"/>
+                <w:sz w:val="18"/>
+              </w:rPr>
+            </w:r>
+            <w:r>
+              <w:rPr>
+                <w:b w:val="0"/>
+                <w:sz w:val="18"/>
               </w:rPr>
               <w:t>10 min</w:t>
             </w:r>
@@ -1132,12 +1123,15 @@
             <w:tcW w:type="dxa" w:w="1928"/>
           </w:tcPr>
           <w:p>
-            <w:pPr>
-              <w:spacing w:after="20"/>
-            </w:pPr>
             <w:r>
               <w:rPr>
-                <w:sz w:val="19"/>
+                <w:sz w:val="18"/>
+              </w:rPr>
+            </w:r>
+            <w:r>
+              <w:rPr>
+                <w:b w:val="0"/>
+                <w:sz w:val="18"/>
               </w:rPr>
               <w:t>5 min</w:t>
             </w:r>
@@ -1148,12 +1142,15 @@
             <w:tcW w:type="dxa" w:w="1928"/>
           </w:tcPr>
           <w:p>
-            <w:pPr>
-              <w:spacing w:after="20"/>
-            </w:pPr>
             <w:r>
               <w:rPr>
-                <w:sz w:val="19"/>
+                <w:sz w:val="18"/>
+              </w:rPr>
+            </w:r>
+            <w:r>
+              <w:rPr>
+                <w:b w:val="0"/>
+                <w:sz w:val="18"/>
               </w:rPr>
               <w:t>15 min</w:t>
             </w:r>
@@ -1164,12 +1161,15 @@
             <w:tcW w:type="dxa" w:w="1928"/>
           </w:tcPr>
           <w:p>
-            <w:pPr>
-              <w:spacing w:after="20"/>
-            </w:pPr>
             <w:r>
               <w:rPr>
-                <w:sz w:val="19"/>
+                <w:sz w:val="18"/>
+              </w:rPr>
+            </w:r>
+            <w:r>
+              <w:rPr>
+                <w:b w:val="0"/>
+                <w:sz w:val="18"/>
               </w:rPr>
               <w:t>缩短时只保留呼吸＋一句发愿；延展时加慈心随念</w:t>
             </w:r>
@@ -1180,15 +1180,18 @@
         <w:tc>
           <w:tcPr>
             <w:tcW w:type="dxa" w:w="1928"/>
-            <w:shd w:val="clear" w:color="auto" w:fill="F2F2F2"/>
+            <w:shd w:val="clear" w:fill="F2F5FA"/>
           </w:tcPr>
           <w:p>
-            <w:pPr>
-              <w:spacing w:after="20"/>
-            </w:pPr>
             <w:r>
               <w:rPr>
-                <w:sz w:val="19"/>
+                <w:sz w:val="18"/>
+              </w:rPr>
+            </w:r>
+            <w:r>
+              <w:rPr>
+                <w:b w:val="0"/>
+                <w:sz w:val="18"/>
               </w:rPr>
               <w:t>共读原文</w:t>
             </w:r>
@@ -1197,15 +1200,18 @@
         <w:tc>
           <w:tcPr>
             <w:tcW w:type="dxa" w:w="1928"/>
-            <w:shd w:val="clear" w:color="auto" w:fill="F2F2F2"/>
+            <w:shd w:val="clear" w:fill="F2F5FA"/>
           </w:tcPr>
           <w:p>
-            <w:pPr>
-              <w:spacing w:after="20"/>
-            </w:pPr>
             <w:r>
               <w:rPr>
-                <w:sz w:val="19"/>
+                <w:sz w:val="18"/>
+              </w:rPr>
+            </w:r>
+            <w:r>
+              <w:rPr>
+                <w:b w:val="0"/>
+                <w:sz w:val="18"/>
               </w:rPr>
               <w:t>25 min</w:t>
             </w:r>
@@ -1214,15 +1220,18 @@
         <w:tc>
           <w:tcPr>
             <w:tcW w:type="dxa" w:w="1928"/>
-            <w:shd w:val="clear" w:color="auto" w:fill="F2F2F2"/>
+            <w:shd w:val="clear" w:fill="F2F5FA"/>
           </w:tcPr>
           <w:p>
-            <w:pPr>
-              <w:spacing w:after="20"/>
-            </w:pPr>
             <w:r>
               <w:rPr>
-                <w:sz w:val="19"/>
+                <w:sz w:val="18"/>
+              </w:rPr>
+            </w:r>
+            <w:r>
+              <w:rPr>
+                <w:b w:val="0"/>
+                <w:sz w:val="18"/>
               </w:rPr>
               <w:t>20 min</w:t>
             </w:r>
@@ -1231,15 +1240,18 @@
         <w:tc>
           <w:tcPr>
             <w:tcW w:type="dxa" w:w="1928"/>
-            <w:shd w:val="clear" w:color="auto" w:fill="F2F2F2"/>
+            <w:shd w:val="clear" w:fill="F2F5FA"/>
           </w:tcPr>
           <w:p>
-            <w:pPr>
-              <w:spacing w:after="20"/>
-            </w:pPr>
             <w:r>
               <w:rPr>
-                <w:sz w:val="19"/>
+                <w:sz w:val="18"/>
+              </w:rPr>
+            </w:r>
+            <w:r>
+              <w:rPr>
+                <w:b w:val="0"/>
+                <w:sz w:val="18"/>
               </w:rPr>
               <w:t>40 min</w:t>
             </w:r>
@@ -1248,15 +1260,18 @@
         <w:tc>
           <w:tcPr>
             <w:tcW w:type="dxa" w:w="1928"/>
-            <w:shd w:val="clear" w:color="auto" w:fill="F2F2F2"/>
+            <w:shd w:val="clear" w:fill="F2F5FA"/>
           </w:tcPr>
           <w:p>
-            <w:pPr>
-              <w:spacing w:after="20"/>
-            </w:pPr>
             <w:r>
               <w:rPr>
-                <w:sz w:val="19"/>
+                <w:sz w:val="18"/>
+              </w:rPr>
+            </w:r>
+            <w:r>
+              <w:rPr>
+                <w:b w:val="0"/>
+                <w:sz w:val="18"/>
               </w:rPr>
               <w:t>必读材料①后半＋材料②两组五法；材料③视时间择要</w:t>
             </w:r>
@@ -1269,12 +1284,15 @@
             <w:tcW w:type="dxa" w:w="1928"/>
           </w:tcPr>
           <w:p>
-            <w:pPr>
-              <w:spacing w:after="20"/>
-            </w:pPr>
             <w:r>
               <w:rPr>
-                <w:sz w:val="19"/>
+                <w:sz w:val="18"/>
+              </w:rPr>
+            </w:r>
+            <w:r>
+              <w:rPr>
+                <w:b w:val="0"/>
+                <w:sz w:val="18"/>
               </w:rPr>
               <w:t>第一轮分享</w:t>
             </w:r>
@@ -1285,12 +1303,15 @@
             <w:tcW w:type="dxa" w:w="1928"/>
           </w:tcPr>
           <w:p>
-            <w:pPr>
-              <w:spacing w:after="20"/>
-            </w:pPr>
             <w:r>
               <w:rPr>
-                <w:sz w:val="19"/>
+                <w:sz w:val="18"/>
+              </w:rPr>
+            </w:r>
+            <w:r>
+              <w:rPr>
+                <w:b w:val="0"/>
+                <w:sz w:val="18"/>
               </w:rPr>
               <w:t>20 min</w:t>
             </w:r>
@@ -1301,12 +1322,15 @@
             <w:tcW w:type="dxa" w:w="1928"/>
           </w:tcPr>
           <w:p>
-            <w:pPr>
-              <w:spacing w:after="20"/>
-            </w:pPr>
             <w:r>
               <w:rPr>
-                <w:sz w:val="19"/>
+                <w:sz w:val="18"/>
+              </w:rPr>
+            </w:r>
+            <w:r>
+              <w:rPr>
+                <w:b w:val="0"/>
+                <w:sz w:val="18"/>
               </w:rPr>
               <w:t>15 min</w:t>
             </w:r>
@@ -1317,12 +1341,15 @@
             <w:tcW w:type="dxa" w:w="1928"/>
           </w:tcPr>
           <w:p>
-            <w:pPr>
-              <w:spacing w:after="20"/>
-            </w:pPr>
             <w:r>
               <w:rPr>
-                <w:sz w:val="19"/>
+                <w:sz w:val="18"/>
+              </w:rPr>
+            </w:r>
+            <w:r>
+              <w:rPr>
+                <w:b w:val="0"/>
+                <w:sz w:val="18"/>
               </w:rPr>
               <w:t>35 min</w:t>
             </w:r>
@@ -1333,12 +1360,15 @@
             <w:tcW w:type="dxa" w:w="1928"/>
           </w:tcPr>
           <w:p>
-            <w:pPr>
-              <w:spacing w:after="20"/>
-            </w:pPr>
             <w:r>
               <w:rPr>
-                <w:sz w:val="19"/>
+                <w:sz w:val="18"/>
+              </w:rPr>
+            </w:r>
+            <w:r>
+              <w:rPr>
+                <w:b w:val="0"/>
+                <w:sz w:val="18"/>
               </w:rPr>
               <w:t>限人限时；时间不足时改为两两对谈</w:t>
             </w:r>
@@ -1349,15 +1379,18 @@
         <w:tc>
           <w:tcPr>
             <w:tcW w:type="dxa" w:w="1928"/>
-            <w:shd w:val="clear" w:color="auto" w:fill="F2F2F2"/>
+            <w:shd w:val="clear" w:fill="F2F5FA"/>
           </w:tcPr>
           <w:p>
-            <w:pPr>
-              <w:spacing w:after="20"/>
-            </w:pPr>
             <w:r>
               <w:rPr>
-                <w:sz w:val="19"/>
+                <w:sz w:val="18"/>
+              </w:rPr>
+            </w:r>
+            <w:r>
+              <w:rPr>
+                <w:b w:val="0"/>
+                <w:sz w:val="18"/>
               </w:rPr>
               <w:t>主题讨论</w:t>
             </w:r>
@@ -1366,15 +1399,18 @@
         <w:tc>
           <w:tcPr>
             <w:tcW w:type="dxa" w:w="1928"/>
-            <w:shd w:val="clear" w:color="auto" w:fill="F2F2F2"/>
+            <w:shd w:val="clear" w:fill="F2F5FA"/>
           </w:tcPr>
           <w:p>
-            <w:pPr>
-              <w:spacing w:after="20"/>
-            </w:pPr>
             <w:r>
               <w:rPr>
-                <w:sz w:val="19"/>
+                <w:sz w:val="18"/>
+              </w:rPr>
+            </w:r>
+            <w:r>
+              <w:rPr>
+                <w:b w:val="0"/>
+                <w:sz w:val="18"/>
               </w:rPr>
               <w:t>35 min</w:t>
             </w:r>
@@ -1383,15 +1419,18 @@
         <w:tc>
           <w:tcPr>
             <w:tcW w:type="dxa" w:w="1928"/>
-            <w:shd w:val="clear" w:color="auto" w:fill="F2F2F2"/>
+            <w:shd w:val="clear" w:fill="F2F5FA"/>
           </w:tcPr>
           <w:p>
-            <w:pPr>
-              <w:spacing w:after="20"/>
-            </w:pPr>
             <w:r>
               <w:rPr>
-                <w:sz w:val="19"/>
+                <w:sz w:val="18"/>
+              </w:rPr>
+            </w:r>
+            <w:r>
+              <w:rPr>
+                <w:b w:val="0"/>
+                <w:sz w:val="18"/>
               </w:rPr>
               <w:t>20 min</w:t>
             </w:r>
@@ -1400,15 +1439,18 @@
         <w:tc>
           <w:tcPr>
             <w:tcW w:type="dxa" w:w="1928"/>
-            <w:shd w:val="clear" w:color="auto" w:fill="F2F2F2"/>
+            <w:shd w:val="clear" w:fill="F2F5FA"/>
           </w:tcPr>
           <w:p>
-            <w:pPr>
-              <w:spacing w:after="20"/>
-            </w:pPr>
             <w:r>
               <w:rPr>
-                <w:sz w:val="19"/>
+                <w:sz w:val="18"/>
+              </w:rPr>
+            </w:r>
+            <w:r>
+              <w:rPr>
+                <w:b w:val="0"/>
+                <w:sz w:val="18"/>
               </w:rPr>
               <w:t>45 min</w:t>
             </w:r>
@@ -1417,15 +1459,18 @@
         <w:tc>
           <w:tcPr>
             <w:tcW w:type="dxa" w:w="1928"/>
-            <w:shd w:val="clear" w:color="auto" w:fill="F2F2F2"/>
+            <w:shd w:val="clear" w:fill="F2F5FA"/>
           </w:tcPr>
           <w:p>
-            <w:pPr>
-              <w:spacing w:after="20"/>
-            </w:pPr>
             <w:r>
               <w:rPr>
-                <w:sz w:val="19"/>
+                <w:sz w:val="18"/>
+              </w:rPr>
+            </w:r>
+            <w:r>
+              <w:rPr>
+                <w:b w:val="0"/>
+                <w:sz w:val="18"/>
               </w:rPr>
               <w:t>保 1、3 问，第 2 问可留作业</w:t>
             </w:r>
@@ -1438,12 +1483,15 @@
             <w:tcW w:type="dxa" w:w="1928"/>
           </w:tcPr>
           <w:p>
-            <w:pPr>
-              <w:spacing w:after="20"/>
-            </w:pPr>
             <w:r>
               <w:rPr>
-                <w:sz w:val="19"/>
+                <w:sz w:val="18"/>
+              </w:rPr>
+            </w:r>
+            <w:r>
+              <w:rPr>
+                <w:b w:val="0"/>
+                <w:sz w:val="18"/>
               </w:rPr>
               <w:t>禅修练习</w:t>
             </w:r>
@@ -1454,12 +1502,15 @@
             <w:tcW w:type="dxa" w:w="1928"/>
           </w:tcPr>
           <w:p>
-            <w:pPr>
-              <w:spacing w:after="20"/>
-            </w:pPr>
             <w:r>
               <w:rPr>
-                <w:sz w:val="19"/>
+                <w:sz w:val="18"/>
+              </w:rPr>
+            </w:r>
+            <w:r>
+              <w:rPr>
+                <w:b w:val="0"/>
+                <w:sz w:val="18"/>
               </w:rPr>
               <w:t>15 min</w:t>
             </w:r>
@@ -1470,12 +1521,15 @@
             <w:tcW w:type="dxa" w:w="1928"/>
           </w:tcPr>
           <w:p>
-            <w:pPr>
-              <w:spacing w:after="20"/>
-            </w:pPr>
             <w:r>
               <w:rPr>
-                <w:sz w:val="19"/>
+                <w:sz w:val="18"/>
+              </w:rPr>
+            </w:r>
+            <w:r>
+              <w:rPr>
+                <w:b w:val="0"/>
+                <w:sz w:val="18"/>
               </w:rPr>
               <w:t>8 min</w:t>
             </w:r>
@@ -1486,12 +1540,15 @@
             <w:tcW w:type="dxa" w:w="1928"/>
           </w:tcPr>
           <w:p>
-            <w:pPr>
-              <w:spacing w:after="20"/>
-            </w:pPr>
             <w:r>
               <w:rPr>
-                <w:sz w:val="19"/>
+                <w:sz w:val="18"/>
+              </w:rPr>
+            </w:r>
+            <w:r>
+              <w:rPr>
+                <w:b w:val="0"/>
+                <w:sz w:val="18"/>
               </w:rPr>
               <w:t>20 min</w:t>
             </w:r>
@@ -1502,12 +1559,15 @@
             <w:tcW w:type="dxa" w:w="1928"/>
           </w:tcPr>
           <w:p>
-            <w:pPr>
-              <w:spacing w:after="20"/>
-            </w:pPr>
             <w:r>
               <w:rPr>
-                <w:sz w:val="19"/>
+                <w:sz w:val="18"/>
+              </w:rPr>
+            </w:r>
+            <w:r>
+              <w:rPr>
+                <w:b w:val="0"/>
+                <w:sz w:val="18"/>
               </w:rPr>
               <w:t>缩短为引导＋静默；延展加静坐</w:t>
             </w:r>
@@ -1518,15 +1578,18 @@
         <w:tc>
           <w:tcPr>
             <w:tcW w:type="dxa" w:w="1928"/>
-            <w:shd w:val="clear" w:color="auto" w:fill="F2F2F2"/>
+            <w:shd w:val="clear" w:fill="F2F5FA"/>
           </w:tcPr>
           <w:p>
-            <w:pPr>
-              <w:spacing w:after="20"/>
-            </w:pPr>
             <w:r>
               <w:rPr>
-                <w:sz w:val="19"/>
+                <w:sz w:val="18"/>
+              </w:rPr>
+            </w:r>
+            <w:r>
+              <w:rPr>
+                <w:b w:val="0"/>
+                <w:sz w:val="18"/>
               </w:rPr>
               <w:t>收尾与回向</w:t>
             </w:r>
@@ -1535,15 +1598,18 @@
         <w:tc>
           <w:tcPr>
             <w:tcW w:type="dxa" w:w="1928"/>
-            <w:shd w:val="clear" w:color="auto" w:fill="F2F2F2"/>
+            <w:shd w:val="clear" w:fill="F2F5FA"/>
           </w:tcPr>
           <w:p>
-            <w:pPr>
-              <w:spacing w:after="20"/>
-            </w:pPr>
             <w:r>
               <w:rPr>
-                <w:sz w:val="19"/>
+                <w:sz w:val="18"/>
+              </w:rPr>
+            </w:r>
+            <w:r>
+              <w:rPr>
+                <w:b w:val="0"/>
+                <w:sz w:val="18"/>
               </w:rPr>
               <w:t>15 min</w:t>
             </w:r>
@@ -1552,15 +1618,18 @@
         <w:tc>
           <w:tcPr>
             <w:tcW w:type="dxa" w:w="1928"/>
-            <w:shd w:val="clear" w:color="auto" w:fill="F2F2F2"/>
+            <w:shd w:val="clear" w:fill="F2F5FA"/>
           </w:tcPr>
           <w:p>
-            <w:pPr>
-              <w:spacing w:after="20"/>
-            </w:pPr>
             <w:r>
               <w:rPr>
-                <w:sz w:val="19"/>
+                <w:sz w:val="18"/>
+              </w:rPr>
+            </w:r>
+            <w:r>
+              <w:rPr>
+                <w:b w:val="0"/>
+                <w:sz w:val="18"/>
               </w:rPr>
               <w:t>12 min</w:t>
             </w:r>
@@ -1569,15 +1638,18 @@
         <w:tc>
           <w:tcPr>
             <w:tcW w:type="dxa" w:w="1928"/>
-            <w:shd w:val="clear" w:color="auto" w:fill="F2F2F2"/>
+            <w:shd w:val="clear" w:fill="F2F5FA"/>
           </w:tcPr>
           <w:p>
-            <w:pPr>
-              <w:spacing w:after="20"/>
-            </w:pPr>
             <w:r>
               <w:rPr>
-                <w:sz w:val="19"/>
+                <w:sz w:val="18"/>
+              </w:rPr>
+            </w:r>
+            <w:r>
+              <w:rPr>
+                <w:b w:val="0"/>
+                <w:sz w:val="18"/>
               </w:rPr>
               <w:t>25 min</w:t>
             </w:r>
@@ -1586,15 +1658,18 @@
         <w:tc>
           <w:tcPr>
             <w:tcW w:type="dxa" w:w="1928"/>
-            <w:shd w:val="clear" w:color="auto" w:fill="F2F2F2"/>
+            <w:shd w:val="clear" w:fill="F2F5FA"/>
           </w:tcPr>
           <w:p>
-            <w:pPr>
-              <w:spacing w:after="20"/>
-            </w:pPr>
             <w:r>
               <w:rPr>
-                <w:sz w:val="19"/>
+                <w:sz w:val="18"/>
+              </w:rPr>
+            </w:r>
+            <w:r>
+              <w:rPr>
+                <w:b w:val="0"/>
+                <w:sz w:val="18"/>
               </w:rPr>
               <w:t>回向词四句不可省</w:t>
             </w:r>
@@ -1603,15 +1678,11 @@
       </w:tr>
     </w:tbl>
     <w:p>
-      <w:pPr>
-        <w:spacing w:before="160" w:after="80"/>
-      </w:pPr>
-      <w:r>
-        <w:rPr>
-          <w:rFonts w:ascii="Microsoft YaHei" w:hAnsi="Microsoft YaHei" w:eastAsia="Microsoft YaHei"/>
+      <w:r>
+        <w:rPr>
           <w:b/>
           <w:color w:val="1F3864"/>
-          <w:sz w:val="28"/>
+          <w:sz w:val="26"/>
         </w:rPr>
         <w:t>🧘 静心开场（10 min）</w:t>
       </w:r>
@@ -1620,282 +1691,274 @@
       <w:r>
         <w:rPr>
           <w:b/>
-          <w:sz w:val="21"/>
         </w:rPr>
         <w:t>主持人引导语（照读即可）：</w:t>
       </w:r>
     </w:p>
     <w:p>
       <w:pPr>
-        <w:spacing w:before="40" w:after="80"/>
-        <w:ind w:left="283"/>
-        <w:shd w:val="clear" w:color="auto" w:fill="EEF2F8"/>
+        <w:ind w:left="170"/>
         <w:pBdr>
-          <w:left w:val="single" w:sz="20" w:space="6" w:color="1F3864"/>
+          <w:left w:val="single" w:sz="18" w:space="4" w:color="1F3864"/>
         </w:pBdr>
-      </w:pPr>
-      <w:r>
-        <w:rPr>
-          <w:sz w:val="20"/>
+        <w:shd w:val="clear" w:fill="F2F5FA"/>
+      </w:pPr>
+      <w:r>
+        <w:rPr>
+          <w:b w:val="0"/>
         </w:rPr>
         <w:t>各位贤友，我们先把身体安顿好。请把坐姿调到舒服而端正——脊背自然挺直，肩膀放松，双手轻轻放在腿上。</w:t>
       </w:r>
     </w:p>
     <w:p>
       <w:pPr>
-        <w:spacing w:before="40" w:after="80"/>
-        <w:ind w:left="283"/>
-        <w:shd w:val="clear" w:color="auto" w:fill="EEF2F8"/>
+        <w:ind w:left="170"/>
         <w:pBdr>
-          <w:left w:val="single" w:sz="20" w:space="6" w:color="1F3864"/>
+          <w:left w:val="single" w:sz="18" w:space="4" w:color="1F3864"/>
         </w:pBdr>
-      </w:pPr>
-      <w:r>
-        <w:rPr>
-          <w:sz w:val="20"/>
+        <w:shd w:val="clear" w:fill="F2F5FA"/>
+      </w:pPr>
+      <w:r>
+        <w:rPr>
+          <w:b w:val="0"/>
         </w:rPr>
         <w:t>轻轻闭上眼睛，或者垂视前方一米处。</w:t>
       </w:r>
     </w:p>
     <w:p>
       <w:pPr>
-        <w:spacing w:before="40" w:after="80"/>
-        <w:ind w:left="283"/>
-        <w:shd w:val="clear" w:color="auto" w:fill="EEF2F8"/>
+        <w:ind w:left="170"/>
         <w:pBdr>
-          <w:left w:val="single" w:sz="20" w:space="6" w:color="1F3864"/>
+          <w:left w:val="single" w:sz="18" w:space="4" w:color="1F3864"/>
         </w:pBdr>
-      </w:pPr>
-      <w:r>
-        <w:rPr>
-          <w:sz w:val="20"/>
-        </w:rPr>
-        <w:t>我们一起来礼敬佛陀： 南无达萨 巴嘎瓦多 阿拉哈多 三藐三菩陀。（Namo Tassa Bhagavato Arahato Sammāsambuddhassa.）</w:t>
-      </w:r>
-    </w:p>
-    <w:p>
-      <w:pPr>
-        <w:spacing w:before="40" w:after="80"/>
-        <w:ind w:left="283"/>
-        <w:shd w:val="clear" w:color="auto" w:fill="EEF2F8"/>
+        <w:shd w:val="clear" w:fill="F2F5FA"/>
+      </w:pPr>
+      <w:r>
+        <w:rPr>
+          <w:b w:val="0"/>
+        </w:rPr>
+        <w:t>我们一起来礼敬佛陀：</w:t>
+      </w:r>
+    </w:p>
+    <w:p>
+      <w:pPr>
+        <w:ind w:left="170"/>
         <w:pBdr>
-          <w:left w:val="single" w:sz="20" w:space="6" w:color="1F3864"/>
+          <w:left w:val="single" w:sz="18" w:space="4" w:color="1F3864"/>
         </w:pBdr>
-      </w:pPr>
-      <w:r>
-        <w:rPr>
-          <w:sz w:val="20"/>
+        <w:shd w:val="clear" w:fill="F2F5FA"/>
+      </w:pPr>
+      <w:r>
+        <w:rPr>
+          <w:b w:val="0"/>
+        </w:rPr>
+        <w:t>南无达萨 巴嘎瓦多 阿拉哈多 三藐三菩陀。（Namo Tassa Bhagavato Arahato Sammāsambuddhassa.）</w:t>
+      </w:r>
+    </w:p>
+    <w:p>
+      <w:pPr>
+        <w:ind w:left="170"/>
+        <w:pBdr>
+          <w:left w:val="single" w:sz="18" w:space="4" w:color="1F3864"/>
+        </w:pBdr>
+        <w:shd w:val="clear" w:fill="F2F5FA"/>
+      </w:pPr>
+      <w:r>
+        <w:rPr>
+          <w:b w:val="0"/>
         </w:rPr>
         <w:t>把注意力放到呼吸上。吸气，知道自己在吸气；呼气，知道自己在呼气。不用刻意深呼吸，只是如实知道。</w:t>
       </w:r>
     </w:p>
     <w:p>
       <w:pPr>
-        <w:spacing w:before="40" w:after="80"/>
-        <w:ind w:left="283"/>
-        <w:shd w:val="clear" w:color="auto" w:fill="EEF2F8"/>
+        <w:ind w:left="170"/>
         <w:pBdr>
-          <w:left w:val="single" w:sz="20" w:space="6" w:color="1F3864"/>
+          <w:left w:val="single" w:sz="18" w:space="4" w:color="1F3864"/>
         </w:pBdr>
-      </w:pPr>
-      <w:r>
-        <w:rPr>
-          <w:sz w:val="20"/>
+        <w:shd w:val="clear" w:fill="F2F5FA"/>
+      </w:pPr>
+      <w:r>
+        <w:rPr>
+          <w:b w:val="0"/>
         </w:rPr>
         <w:t>如果刚才赶路、心里还挂着事情，也不要紧——那些念头来了，知道它来了；走了，知道它走了。我们只是回到这一口呼吸。</w:t>
       </w:r>
     </w:p>
     <w:p>
       <w:pPr>
-        <w:spacing w:before="40" w:after="80"/>
-        <w:ind w:left="283"/>
-        <w:shd w:val="clear" w:color="auto" w:fill="EEF2F8"/>
+        <w:ind w:left="170"/>
         <w:pBdr>
-          <w:left w:val="single" w:sz="20" w:space="6" w:color="1F3864"/>
+          <w:left w:val="single" w:sz="18" w:space="4" w:color="1F3864"/>
         </w:pBdr>
-      </w:pPr>
-      <w:r>
-        <w:rPr>
-          <w:sz w:val="20"/>
+        <w:shd w:val="clear" w:fill="F2F5FA"/>
+      </w:pPr>
+      <w:r>
+        <w:rPr>
+          <w:b w:val="0"/>
         </w:rPr>
         <w:t>（静默约 3 分钟）</w:t>
       </w:r>
     </w:p>
     <w:p>
       <w:pPr>
-        <w:spacing w:before="40" w:after="80"/>
-        <w:ind w:left="283"/>
-        <w:shd w:val="clear" w:color="auto" w:fill="EEF2F8"/>
+        <w:ind w:left="170"/>
         <w:pBdr>
-          <w:left w:val="single" w:sz="20" w:space="6" w:color="1F3864"/>
+          <w:left w:val="single" w:sz="18" w:space="4" w:color="1F3864"/>
         </w:pBdr>
-      </w:pPr>
-      <w:r>
-        <w:rPr>
-          <w:sz w:val="20"/>
+        <w:shd w:val="clear" w:fill="F2F5FA"/>
+      </w:pPr>
+      <w:r>
+        <w:rPr>
+          <w:b w:val="0"/>
         </w:rPr>
         <w:t>现在，在心里轻轻生起一个愿望：</w:t>
       </w:r>
       <w:r>
         <w:rPr>
           <w:b/>
-          <w:sz w:val="20"/>
         </w:rPr>
         <w:t>愿我此心开放、中正，像一只空杯，来承接将要听闻的法。</w:t>
       </w:r>
       <w:r>
         <w:rPr>
-          <w:sz w:val="20"/>
+          <w:b w:val="0"/>
         </w:rPr>
         <w:t xml:space="preserve"> 不急着评判，不急着反驳，只是先如实地听。</w:t>
       </w:r>
     </w:p>
     <w:p>
       <w:pPr>
-        <w:spacing w:before="40" w:after="80"/>
-        <w:ind w:left="283"/>
-        <w:shd w:val="clear" w:color="auto" w:fill="EEF2F8"/>
+        <w:ind w:left="170"/>
         <w:pBdr>
-          <w:left w:val="single" w:sz="20" w:space="6" w:color="1F3864"/>
+          <w:left w:val="single" w:sz="18" w:space="4" w:color="1F3864"/>
         </w:pBdr>
-      </w:pPr>
-      <w:r>
-        <w:rPr>
-          <w:sz w:val="20"/>
+        <w:shd w:val="clear" w:fill="F2F5FA"/>
+      </w:pPr>
+      <w:r>
+        <w:rPr>
+          <w:b w:val="0"/>
         </w:rPr>
         <w:t>好，慢慢睁开眼睛。我们这一周的共读，就从这里开始。</w:t>
       </w:r>
     </w:p>
     <w:p>
       <w:pPr>
-        <w:spacing w:before="40" w:after="80"/>
-        <w:ind w:left="283"/>
-        <w:shd w:val="clear" w:color="auto" w:fill="EEF2F8"/>
+        <w:ind w:left="170"/>
         <w:pBdr>
-          <w:left w:val="single" w:sz="20" w:space="6" w:color="1F3864"/>
+          <w:left w:val="single" w:sz="18" w:space="4" w:color="1F3864"/>
         </w:pBdr>
-      </w:pPr>
-      <w:r>
-        <w:rPr>
-          <w:sz w:val="20"/>
+        <w:shd w:val="clear" w:fill="F2F5FA"/>
+      </w:pPr>
+      <w:r>
+        <w:rPr>
+          <w:b w:val="0"/>
         </w:rPr>
         <w:t xml:space="preserve">💬 </w:t>
       </w:r>
       <w:r>
         <w:rPr>
           <w:b/>
-          <w:sz w:val="20"/>
         </w:rPr>
         <w:t>破冰｜3–5分钟</w:t>
       </w:r>
       <w:r>
         <w:rPr>
-          <w:sz w:val="20"/>
+          <w:b w:val="0"/>
         </w:rPr>
         <w:t>：说说看：这一周，你听进去、并真的用上的一句法是什么？</w:t>
       </w:r>
     </w:p>
     <w:p>
       <w:pPr>
-        <w:spacing w:before="40" w:after="80"/>
-        <w:ind w:left="283"/>
-        <w:shd w:val="clear" w:color="auto" w:fill="EEF2F8"/>
+        <w:ind w:left="170"/>
         <w:pBdr>
-          <w:left w:val="single" w:sz="20" w:space="6" w:color="1F3864"/>
+          <w:left w:val="single" w:sz="18" w:space="4" w:color="1F3864"/>
         </w:pBdr>
-      </w:pPr>
-      <w:r>
-        <w:rPr>
-          <w:sz w:val="20"/>
+        <w:shd w:val="clear" w:fill="F2F5FA"/>
+      </w:pPr>
+      <w:r>
+        <w:rPr>
+          <w:b w:val="0"/>
         </w:rPr>
         <w:t xml:space="preserve">🛡️ </w:t>
       </w:r>
       <w:r>
         <w:rPr>
           <w:b/>
-          <w:sz w:val="20"/>
         </w:rPr>
         <w:t>心理安全三约定</w:t>
       </w:r>
       <w:r>
         <w:rPr>
-          <w:sz w:val="20"/>
+          <w:b w:val="0"/>
         </w:rPr>
         <w:t xml:space="preserve">（每次开场在心里过一遍）：① </w:t>
       </w:r>
       <w:r>
         <w:rPr>
           <w:b/>
-          <w:sz w:val="20"/>
         </w:rPr>
         <w:t>保密</w:t>
       </w:r>
       <w:r>
         <w:rPr>
-          <w:sz w:val="20"/>
+          <w:b w:val="0"/>
         </w:rPr>
         <w:t xml:space="preserve">——这里说的话不出这间屋子；② </w:t>
       </w:r>
       <w:r>
         <w:rPr>
           <w:b/>
-          <w:sz w:val="20"/>
         </w:rPr>
         <w:t>不评判</w:t>
       </w:r>
       <w:r>
         <w:rPr>
-          <w:sz w:val="20"/>
+          <w:b w:val="0"/>
         </w:rPr>
         <w:t xml:space="preserve">——不评价任何人的分享，也不急着评价自己；③ </w:t>
       </w:r>
       <w:r>
         <w:rPr>
           <w:b/>
-          <w:sz w:val="20"/>
         </w:rPr>
         <w:t>可随时暂停</w:t>
       </w:r>
       <w:r>
         <w:rPr>
-          <w:sz w:val="20"/>
+          <w:b w:val="0"/>
         </w:rPr>
         <w:t>——任何时候觉得不舒服，都可以停下来休息、喝水或离开，不需要解释。</w:t>
       </w:r>
     </w:p>
     <w:p>
-      <w:pPr>
-        <w:spacing w:before="160" w:after="80"/>
-      </w:pPr>
-      <w:r>
-        <w:rPr>
-          <w:rFonts w:ascii="Microsoft YaHei" w:hAnsi="Microsoft YaHei" w:eastAsia="Microsoft YaHei"/>
+      <w:r>
+        <w:rPr>
           <w:b/>
           <w:color w:val="1F3864"/>
-          <w:sz w:val="28"/>
+          <w:sz w:val="26"/>
         </w:rPr>
         <w:t>📖 共读原文（25 min）</w:t>
       </w:r>
     </w:p>
     <w:p>
       <w:pPr>
-        <w:spacing w:before="40" w:after="80"/>
-        <w:ind w:left="283"/>
-        <w:shd w:val="clear" w:color="auto" w:fill="EEF2F8"/>
+        <w:ind w:left="170"/>
         <w:pBdr>
-          <w:left w:val="single" w:sz="20" w:space="6" w:color="1F3864"/>
+          <w:left w:val="single" w:sz="18" w:space="4" w:color="1F3864"/>
         </w:pBdr>
+        <w:shd w:val="clear" w:fill="F2F5FA"/>
       </w:pPr>
       <w:r>
         <w:rPr>
           <w:b/>
-          <w:sz w:val="20"/>
         </w:rPr>
         <w:t>【本周朗读段 · 开始】</w:t>
       </w:r>
       <w:r>
         <w:rPr>
-          <w:sz w:val="20"/>
+          <w:b w:val="0"/>
         </w:rPr>
         <w:t>（本段约 3572 字，供中等稍慢朗读，约 20 分钟；其余为默读／选读／延伸内容）</w:t>
       </w:r>
@@ -1903,7 +1966,7 @@
     <w:p>
       <w:r>
         <w:rPr>
-          <w:sz w:val="21"/>
+          <w:b w:val="0"/>
         </w:rPr>
         <w:t>（说明：以下 3 条均为音声材料，逐字照录自录音转写，标题后加「（依据录音转写整理，已校对明显同音错字）」并保留时间码。文中口语、语气词与明显同音字按转写原文保留，朗读时按义读正即可；转写缺口均如实注明，未作虚构补足。本讲按主题选取相关段落，略去非本周主题的承事、缘起、回向等段，详见各条「主持人操作」。）</w:t>
       </w:r>
@@ -1912,1034 +1975,933 @@
       <w:r>
         <w:rPr>
           <w:b/>
-          <w:sz w:val="21"/>
         </w:rPr>
         <w:t>材料①</w:t>
       </w:r>
       <w:r>
         <w:rPr>
-          <w:sz w:val="21"/>
+          <w:b w:val="0"/>
         </w:rPr>
         <w:t xml:space="preserve"> ★核心《第11讲-四预流支8-听闻正法-闻法利益》（音声）</w:t>
       </w:r>
     </w:p>
     <w:p>
       <w:pPr>
-        <w:ind w:left="340"/>
-      </w:pPr>
-      <w:r>
-        <w:rPr>
-          <w:color w:val="1F3864"/>
-          <w:sz w:val="21"/>
-        </w:rPr>
-        <w:t xml:space="preserve">• </w:t>
-      </w:r>
-      <w:r>
-        <w:rPr>
-          <w:sz w:val="21"/>
+        <w:pStyle w:val="ListBullet"/>
+      </w:pPr>
+      <w:r>
+        <w:rPr>
+          <w:b w:val="0"/>
         </w:rPr>
         <w:t>文件类型：音声（录音转写）</w:t>
       </w:r>
     </w:p>
     <w:p>
       <w:pPr>
-        <w:ind w:left="340"/>
-      </w:pPr>
-      <w:r>
-        <w:rPr>
-          <w:color w:val="1F3864"/>
-          <w:sz w:val="21"/>
-        </w:rPr>
-        <w:t xml:space="preserve">• </w:t>
-      </w:r>
-      <w:r>
-        <w:rPr>
-          <w:sz w:val="21"/>
+        <w:pStyle w:val="ListBullet"/>
+      </w:pPr>
+      <w:r>
+        <w:rPr>
+          <w:b w:val="0"/>
         </w:rPr>
         <w:t>知识库出处：古源尊者开示及上座部佛教资料</w:t>
       </w:r>
     </w:p>
     <w:p>
       <w:pPr>
-        <w:ind w:left="340"/>
-      </w:pPr>
-      <w:r>
-        <w:rPr>
-          <w:color w:val="1F3864"/>
-          <w:sz w:val="21"/>
-        </w:rPr>
-        <w:t xml:space="preserve">• </w:t>
-      </w:r>
-      <w:r>
-        <w:rPr>
-          <w:sz w:val="21"/>
-        </w:rPr>
-        <w:t>media_id：`soundrecording_d0dd1c0cd17209afe241ece24bf6b7b4_144d29e1459284174a8ba6a7569060c47439961422831605`</w:t>
-      </w:r>
-    </w:p>
-    <w:p>
-      <w:pPr>
-        <w:ind w:left="340"/>
-      </w:pPr>
-      <w:r>
-        <w:rPr>
-          <w:color w:val="1F3864"/>
-          <w:sz w:val="21"/>
-        </w:rPr>
-        <w:t xml:space="preserve">• </w:t>
-      </w:r>
-      <w:r>
-        <w:rPr>
-          <w:sz w:val="21"/>
+        <w:pStyle w:val="ListBullet"/>
+      </w:pPr>
+      <w:r>
+        <w:rPr>
+          <w:b w:val="0"/>
+        </w:rPr>
+        <w:t>media_id：soundrecording_d0dd1c0cd17209afe241ece24bf6b7b4_144d29e1459284174a8ba6a7569060c47439961422831605</w:t>
+      </w:r>
+    </w:p>
+    <w:p>
+      <w:pPr>
+        <w:pStyle w:val="ListBullet"/>
+      </w:pPr>
+      <w:r>
+        <w:rPr>
+          <w:b w:val="0"/>
         </w:rPr>
         <w:t>打开方式：ima知识库搜索「第11讲 四预流支8 听闻正法 闻法利益」</w:t>
       </w:r>
     </w:p>
     <w:p>
       <w:pPr>
-        <w:ind w:left="340"/>
-      </w:pPr>
-      <w:r>
-        <w:rPr>
-          <w:color w:val="1F3864"/>
-          <w:sz w:val="21"/>
-        </w:rPr>
-        <w:t xml:space="preserve">• </w:t>
-      </w:r>
-      <w:r>
-        <w:rPr>
-          <w:sz w:val="21"/>
+        <w:pStyle w:val="ListBullet"/>
+      </w:pPr>
+      <w:r>
+        <w:rPr>
+          <w:b w:val="0"/>
         </w:rPr>
         <w:t>标题（照录）：第11讲-四预流支8-听闻正法-闻法利益-古源尊者-20230723（依据录音转写整理，已校对明显同音错字）</w:t>
       </w:r>
     </w:p>
     <w:p>
       <w:pPr>
-        <w:ind w:left="340"/>
-      </w:pPr>
-      <w:r>
-        <w:rPr>
-          <w:color w:val="1F3864"/>
-          <w:sz w:val="21"/>
-        </w:rPr>
-        <w:t xml:space="preserve">• </w:t>
-      </w:r>
-      <w:r>
-        <w:rPr>
-          <w:sz w:val="21"/>
+        <w:pStyle w:val="ListBullet"/>
+      </w:pPr>
+      <w:r>
+        <w:rPr>
+          <w:b w:val="0"/>
         </w:rPr>
         <w:t>讲次定位：同系列「四预流支」16讲之第11讲（听闻正法·闻法利益）。</w:t>
       </w:r>
     </w:p>
     <w:p>
       <w:pPr>
-        <w:spacing w:before="40" w:after="80"/>
-        <w:ind w:left="283"/>
-        <w:shd w:val="clear" w:color="auto" w:fill="EEF2F8"/>
+        <w:ind w:left="170"/>
         <w:pBdr>
-          <w:left w:val="single" w:sz="20" w:space="6" w:color="1F3864"/>
+          <w:left w:val="single" w:sz="18" w:space="4" w:color="1F3864"/>
         </w:pBdr>
-      </w:pPr>
-      <w:r>
-        <w:rPr>
-          <w:sz w:val="20"/>
+        <w:shd w:val="clear" w:fill="F2F5FA"/>
+      </w:pPr>
+      <w:r>
+        <w:rPr>
+          <w:b w:val="0"/>
         </w:rPr>
         <w:t>⚠️ 主持人操作：本讲承前收束「亲近善士」，转入「听闻正法」。建议</w:t>
       </w:r>
       <w:r>
         <w:rPr>
           <w:b/>
-          <w:sz w:val="20"/>
         </w:rPr>
         <w:t>分两段照读</w:t>
       </w:r>
       <w:r>
         <w:rPr>
-          <w:sz w:val="20"/>
+          <w:b w:val="0"/>
         </w:rPr>
         <w:t xml:space="preserve">：（一）[00:01:19]–[00:14:52] 由尊师重道的故事（沙利子尊者礼敬阿萨蒂长老、马哈甘达雍尊者敬师拖鞋）引出「闻法应有的感恩恭敬心」；（二）[00:47:48]–[00:57:35] </w:t>
       </w:r>
       <w:r>
         <w:rPr>
           <w:b/>
-          <w:sz w:val="20"/>
         </w:rPr>
         <w:t>闻法五种利益</w:t>
       </w:r>
       <w:r>
         <w:rPr>
-          <w:sz w:val="20"/>
+          <w:b w:val="0"/>
         </w:rPr>
         <w:t>逐条开示——这是本周★核心，务必照读。中间 [00:15:00]–[00:47:48] 为《律藏》「弟子对师长义务」逐条详述，属承事内容，可略读；开头 [00:00:00.000]–[00:00:14.880] 为礼敬唱诵，无转写文本（缺口）。</w:t>
       </w:r>
     </w:p>
     <w:p>
       <w:pPr>
-        <w:spacing w:before="40" w:after="80"/>
-        <w:ind w:left="283"/>
-        <w:shd w:val="clear" w:color="auto" w:fill="EEF2F8"/>
+        <w:ind w:left="170"/>
         <w:pBdr>
-          <w:left w:val="single" w:sz="20" w:space="6" w:color="1F3864"/>
+          <w:left w:val="single" w:sz="18" w:space="4" w:color="1F3864"/>
         </w:pBdr>
-      </w:pPr>
-      <w:r>
-        <w:rPr>
-          <w:sz w:val="20"/>
+        <w:shd w:val="clear" w:fill="F2F5FA"/>
+      </w:pPr>
+      <w:r>
+        <w:rPr>
+          <w:b w:val="0"/>
         </w:rPr>
         <w:t>〔缺口：[00:00:00.000] — [00:00:14.880] 为礼敬佛陀唱诵，无逐字转写文本，如实注明〕</w:t>
       </w:r>
     </w:p>
     <w:p>
       <w:pPr>
-        <w:spacing w:before="40" w:after="80"/>
-        <w:ind w:left="283"/>
-        <w:shd w:val="clear" w:color="auto" w:fill="EEF2F8"/>
+        <w:ind w:left="170"/>
         <w:pBdr>
-          <w:left w:val="single" w:sz="20" w:space="6" w:color="1F3864"/>
+          <w:left w:val="single" w:sz="18" w:space="4" w:color="1F3864"/>
         </w:pBdr>
-      </w:pPr>
-      <w:r>
-        <w:rPr>
-          <w:sz w:val="20"/>
+        <w:shd w:val="clear" w:fill="F2F5FA"/>
+      </w:pPr>
+      <w:r>
+        <w:rPr>
+          <w:b w:val="0"/>
         </w:rPr>
         <w:t>[00:00:14.880] 好，大家请合掌，我们一起来礼敬佛陀。南无阿拉三。南无萨瓦多、阿拉哈多三。南无拉瓦多，阿拉多三三不。今那位世尊，阿拉汉正自觉者。各位贤友晚上好。今天，我们继续来学习。是预留之。亲近上市后面的部分。可能还会涉及到。</w:t>
       </w:r>
     </w:p>
     <w:p>
       <w:pPr>
-        <w:spacing w:before="40" w:after="80"/>
-        <w:ind w:left="283"/>
-        <w:shd w:val="clear" w:color="auto" w:fill="EEF2F8"/>
+        <w:ind w:left="170"/>
         <w:pBdr>
-          <w:left w:val="single" w:sz="20" w:space="6" w:color="1F3864"/>
+          <w:left w:val="single" w:sz="18" w:space="4" w:color="1F3864"/>
         </w:pBdr>
-      </w:pPr>
-      <w:r>
-        <w:rPr>
-          <w:sz w:val="20"/>
+        <w:shd w:val="clear" w:fill="F2F5FA"/>
+      </w:pPr>
+      <w:r>
+        <w:rPr>
+          <w:b w:val="0"/>
         </w:rPr>
         <w:t>[00:01:19.520] 听闻正法的部分。昨天，我们讲到了易教者，易受教者。李高楼的以及。沙利子尊者，昨天他自己，做的狮子猴，地水火风的修法。抹布的绣法。作为一个略等种性能的修法，没有牛的角的修法。建议大家。能够有这样的心态，向大利子尊者学习。来。今天，我们再来学习。这个如何对老师升起感恩和恭敬？</w:t>
       </w:r>
     </w:p>
     <w:p>
       <w:pPr>
-        <w:spacing w:before="40" w:after="80"/>
-        <w:ind w:left="283"/>
-        <w:shd w:val="clear" w:color="auto" w:fill="EEF2F8"/>
+        <w:ind w:left="170"/>
         <w:pBdr>
-          <w:left w:val="single" w:sz="20" w:space="6" w:color="1F3864"/>
+          <w:left w:val="single" w:sz="18" w:space="4" w:color="1F3864"/>
         </w:pBdr>
-      </w:pPr>
-      <w:r>
-        <w:rPr>
-          <w:sz w:val="20"/>
+        <w:shd w:val="clear" w:fill="F2F5FA"/>
+      </w:pPr>
+      <w:r>
+        <w:rPr>
+          <w:b w:val="0"/>
         </w:rPr>
         <w:t>[00:02:18.120] 那前面，我们都讲到了老师的重要性。上市的重要性，依靠上市，我们能够不仅能够获得人天的成就，更可以获得究竟的涅槃成就。所以佛陀和。</w:t>
       </w:r>
     </w:p>
     <w:p>
       <w:pPr>
-        <w:spacing w:before="40" w:after="80"/>
-        <w:ind w:left="283"/>
-        <w:shd w:val="clear" w:color="auto" w:fill="EEF2F8"/>
+        <w:ind w:left="170"/>
         <w:pBdr>
-          <w:left w:val="single" w:sz="20" w:space="6" w:color="1F3864"/>
+          <w:left w:val="single" w:sz="18" w:space="4" w:color="1F3864"/>
         </w:pBdr>
-      </w:pPr>
-      <w:r>
-        <w:rPr>
-          <w:sz w:val="20"/>
+        <w:shd w:val="clear" w:fill="F2F5FA"/>
+      </w:pPr>
+      <w:r>
+        <w:rPr>
+          <w:b w:val="0"/>
         </w:rPr>
         <w:t>[00:02:40.180] 历代的上士，对我们是恩重如山。对，应该，对老师有深深的。感恩和恭敬。即尊敬老师，你的戒师，你的教授师。以及其他的同修。上市，那是做为一个学生应该具备的素质之一。那不尊敬上司哈和其他的。同行善友的善事，我们就很难在教法中成长，提升。如果没有同行同行的这种支持。保持出家身份都是很困难。对出家人来讲，保持出家身份很困难。对于在家人来讲，你的休息就不会有人在推动你，你就不会，有动力去学下去。</w:t>
       </w:r>
     </w:p>
     <w:p>
       <w:pPr>
-        <w:spacing w:before="40" w:after="80"/>
-        <w:ind w:left="283"/>
-        <w:shd w:val="clear" w:color="auto" w:fill="EEF2F8"/>
+        <w:ind w:left="170"/>
         <w:pBdr>
-          <w:left w:val="single" w:sz="20" w:space="6" w:color="1F3864"/>
+          <w:left w:val="single" w:sz="18" w:space="4" w:color="1F3864"/>
         </w:pBdr>
-      </w:pPr>
-      <w:r>
-        <w:rPr>
-          <w:sz w:val="20"/>
+        <w:shd w:val="clear" w:fill="F2F5FA"/>
+      </w:pPr>
+      <w:r>
+        <w:rPr>
+          <w:b w:val="0"/>
         </w:rPr>
         <w:t>[00:03:44.605] 我们学着学着一个人学就学学废掉了，不可能再学下去。</w:t>
       </w:r>
     </w:p>
     <w:p>
       <w:pPr>
-        <w:spacing w:before="40" w:after="80"/>
-        <w:ind w:left="283"/>
-        <w:shd w:val="clear" w:color="auto" w:fill="EEF2F8"/>
+        <w:ind w:left="170"/>
         <w:pBdr>
-          <w:left w:val="single" w:sz="20" w:space="6" w:color="1F3864"/>
+          <w:left w:val="single" w:sz="18" w:space="4" w:color="1F3864"/>
         </w:pBdr>
-      </w:pPr>
-      <w:r>
-        <w:rPr>
-          <w:sz w:val="20"/>
+        <w:shd w:val="clear" w:fill="F2F5FA"/>
+      </w:pPr>
+      <w:r>
+        <w:rPr>
+          <w:b w:val="0"/>
         </w:rPr>
         <w:t>[00:03:49.480] 大家可以体会，这么长时间来，可能很多人都是老修行了。你自己一个人修的时候，是一个什么样的情况？大家都很清楚。那对于我们在家出家人来讲，就是没有僧团的保护，没有同修的支持，没有老师的引导，基本上就是不会超过三年。我的话就不会超过三年，你就要还俗了，你就要废掉了对。就是更别说会提升了对。</w:t>
       </w:r>
     </w:p>
     <w:p>
       <w:pPr>
-        <w:spacing w:before="40" w:after="80"/>
-        <w:ind w:left="283"/>
-        <w:shd w:val="clear" w:color="auto" w:fill="EEF2F8"/>
+        <w:ind w:left="170"/>
         <w:pBdr>
-          <w:left w:val="single" w:sz="20" w:space="6" w:color="1F3864"/>
+          <w:left w:val="single" w:sz="18" w:space="4" w:color="1F3864"/>
         </w:pBdr>
-      </w:pPr>
-      <w:r>
-        <w:rPr>
-          <w:sz w:val="20"/>
+        <w:shd w:val="clear" w:fill="F2F5FA"/>
+      </w:pPr>
+      <w:r>
+        <w:rPr>
+          <w:b w:val="0"/>
         </w:rPr>
         <w:t>[00:04:29.020] 所以不得不还俗，最后就离开教法，甚至连信仰都会失去。这个是很常见的。是死。学生，有多尊重导师和教师？那也会得到。同学们的这种同等的爱护。那老师和同学？将给予他在物质和佛法上的双重的支持。那自负的人，不尊重那些值得尊重的人，就会遭到，那些同修的厌弃。就没人愿意给他建议，也不会，愿意。参加他组织的活动。最后他就。难以就是离开收场，</w:t>
       </w:r>
     </w:p>
     <w:p>
       <w:pPr>
-        <w:spacing w:before="40" w:after="80"/>
-        <w:ind w:left="283"/>
-        <w:shd w:val="clear" w:color="auto" w:fill="EEF2F8"/>
+        <w:ind w:left="170"/>
         <w:pBdr>
-          <w:left w:val="single" w:sz="20" w:space="6" w:color="1F3864"/>
+          <w:left w:val="single" w:sz="18" w:space="4" w:color="1F3864"/>
         </w:pBdr>
-      </w:pPr>
-      <w:r>
-        <w:rPr>
-          <w:sz w:val="20"/>
+        <w:shd w:val="clear" w:fill="F2F5FA"/>
+      </w:pPr>
+      <w:r>
+        <w:rPr>
+          <w:b w:val="0"/>
         </w:rPr>
         <w:t>[00:05:19.920] 所以老师的功德，这个上师的功德，跟父母的功德，它是同样无无边。父母是给予我们这个生命。上次，是跟我们法身，会命是等于我们会命。</w:t>
       </w:r>
     </w:p>
     <w:p>
       <w:pPr>
-        <w:spacing w:before="40" w:after="80"/>
-        <w:ind w:left="283"/>
-        <w:shd w:val="clear" w:color="auto" w:fill="EEF2F8"/>
+        <w:ind w:left="170"/>
         <w:pBdr>
-          <w:left w:val="single" w:sz="20" w:space="6" w:color="1F3864"/>
+          <w:left w:val="single" w:sz="18" w:space="4" w:color="1F3864"/>
         </w:pBdr>
-      </w:pPr>
-      <w:r>
-        <w:rPr>
-          <w:sz w:val="20"/>
+        <w:shd w:val="clear" w:fill="F2F5FA"/>
+      </w:pPr>
+      <w:r>
+        <w:rPr>
+          <w:b w:val="0"/>
         </w:rPr>
         <w:t>[00:05:38.390] 所以，高尚的人，无论有多高的权威，他都会尊敬老师。就像尊敬。天神国王父母一样。</w:t>
       </w:r>
     </w:p>
     <w:p>
       <w:pPr>
-        <w:spacing w:before="40" w:after="80"/>
-        <w:ind w:left="283"/>
-        <w:shd w:val="clear" w:color="auto" w:fill="EEF2F8"/>
+        <w:ind w:left="170"/>
         <w:pBdr>
-          <w:left w:val="single" w:sz="20" w:space="6" w:color="1F3864"/>
+          <w:left w:val="single" w:sz="18" w:space="4" w:color="1F3864"/>
         </w:pBdr>
-      </w:pPr>
-      <w:r>
-        <w:rPr>
-          <w:sz w:val="20"/>
+        <w:shd w:val="clear" w:fill="F2F5FA"/>
+      </w:pPr>
+      <w:r>
+        <w:rPr>
+          <w:b w:val="0"/>
         </w:rPr>
         <w:t>[00:05:48.680] 那沙利的尊者在佛陀的僧团里面，地位崇高，他仅次于佛陀。那如此精通佛法的萨利的尊者？他时刻照顾佛陀的所需，之后，他还要去侍奉这个阿萨帝长老？</w:t>
       </w:r>
     </w:p>
     <w:p>
       <w:pPr>
-        <w:spacing w:before="40" w:after="80"/>
-        <w:ind w:left="283"/>
-        <w:shd w:val="clear" w:color="auto" w:fill="EEF2F8"/>
+        <w:ind w:left="170"/>
         <w:pBdr>
-          <w:left w:val="single" w:sz="20" w:space="6" w:color="1F3864"/>
+          <w:left w:val="single" w:sz="18" w:space="4" w:color="1F3864"/>
         </w:pBdr>
-      </w:pPr>
-      <w:r>
-        <w:rPr>
-          <w:sz w:val="20"/>
+        <w:shd w:val="clear" w:fill="F2F5FA"/>
+      </w:pPr>
+      <w:r>
+        <w:rPr>
+          <w:b w:val="0"/>
         </w:rPr>
         <w:t>[00:06:08.740] 阿萨蒂长老，是沙利子尊者带进带入佛法大门的第一位老师。</w:t>
       </w:r>
     </w:p>
     <w:p>
       <w:pPr>
-        <w:spacing w:before="40" w:after="80"/>
-        <w:ind w:left="283"/>
-        <w:shd w:val="clear" w:color="auto" w:fill="EEF2F8"/>
+        <w:ind w:left="170"/>
         <w:pBdr>
-          <w:left w:val="single" w:sz="20" w:space="6" w:color="1F3864"/>
+          <w:left w:val="single" w:sz="18" w:space="4" w:color="1F3864"/>
         </w:pBdr>
-      </w:pPr>
-      <w:r>
-        <w:rPr>
-          <w:sz w:val="20"/>
+        <w:shd w:val="clear" w:fill="F2F5FA"/>
+      </w:pPr>
+      <w:r>
+        <w:rPr>
+          <w:b w:val="0"/>
         </w:rPr>
         <w:t>[00:06:16.340] 当这个阿萨比长老不在寺院的时候？意大利的尊者，就会，面朝向阿阿扎基长老的这种。住处这个礼敬他而视为佛陀老这个老师的功德。所以有一天，</w:t>
       </w:r>
     </w:p>
     <w:p>
       <w:pPr>
-        <w:spacing w:before="40" w:after="80"/>
-        <w:ind w:left="283"/>
-        <w:shd w:val="clear" w:color="auto" w:fill="EEF2F8"/>
+        <w:ind w:left="170"/>
         <w:pBdr>
-          <w:left w:val="single" w:sz="20" w:space="6" w:color="1F3864"/>
+          <w:left w:val="single" w:sz="18" w:space="4" w:color="1F3864"/>
         </w:pBdr>
-      </w:pPr>
-      <w:r>
-        <w:rPr>
-          <w:sz w:val="20"/>
+        <w:shd w:val="clear" w:fill="F2F5FA"/>
+      </w:pPr>
+      <w:r>
+        <w:rPr>
+          <w:b w:val="0"/>
         </w:rPr>
         <w:t>[00:06:34.700] 就有比库看到他在礼敬，就在议论那个沙粒子尊者在敬士方，他作为佛陀的上首弟子，仍然不放弃婆罗门的见解，那拜天拜地的意思。对。那佛陀，他以天耳听到了这个议论，就当时出现在这个比库众当中，就问说你们在谈论什么？比库门回答说，我们是这样议论的。佛陀说，比库门。沙利的尊者没有礼敬，释放他，是在礼敬将他带进佛法的第一位老师。所以，诸比库沙弟子尊者，始终如一的恭敬他的老师。</w:t>
       </w:r>
     </w:p>
     <w:p>
       <w:pPr>
-        <w:spacing w:before="40" w:after="80"/>
-        <w:ind w:left="283"/>
-        <w:shd w:val="clear" w:color="auto" w:fill="EEF2F8"/>
+        <w:ind w:left="170"/>
         <w:pBdr>
-          <w:left w:val="single" w:sz="20" w:space="6" w:color="1F3864"/>
+          <w:left w:val="single" w:sz="18" w:space="4" w:color="1F3864"/>
         </w:pBdr>
-      </w:pPr>
-      <w:r>
-        <w:rPr>
-          <w:sz w:val="20"/>
+        <w:shd w:val="clear" w:fill="F2F5FA"/>
+      </w:pPr>
+      <w:r>
+        <w:rPr>
+          <w:b w:val="0"/>
         </w:rPr>
         <w:t>[00:07:19.695] 所以佛陀，就随后，就开始了一部经，叫大马的就法经，这部经，被收集在小部的经籍里面。它有另外一个名字，也叫船经，就是渡船的船。那这个法经的第一首偈颂，就是的意思，就是应该尊敬能够从那里学到正法的老师。众神崇敬这种受崇敬受欢迎学识渊博的人能够晓谕正法。第二颂偈颂的意思，是贤者慎重的在法杖用心之后，把随法行。若有人以不放逸的状态亲近如此的贤者，他将变得聪明有智慧且善巧。</w:t>
       </w:r>
     </w:p>
     <w:p>
       <w:pPr>
-        <w:spacing w:before="40" w:after="80"/>
-        <w:ind w:left="283"/>
-        <w:shd w:val="clear" w:color="auto" w:fill="EEF2F8"/>
+        <w:ind w:left="170"/>
         <w:pBdr>
-          <w:left w:val="single" w:sz="20" w:space="6" w:color="1F3864"/>
+          <w:left w:val="single" w:sz="18" w:space="4" w:color="1F3864"/>
         </w:pBdr>
-      </w:pPr>
-      <w:r>
-        <w:rPr>
-          <w:sz w:val="20"/>
+        <w:shd w:val="clear" w:fill="F2F5FA"/>
+      </w:pPr>
+      <w:r>
+        <w:rPr>
+          <w:b w:val="0"/>
         </w:rPr>
         <w:t>[00:08:13.560] 那也有，还有一位大龙长老。他是说，若对同伴行者无恭敬，使人从正法中衰退，如同缺水的鱼一般。若对同判行者无恭敬，此人不在正法中成长，如同田里腐烂的种子一般。若对同犯行者无恭敬，此人在法王的教法中将远离涅槃，这是大龙长老记里面的。的偈颂。</w:t>
       </w:r>
     </w:p>
     <w:p>
       <w:pPr>
-        <w:spacing w:before="40" w:after="80"/>
-        <w:ind w:left="283"/>
-        <w:shd w:val="clear" w:color="auto" w:fill="EEF2F8"/>
+        <w:ind w:left="170"/>
         <w:pBdr>
-          <w:left w:val="single" w:sz="20" w:space="6" w:color="1F3864"/>
+          <w:left w:val="single" w:sz="18" w:space="4" w:color="1F3864"/>
         </w:pBdr>
-      </w:pPr>
-      <w:r>
-        <w:rPr>
-          <w:sz w:val="20"/>
+        <w:shd w:val="clear" w:fill="F2F5FA"/>
+      </w:pPr>
+      <w:r>
+        <w:rPr>
+          <w:b w:val="0"/>
         </w:rPr>
         <w:t>[00:08:50.460] 再讲一个现代，现代缅甸大长老的故事，大家很熟悉他的名字，这位在缅甸当代伟大的佛教教育家，这个著作等身的学者，叫马哈甘达雍比较多，</w:t>
       </w:r>
     </w:p>
     <w:p>
       <w:pPr>
-        <w:spacing w:before="40" w:after="80"/>
-        <w:ind w:left="283"/>
-        <w:shd w:val="clear" w:color="auto" w:fill="EEF2F8"/>
+        <w:ind w:left="170"/>
         <w:pBdr>
-          <w:left w:val="single" w:sz="20" w:space="6" w:color="1F3864"/>
+          <w:left w:val="single" w:sz="18" w:space="4" w:color="1F3864"/>
         </w:pBdr>
-      </w:pPr>
-      <w:r>
-        <w:rPr>
-          <w:sz w:val="20"/>
+        <w:shd w:val="clear" w:fill="F2F5FA"/>
+      </w:pPr>
+      <w:r>
+        <w:rPr>
+          <w:b w:val="0"/>
         </w:rPr>
         <w:t>[00:09:07.760] 他的法名，马哈甘达雍是那个。那个寺院的名称，他自己的法名是加那嘎阿比万达。跟我们帕尔里面现在年轻的讲的个阿比王萨是一个名字。那医生？写的七十多本书，据说他那个书摞起来比他自己的身还高，所以叫什么叫著作等身就叫著作等身。七十几本，写了七十几本书。</w:t>
       </w:r>
     </w:p>
     <w:p>
       <w:pPr>
-        <w:spacing w:before="40" w:after="80"/>
-        <w:ind w:left="283"/>
-        <w:shd w:val="clear" w:color="auto" w:fill="EEF2F8"/>
+        <w:ind w:left="170"/>
         <w:pBdr>
-          <w:left w:val="single" w:sz="20" w:space="6" w:color="1F3864"/>
+          <w:left w:val="single" w:sz="18" w:space="4" w:color="1F3864"/>
         </w:pBdr>
-      </w:pPr>
-      <w:r>
-        <w:rPr>
-          <w:sz w:val="20"/>
+        <w:shd w:val="clear" w:fill="F2F5FA"/>
+      </w:pPr>
+      <w:r>
+        <w:rPr>
+          <w:b w:val="0"/>
         </w:rPr>
         <w:t>[00:09:40.560] 那他还专门为这个缅甸的，从萨马内拉开始，一直到阿迪瓦编了一个十四年的课程教材。非常的这个非常的好，只是，现在没有完全被启用而已。</w:t>
       </w:r>
     </w:p>
     <w:p>
       <w:pPr>
-        <w:spacing w:before="40" w:after="80"/>
-        <w:ind w:left="283"/>
-        <w:shd w:val="clear" w:color="auto" w:fill="EEF2F8"/>
+        <w:ind w:left="170"/>
         <w:pBdr>
-          <w:left w:val="single" w:sz="20" w:space="6" w:color="1F3864"/>
+          <w:left w:val="single" w:sz="18" w:space="4" w:color="1F3864"/>
         </w:pBdr>
-      </w:pPr>
-      <w:r>
-        <w:rPr>
-          <w:sz w:val="20"/>
+        <w:shd w:val="clear" w:fill="F2F5FA"/>
+      </w:pPr>
+      <w:r>
+        <w:rPr>
+          <w:b w:val="0"/>
         </w:rPr>
         <w:t>[00:09:59.940] 那个我们教育部准备把它翻译了，让大家来学习那。说这个马哈甘达用比亚多，他在年轻求学的时候，有一次，他听完课，退出老师的房间时，不小心，踩到老师的拖鞋。那他赶忙，就把老师的拖鞋重新摆正，他就跪下来，朝着这个拖鞋恭敬宾礼。他不是在众人面前，他的老师？这个刚好看到了。所以他就预见说，这位学生，日后将成为大有作用的生材。为什么老师就凭他这种对。师长的恭敬的这种柔和的恭敬心，就能够判断他出来会未来会成为一个大有作为的身材。</w:t>
       </w:r>
     </w:p>
     <w:p>
       <w:pPr>
-        <w:spacing w:before="40" w:after="80"/>
-        <w:ind w:left="283"/>
-        <w:shd w:val="clear" w:color="auto" w:fill="EEF2F8"/>
+        <w:ind w:left="170"/>
         <w:pBdr>
-          <w:left w:val="single" w:sz="20" w:space="6" w:color="1F3864"/>
+          <w:left w:val="single" w:sz="18" w:space="4" w:color="1F3864"/>
         </w:pBdr>
-      </w:pPr>
-      <w:r>
-        <w:rPr>
-          <w:sz w:val="20"/>
+        <w:shd w:val="clear" w:fill="F2F5FA"/>
+      </w:pPr>
+      <w:r>
+        <w:rPr>
+          <w:b w:val="0"/>
         </w:rPr>
         <w:t>[00:10:55.820] 那这些都是我们讲尊师重道的这个故事是。</w:t>
       </w:r>
     </w:p>
     <w:p>
       <w:pPr>
-        <w:spacing w:before="40" w:after="80"/>
-        <w:ind w:left="283"/>
-        <w:shd w:val="clear" w:color="auto" w:fill="EEF2F8"/>
+        <w:ind w:left="170"/>
         <w:pBdr>
-          <w:left w:val="single" w:sz="20" w:space="6" w:color="1F3864"/>
+          <w:left w:val="single" w:sz="18" w:space="4" w:color="1F3864"/>
         </w:pBdr>
-      </w:pPr>
-      <w:r>
-        <w:rPr>
-          <w:sz w:val="20"/>
+        <w:shd w:val="clear" w:fill="F2F5FA"/>
+      </w:pPr>
+      <w:r>
+        <w:rPr>
+          <w:b w:val="0"/>
         </w:rPr>
         <w:t>[00:11:02.060] 我们要以这些圣者和大德为榜样，来培养我们自己对师长的这种恭敬心和感恩心。</w:t>
       </w:r>
     </w:p>
     <w:p>
       <w:pPr>
-        <w:spacing w:before="40" w:after="80"/>
-        <w:ind w:left="283"/>
-        <w:shd w:val="clear" w:color="auto" w:fill="EEF2F8"/>
+        <w:ind w:left="170"/>
         <w:pBdr>
-          <w:left w:val="single" w:sz="20" w:space="6" w:color="1F3864"/>
+          <w:left w:val="single" w:sz="18" w:space="4" w:color="1F3864"/>
         </w:pBdr>
-      </w:pPr>
-      <w:r>
-        <w:rPr>
-          <w:sz w:val="20"/>
+        <w:shd w:val="clear" w:fill="F2F5FA"/>
+      </w:pPr>
+      <w:r>
+        <w:rPr>
+          <w:b w:val="0"/>
         </w:rPr>
         <w:t>[00:11:10.440] 那拥有这样的感恩心和恭敬心？哪怕你就是没有说，呦，恭敬和感恩是不是要天天供养？天天磕头？它是心，当然你有这个心，可能有这样的行为，但是有这个心不在于那个行为，重要是你是不是拥有这个心，因为这个心拥有这样的心，你容易受罚。容易在善法中成长成就对。</w:t>
       </w:r>
     </w:p>
     <w:p>
       <w:pPr>
-        <w:spacing w:before="40" w:after="80"/>
-        <w:ind w:left="283"/>
-        <w:shd w:val="clear" w:color="auto" w:fill="EEF2F8"/>
+        <w:ind w:left="170"/>
         <w:pBdr>
-          <w:left w:val="single" w:sz="20" w:space="6" w:color="1F3864"/>
+          <w:left w:val="single" w:sz="18" w:space="4" w:color="1F3864"/>
         </w:pBdr>
-      </w:pPr>
-      <w:r>
-        <w:rPr>
-          <w:sz w:val="20"/>
+        <w:shd w:val="clear" w:fill="F2F5FA"/>
+      </w:pPr>
+      <w:r>
+        <w:rPr>
+          <w:b w:val="0"/>
         </w:rPr>
         <w:t>[00:11:40.162] 只要你做到一个我们说真正的易受教，柔顺，有感恩心、恭敬心的弟子，有这样的心就是足够的。因此，对于导师来说，并不是你要天天供礼敬。要天天说好话，他。对于老师来讲，对于你的恭敬，礼敬，他并不能获得什么利益，甚至他不小心，还会收获很多傲慢。天天有人拜我，所以，你的礼敬是你在收获，而不是老师需要你再去磕头。需要你跟他说好话，需要你对他恭敬。</w:t>
       </w:r>
     </w:p>
     <w:p>
       <w:pPr>
-        <w:spacing w:before="40" w:after="80"/>
-        <w:ind w:left="283"/>
-        <w:shd w:val="clear" w:color="auto" w:fill="EEF2F8"/>
+        <w:ind w:left="170"/>
         <w:pBdr>
-          <w:left w:val="single" w:sz="20" w:space="6" w:color="1F3864"/>
+          <w:left w:val="single" w:sz="18" w:space="4" w:color="1F3864"/>
         </w:pBdr>
-      </w:pPr>
-      <w:r>
-        <w:rPr>
-          <w:sz w:val="20"/>
+        <w:shd w:val="clear" w:fill="F2F5FA"/>
+      </w:pPr>
+      <w:r>
+        <w:rPr>
+          <w:b w:val="0"/>
         </w:rPr>
         <w:t>[00:12:25.020] 但是，作为弟子来讲，我们必须以这种。施恩无以回报的感恩心和公应恭敬心来对待我们的老师，那这个新的素质的培养是你的。</w:t>
       </w:r>
     </w:p>
     <w:p>
       <w:pPr>
-        <w:spacing w:before="40" w:after="80"/>
-        <w:ind w:left="283"/>
-        <w:shd w:val="clear" w:color="auto" w:fill="EEF2F8"/>
+        <w:ind w:left="170"/>
         <w:pBdr>
-          <w:left w:val="single" w:sz="20" w:space="6" w:color="1F3864"/>
+          <w:left w:val="single" w:sz="18" w:space="4" w:color="1F3864"/>
         </w:pBdr>
-      </w:pPr>
-      <w:r>
-        <w:rPr>
-          <w:sz w:val="20"/>
+        <w:shd w:val="clear" w:fill="F2F5FA"/>
+      </w:pPr>
+      <w:r>
+        <w:rPr>
+          <w:b w:val="0"/>
         </w:rPr>
         <w:t>[00:12:39.420] 拥有这样的心，将会让我们在这个到朝向涅槃的这种修法的道上，得到很好的教导。你的心，会很容易受教，很愿意去实践。这个从佛陀辗转，传到这个善事，教导给你的。这样的话。所以这个，才是，</w:t>
       </w:r>
     </w:p>
     <w:p>
       <w:pPr>
-        <w:spacing w:before="40" w:after="80"/>
-        <w:ind w:left="283"/>
-        <w:shd w:val="clear" w:color="auto" w:fill="EEF2F8"/>
+        <w:ind w:left="170"/>
         <w:pBdr>
-          <w:left w:val="single" w:sz="20" w:space="6" w:color="1F3864"/>
+          <w:left w:val="single" w:sz="18" w:space="4" w:color="1F3864"/>
         </w:pBdr>
+        <w:shd w:val="clear" w:fill="F2F5FA"/>
       </w:pPr>
       <w:r>
         <w:rPr>
           <w:b/>
-          <w:sz w:val="20"/>
         </w:rPr>
         <w:t>【本周朗读段 · 结束】</w:t>
       </w:r>
       <w:r>
         <w:rPr>
-          <w:sz w:val="20"/>
+          <w:b w:val="0"/>
         </w:rPr>
         <w:t>（以下为默读／选读／延伸内容，时间富余时再读）</w:t>
       </w:r>
     </w:p>
     <w:p>
       <w:pPr>
-        <w:spacing w:before="40" w:after="80"/>
-        <w:ind w:left="283"/>
-        <w:shd w:val="clear" w:color="auto" w:fill="EEF2F8"/>
+        <w:ind w:left="170"/>
         <w:pBdr>
-          <w:left w:val="single" w:sz="20" w:space="6" w:color="1F3864"/>
+          <w:left w:val="single" w:sz="18" w:space="4" w:color="1F3864"/>
         </w:pBdr>
-      </w:pPr>
-      <w:r>
-        <w:rPr>
-          <w:sz w:val="20"/>
+        <w:shd w:val="clear" w:fill="F2F5FA"/>
+      </w:pPr>
+      <w:r>
+        <w:rPr>
+          <w:b w:val="0"/>
         </w:rPr>
         <w:t>[00:13:09.400] 佛陀开示，这些，要尊敬上次的这个经文的真正的含义。也是，这两个这个尊师重道的故事，我们讲示范的作用，不是我们要去做这个行为。而是你真正要有这个心。佛陀，也不是说要求做弟子的，就要这个，有些时候你要舍弃你的妻子儿女和财产，供养一切。</w:t>
       </w:r>
     </w:p>
     <w:p>
       <w:pPr>
-        <w:spacing w:before="40" w:after="80"/>
-        <w:ind w:left="283"/>
-        <w:shd w:val="clear" w:color="auto" w:fill="EEF2F8"/>
+        <w:ind w:left="170"/>
         <w:pBdr>
-          <w:left w:val="single" w:sz="20" w:space="6" w:color="1F3864"/>
+          <w:left w:val="single" w:sz="18" w:space="4" w:color="1F3864"/>
         </w:pBdr>
-      </w:pPr>
-      <w:r>
-        <w:rPr>
-          <w:sz w:val="20"/>
+        <w:shd w:val="clear" w:fill="F2F5FA"/>
+      </w:pPr>
+      <w:r>
+        <w:rPr>
+          <w:b w:val="0"/>
         </w:rPr>
         <w:t>[00:13:36.770] 佛陀，好像我们在上座部里面找不到这样的经典了，对，他没有叫你倾家荡产去做这个外物的供养。以及你在外相上有多么恭敬和礼拜，而是教导我们要在内心中我们的心相续里面培养真正的这种。这种有感恩，恭敬，谦卑，柔顺，正直，这这样的一种新的素质。那更重要的是，你能够干嘛呢？就是这个心要干嘛用？它就是依教奉行，能够依照，从佛陀辗转传来的，这个老师，对于法的教导，</w:t>
       </w:r>
     </w:p>
     <w:p>
       <w:pPr>
-        <w:spacing w:before="40" w:after="80"/>
-        <w:ind w:left="283"/>
-        <w:shd w:val="clear" w:color="auto" w:fill="EEF2F8"/>
+        <w:ind w:left="170"/>
         <w:pBdr>
-          <w:left w:val="single" w:sz="20" w:space="6" w:color="1F3864"/>
+          <w:left w:val="single" w:sz="18" w:space="4" w:color="1F3864"/>
         </w:pBdr>
-      </w:pPr>
-      <w:r>
-        <w:rPr>
-          <w:sz w:val="20"/>
+        <w:shd w:val="clear" w:fill="F2F5FA"/>
+      </w:pPr>
+      <w:r>
+        <w:rPr>
+          <w:b w:val="0"/>
         </w:rPr>
         <w:t>[00:14:18.055] 如实去修行。因为你尤其修行了，成就了他才是对佛陀，对上师，对这个老师最大的回报，也是最大的感恩。</w:t>
       </w:r>
     </w:p>
     <w:p>
       <w:pPr>
-        <w:spacing w:before="40" w:after="80"/>
-        <w:ind w:left="283"/>
-        <w:shd w:val="clear" w:color="auto" w:fill="EEF2F8"/>
+        <w:ind w:left="170"/>
         <w:pBdr>
-          <w:left w:val="single" w:sz="20" w:space="6" w:color="1F3864"/>
+          <w:left w:val="single" w:sz="18" w:space="4" w:color="1F3864"/>
         </w:pBdr>
-      </w:pPr>
-      <w:r>
-        <w:rPr>
-          <w:sz w:val="20"/>
+        <w:shd w:val="clear" w:fill="F2F5FA"/>
+      </w:pPr>
+      <w:r>
+        <w:rPr>
+          <w:b w:val="0"/>
         </w:rPr>
         <w:t>[00:14:31.900] 但是你如果没有这个心，你就很难学法，你你很难受教，但是你很难成就，所以你的感恩就无从谈起，哪怕你在做。这个多少供养，或者是你天天都去在那磕头，他他也是很形制，他没有用。</w:t>
       </w:r>
     </w:p>
     <w:p>
       <w:pPr>
-        <w:spacing w:before="40" w:after="80"/>
-        <w:ind w:left="283"/>
-        <w:shd w:val="clear" w:color="auto" w:fill="EEF2F8"/>
+        <w:ind w:left="170"/>
         <w:pBdr>
-          <w:left w:val="single" w:sz="20" w:space="6" w:color="1F3864"/>
+          <w:left w:val="single" w:sz="18" w:space="4" w:color="1F3864"/>
         </w:pBdr>
-      </w:pPr>
-      <w:r>
-        <w:rPr>
-          <w:sz w:val="20"/>
+        <w:shd w:val="clear" w:fill="F2F5FA"/>
+      </w:pPr>
+      <w:r>
+        <w:rPr>
+          <w:b w:val="0"/>
         </w:rPr>
         <w:t>[00:14:52.100] 好，那我们这里再学习一下，就是在这个戒律里面，在律藏里面。</w:t>
       </w:r>
     </w:p>
     <w:p>
       <w:pPr>
-        <w:spacing w:before="40" w:after="80"/>
-        <w:ind w:left="283"/>
-        <w:shd w:val="clear" w:color="auto" w:fill="EEF2F8"/>
+        <w:ind w:left="170"/>
         <w:pBdr>
-          <w:left w:val="single" w:sz="20" w:space="6" w:color="1F3864"/>
+          <w:left w:val="single" w:sz="18" w:space="4" w:color="1F3864"/>
         </w:pBdr>
-      </w:pPr>
-      <w:r>
-        <w:rPr>
-          <w:sz w:val="20"/>
+        <w:shd w:val="clear" w:fill="F2F5FA"/>
+      </w:pPr>
+      <w:r>
+        <w:rPr>
+          <w:b w:val="0"/>
         </w:rPr>
         <w:t>〔以下 [00:15:00]–[00:47:48] 为《律藏》「弟子对师长义务」逐条详述（澡浴、藏钵、扫洒、病侍、判罚承事等），属「亲近善士·承事」内容，与本周「闻法」主题关联较弱，按主题选录，略读或跳过；转写原文完整，此非缺口，特此注明。〕</w:t>
       </w:r>
     </w:p>
     <w:p>
       <w:pPr>
-        <w:spacing w:before="40" w:after="80"/>
-        <w:ind w:left="283"/>
-        <w:shd w:val="clear" w:color="auto" w:fill="EEF2F8"/>
+        <w:ind w:left="170"/>
         <w:pBdr>
-          <w:left w:val="single" w:sz="20" w:space="6" w:color="1F3864"/>
+          <w:left w:val="single" w:sz="18" w:space="4" w:color="1F3864"/>
         </w:pBdr>
-      </w:pPr>
-      <w:r>
-        <w:rPr>
-          <w:sz w:val="20"/>
+        <w:shd w:val="clear" w:fill="F2F5FA"/>
+      </w:pPr>
+      <w:r>
+        <w:rPr>
+          <w:b w:val="0"/>
         </w:rPr>
         <w:t>[00:47:48.100] 好，那是以为是，第二个部分，就听见完善师，就要听闻正法。就依着这个善字来听闻正法。听闻正法，我们首先要知道为什么要听闻正法。就是文法有什么样的利益？那第二个，就是闻法的时候要有什么样的心态，就像我们说为什么要亲近上师，亲近上师需要什么样的心态建设心理建设。</w:t>
       </w:r>
     </w:p>
     <w:p>
       <w:pPr>
-        <w:spacing w:before="40" w:after="80"/>
-        <w:ind w:left="283"/>
-        <w:shd w:val="clear" w:color="auto" w:fill="EEF2F8"/>
+        <w:ind w:left="170"/>
         <w:pBdr>
-          <w:left w:val="single" w:sz="20" w:space="6" w:color="1F3864"/>
+          <w:left w:val="single" w:sz="18" w:space="4" w:color="1F3864"/>
         </w:pBdr>
-      </w:pPr>
-      <w:r>
-        <w:rPr>
-          <w:sz w:val="20"/>
+        <w:shd w:val="clear" w:fill="F2F5FA"/>
+      </w:pPr>
+      <w:r>
+        <w:rPr>
+          <w:b w:val="0"/>
         </w:rPr>
         <w:t>[00:48:19.745] 第三一个，是说，我们如何来。听闻正法，听闻正法有些什么样的规则，还有些理论就跟亲近上师一样的，就是如何亲近上师，善是亲近上师有些什么样的这种这个途径和这个要求。那我们今天，先开个头时间原因，我们后面再来讲好。</w:t>
       </w:r>
     </w:p>
     <w:p>
       <w:pPr>
-        <w:spacing w:before="40" w:after="80"/>
-        <w:ind w:left="283"/>
-        <w:shd w:val="clear" w:color="auto" w:fill="EEF2F8"/>
+        <w:ind w:left="170"/>
         <w:pBdr>
-          <w:left w:val="single" w:sz="20" w:space="6" w:color="1F3864"/>
+          <w:left w:val="single" w:sz="18" w:space="4" w:color="1F3864"/>
         </w:pBdr>
-      </w:pPr>
-      <w:r>
-        <w:rPr>
-          <w:sz w:val="20"/>
+        <w:shd w:val="clear" w:fill="F2F5FA"/>
+      </w:pPr>
+      <w:r>
+        <w:rPr>
+          <w:b w:val="0"/>
         </w:rPr>
         <w:t>[00:48:50.260] 那政治部，在政治部里面，佛陀有讲说诸比库听闻佛法有五种利益，哪五种？第一个是闻所未闻。就你没听过的，第二个，是厘清语文，就是你以前听过，但是通过这次再听，你会发现理清了不少。过去的疑惑，或者过去没有明白的内容。第三个，是度脱疑惑，曾经的疑惑，被你解决了，第四个，是政治见解。第五个，是令心沉静，诸比哭，</w:t>
       </w:r>
     </w:p>
     <w:p>
       <w:pPr>
-        <w:spacing w:before="40" w:after="80"/>
-        <w:ind w:left="283"/>
-        <w:shd w:val="clear" w:color="auto" w:fill="EEF2F8"/>
+        <w:ind w:left="170"/>
         <w:pBdr>
-          <w:left w:val="single" w:sz="20" w:space="6" w:color="1F3864"/>
+          <w:left w:val="single" w:sz="18" w:space="4" w:color="1F3864"/>
         </w:pBdr>
-      </w:pPr>
-      <w:r>
-        <w:rPr>
-          <w:sz w:val="20"/>
+        <w:shd w:val="clear" w:fill="F2F5FA"/>
+      </w:pPr>
+      <w:r>
+        <w:rPr>
+          <w:b w:val="0"/>
         </w:rPr>
         <w:t>[00:49:30.690] 听闻佛法有此五种利益。那对于闻所未闻，清净之道大辅助里面解释就未闻，乃是指经讲书单，印送给压等等这种九分教法。这是通过学习三藏经典，吸收新知识，生起闻所成会。我们大家可以回忆一下自己是怎么进入佛门的，肯定是在某一个时候看到某本书或者听到某个开示，或者听到某一个人的，给你的推荐，或者给你的转述，觉得有道理，觉得他是这个。引起你的兴趣了，或者你觉得找到了你生命的，人生的方向了，才开始逐渐学佛的。</w:t>
       </w:r>
     </w:p>
     <w:p>
       <w:pPr>
-        <w:spacing w:before="40" w:after="80"/>
-        <w:ind w:left="283"/>
-        <w:shd w:val="clear" w:color="auto" w:fill="EEF2F8"/>
+        <w:ind w:left="170"/>
         <w:pBdr>
-          <w:left w:val="single" w:sz="20" w:space="6" w:color="1F3864"/>
+          <w:left w:val="single" w:sz="18" w:space="4" w:color="1F3864"/>
         </w:pBdr>
-      </w:pPr>
-      <w:r>
-        <w:rPr>
-          <w:sz w:val="20"/>
+        <w:shd w:val="clear" w:fill="F2F5FA"/>
+      </w:pPr>
+      <w:r>
+        <w:rPr>
+          <w:b w:val="0"/>
         </w:rPr>
         <w:t>[00:50:24.060] 这种情况，不仅仅是今天，即使在佛陀时代，也是一样，说在经典中记载，就即使是沙利尊者这种智慧第一的弟子，他之前，也是依止的一位外道的修行人。他修行了很久，又没有办法获得解脱。</w:t>
       </w:r>
     </w:p>
     <w:p>
       <w:pPr>
-        <w:spacing w:before="40" w:after="80"/>
-        <w:ind w:left="283"/>
-        <w:shd w:val="clear" w:color="auto" w:fill="EEF2F8"/>
+        <w:ind w:left="170"/>
         <w:pBdr>
-          <w:left w:val="single" w:sz="20" w:space="6" w:color="1F3864"/>
+          <w:left w:val="single" w:sz="18" w:space="4" w:color="1F3864"/>
         </w:pBdr>
-      </w:pPr>
-      <w:r>
-        <w:rPr>
-          <w:sz w:val="20"/>
+        <w:shd w:val="clear" w:fill="F2F5FA"/>
+      </w:pPr>
+      <w:r>
+        <w:rPr>
+          <w:b w:val="0"/>
         </w:rPr>
         <w:t>[00:50:45.090] 后来，他在街上托钵的时候，就遇到了这个阿萨蒂长老。他就看这个阿萨蒂长老，就是非常的庄严，非常的宁静，内心，他就升起了很强的信心，他就请求这个阿萨利长老给他讲法。那这个阿凡提长老，就是给他一个偈诵，就是，我这个要请老师来讲对？沙利的尊者在闻法的当下，就证得了初果？那三帝子尊者回去以后，将听到的法分享给他的好友马哈摩格拉那尊者，结果马哈摩格拉那尊者也同样尊得了出国，那这就是听闻佛法的好处和利益。都没有听闻，即使聪明如沙粒的尊者也没有办法进一步增长。</w:t>
       </w:r>
     </w:p>
     <w:p>
       <w:pPr>
-        <w:spacing w:before="40" w:after="80"/>
-        <w:ind w:left="283"/>
-        <w:shd w:val="clear" w:color="auto" w:fill="EEF2F8"/>
+        <w:ind w:left="170"/>
         <w:pBdr>
-          <w:left w:val="single" w:sz="20" w:space="6" w:color="1F3864"/>
+          <w:left w:val="single" w:sz="18" w:space="4" w:color="1F3864"/>
         </w:pBdr>
-      </w:pPr>
-      <w:r>
-        <w:rPr>
-          <w:sz w:val="20"/>
+        <w:shd w:val="clear" w:fill="F2F5FA"/>
+      </w:pPr>
+      <w:r>
+        <w:rPr>
+          <w:b w:val="0"/>
         </w:rPr>
         <w:t>[00:51:38.350] 此外，不仅自己听闻佛法能够得到利益，我们还可以将听闻的佛法分享给我们的亲朋好友，他们也能获得利益，就像马哈摩格拉那尊者一样。</w:t>
       </w:r>
     </w:p>
     <w:p>
       <w:pPr>
-        <w:spacing w:before="40" w:after="80"/>
-        <w:ind w:left="283"/>
-        <w:shd w:val="clear" w:color="auto" w:fill="EEF2F8"/>
+        <w:ind w:left="170"/>
         <w:pBdr>
-          <w:left w:val="single" w:sz="20" w:space="6" w:color="1F3864"/>
+          <w:left w:val="single" w:sz="18" w:space="4" w:color="1F3864"/>
         </w:pBdr>
-      </w:pPr>
-      <w:r>
-        <w:rPr>
-          <w:sz w:val="20"/>
+        <w:shd w:val="clear" w:fill="F2F5FA"/>
+      </w:pPr>
+      <w:r>
+        <w:rPr>
+          <w:b w:val="0"/>
         </w:rPr>
         <w:t>[00:51:51.420] 第二，是厘清以文，这个大书抄里面是解释说，由于未论清所听闻的某些内容。所以，透过反复的辩论。听闻所不理解的，经音、诵等九分教法来厘清，将混淆的理解厘清。那我们听法的过程中，听过的法不可避免会出现一些不清晰不明了的部分。这部分需要一次次的询问来搞清楚，来梳理明白。</w:t>
       </w:r>
     </w:p>
     <w:p>
       <w:pPr>
-        <w:spacing w:before="40" w:after="80"/>
-        <w:ind w:left="283"/>
-        <w:shd w:val="clear" w:color="auto" w:fill="EEF2F8"/>
+        <w:ind w:left="170"/>
         <w:pBdr>
-          <w:left w:val="single" w:sz="20" w:space="6" w:color="1F3864"/>
+          <w:left w:val="single" w:sz="18" w:space="4" w:color="1F3864"/>
         </w:pBdr>
-      </w:pPr>
-      <w:r>
-        <w:rPr>
-          <w:sz w:val="20"/>
+        <w:shd w:val="clear" w:fill="F2F5FA"/>
+      </w:pPr>
+      <w:r>
+        <w:rPr>
+          <w:b w:val="0"/>
         </w:rPr>
         <w:t>[00:52:25.600] 那我们很多贤友和尊者，可能学佛甚至出家很多年，很多道理他们都以为已经知道，这一点就需要注意。在有些很多产品，经常会发生听法的时候，有人会觉得这部分法我已经听过了，不需要再听了，就离开。我觉得你老是说重复的话，我觉得就很浪费我的时间。我有这么多的时间，我还不如去好好的修行，对，很多人就这样。</w:t>
       </w:r>
     </w:p>
     <w:p>
       <w:pPr>
-        <w:spacing w:before="40" w:after="80"/>
-        <w:ind w:left="283"/>
-        <w:shd w:val="clear" w:color="auto" w:fill="EEF2F8"/>
+        <w:ind w:left="170"/>
         <w:pBdr>
-          <w:left w:val="single" w:sz="20" w:space="6" w:color="1F3864"/>
+          <w:left w:val="single" w:sz="18" w:space="4" w:color="1F3864"/>
         </w:pBdr>
-      </w:pPr>
-      <w:r>
-        <w:rPr>
-          <w:sz w:val="20"/>
+        <w:shd w:val="clear" w:fill="F2F5FA"/>
+      </w:pPr>
+      <w:r>
+        <w:rPr>
+          <w:b w:val="0"/>
         </w:rPr>
         <w:t>[00:52:53.500] 所以我们这个政法工作组怎么开始的？政法工作组就是从拒绝听闻老师的开始开始的。我觉得古巴长老的开支，我都已经太熟悉了，远离善知识，最后变成他最大。他最了不起，我代表正法，你们都是邪法。好，这种做法是否合适？大家可以考虑一下。这里我们要提醒的是，虽然有时候我们已经知道了一个道理，但是，可能知道的不够深刻，不够全面，不够系统。我们应该学会，发现自己不清晰不明了的部分。意识到自己有欠缺，这个欠缺，</w:t>
       </w:r>
     </w:p>
     <w:p>
       <w:pPr>
-        <w:spacing w:before="40" w:after="80"/>
-        <w:ind w:left="283"/>
-        <w:shd w:val="clear" w:color="auto" w:fill="EEF2F8"/>
+        <w:ind w:left="170"/>
         <w:pBdr>
-          <w:left w:val="single" w:sz="20" w:space="6" w:color="1F3864"/>
+          <w:left w:val="single" w:sz="18" w:space="4" w:color="1F3864"/>
         </w:pBdr>
-      </w:pPr>
-      <w:r>
-        <w:rPr>
-          <w:sz w:val="20"/>
+        <w:shd w:val="clear" w:fill="F2F5FA"/>
+      </w:pPr>
+      <w:r>
+        <w:rPr>
+          <w:b w:val="0"/>
         </w:rPr>
         <w:t>[00:53:47.270] 学习请教，虽然有时候这个开始的主题我们听过，但是一些细节的解释会。更加丰富，会举出更多的例子，这样的受益，最终是我们自己让听过的话，更加清晰明了。</w:t>
       </w:r>
     </w:p>
     <w:p>
       <w:pPr>
-        <w:spacing w:before="40" w:after="80"/>
-        <w:ind w:left="283"/>
-        <w:shd w:val="clear" w:color="auto" w:fill="EEF2F8"/>
+        <w:ind w:left="170"/>
         <w:pBdr>
-          <w:left w:val="single" w:sz="20" w:space="6" w:color="1F3864"/>
+          <w:left w:val="single" w:sz="18" w:space="4" w:color="1F3864"/>
         </w:pBdr>
-      </w:pPr>
-      <w:r>
-        <w:rPr>
-          <w:sz w:val="20"/>
+        <w:shd w:val="clear" w:fill="F2F5FA"/>
+      </w:pPr>
+      <w:r>
+        <w:rPr>
+          <w:b w:val="0"/>
         </w:rPr>
         <w:t>[00:54:02.560] 我自己都有体会，比如说给大家讲，以前，我每次画个PPT，叭就跟他家说对。我在自己在校对稿子的时候，我就这个话，我讲过吗？就觉得自己，怎么会这么没有条理。因为这样，现在，你看我们有教育部，大家来整理这个就把讲稿我们先准备好，准备好我会去看一遍。看一遍，你就觉得还差不多了。后面，我们就再试讲一遍。自己再试讲一遍，发现有很多的问题必须要改，我们稿件要改很多遍。好，那即使是这样，讲完以后出来稿件，我再校对的时候，你同样又有很多新的理解。</w:t>
       </w:r>
     </w:p>
     <w:p>
       <w:pPr>
-        <w:spacing w:before="40" w:after="80"/>
-        <w:ind w:left="283"/>
-        <w:shd w:val="clear" w:color="auto" w:fill="EEF2F8"/>
+        <w:ind w:left="170"/>
         <w:pBdr>
-          <w:left w:val="single" w:sz="20" w:space="6" w:color="1F3864"/>
+          <w:left w:val="single" w:sz="18" w:space="4" w:color="1F3864"/>
         </w:pBdr>
-      </w:pPr>
-      <w:r>
-        <w:rPr>
-          <w:sz w:val="20"/>
+        <w:shd w:val="clear" w:fill="F2F5FA"/>
+      </w:pPr>
+      <w:r>
+        <w:rPr>
+          <w:b w:val="0"/>
         </w:rPr>
         <w:t>[00:54:51.540] 那这个是不是说王永铎的错，而是，你会发现对法的这种。了解和深入，它就一层一层的不一样，就你自己再你再练一遍，自己再练一遍都不同，更何况你坐那听，我们讲听法，你只能听到那个话，百分之十左右的收益。真正，</w:t>
       </w:r>
     </w:p>
     <w:p>
       <w:pPr>
-        <w:spacing w:before="40" w:after="80"/>
-        <w:ind w:left="283"/>
-        <w:shd w:val="clear" w:color="auto" w:fill="EEF2F8"/>
+        <w:ind w:left="170"/>
         <w:pBdr>
-          <w:left w:val="single" w:sz="20" w:space="6" w:color="1F3864"/>
+          <w:left w:val="single" w:sz="18" w:space="4" w:color="1F3864"/>
         </w:pBdr>
-      </w:pPr>
-      <w:r>
-        <w:rPr>
-          <w:sz w:val="20"/>
+        <w:shd w:val="clear" w:fill="F2F5FA"/>
+      </w:pPr>
+      <w:r>
+        <w:rPr>
+          <w:b w:val="0"/>
         </w:rPr>
         <w:t>[00:55:13.760] 最后我们说，你要想真的把深入到你内心，你要去教导。这个至少要去分享，你才能够让法真正的入心就停留在你自己那学感这些搞明白了，有很多的不明白的地方，我们在这个指导大家的时候，举个例子讲。我们大量促进，</w:t>
       </w:r>
     </w:p>
     <w:p>
       <w:pPr>
-        <w:spacing w:before="40" w:after="80"/>
-        <w:ind w:left="283"/>
-        <w:shd w:val="clear" w:color="auto" w:fill="EEF2F8"/>
+        <w:ind w:left="170"/>
         <w:pBdr>
-          <w:left w:val="single" w:sz="20" w:space="6" w:color="1F3864"/>
+          <w:left w:val="single" w:sz="18" w:space="4" w:color="1F3864"/>
         </w:pBdr>
-      </w:pPr>
-      <w:r>
-        <w:rPr>
-          <w:sz w:val="20"/>
+        <w:shd w:val="clear" w:fill="F2F5FA"/>
+      </w:pPr>
+      <w:r>
+        <w:rPr>
+          <w:b w:val="0"/>
         </w:rPr>
         <w:t>[00:55:39.775] 最近我在学这个。讲了刚拉西亚多，最近在韩国，就是他其实并不仔细，就是初讲花了十五节课讲大量促进。这是ID平台好也有很多点，就是。这个你以前就没有明白，没有听过为什么？因为他结合一组辅助来一起讲。</w:t>
       </w:r>
     </w:p>
     <w:p>
       <w:pPr>
-        <w:spacing w:before="40" w:after="80"/>
-        <w:ind w:left="283"/>
-        <w:shd w:val="clear" w:color="auto" w:fill="EEF2F8"/>
+        <w:ind w:left="170"/>
         <w:pBdr>
-          <w:left w:val="single" w:sz="20" w:space="6" w:color="1F3864"/>
+          <w:left w:val="single" w:sz="18" w:space="4" w:color="1F3864"/>
         </w:pBdr>
-      </w:pPr>
-      <w:r>
-        <w:rPr>
-          <w:sz w:val="20"/>
+        <w:shd w:val="clear" w:fill="F2F5FA"/>
+      </w:pPr>
+      <w:r>
+        <w:rPr>
+          <w:b w:val="0"/>
         </w:rPr>
         <w:t>[00:56:04.000] 以后帕尔吉亚多讲正念之道，就讲大量书经，厚一本，对？你看了好多遍，甚至我自己都讲过一遍，但是你的理解就会不同。</w:t>
       </w:r>
     </w:p>
     <w:p>
       <w:pPr>
-        <w:spacing w:before="40" w:after="80"/>
-        <w:ind w:left="283"/>
-        <w:shd w:val="clear" w:color="auto" w:fill="EEF2F8"/>
+        <w:ind w:left="170"/>
         <w:pBdr>
-          <w:left w:val="single" w:sz="20" w:space="6" w:color="1F3864"/>
+          <w:left w:val="single" w:sz="18" w:space="4" w:color="1F3864"/>
         </w:pBdr>
-      </w:pPr>
-      <w:r>
-        <w:rPr>
-          <w:sz w:val="20"/>
+        <w:shd w:val="clear" w:fill="F2F5FA"/>
+      </w:pPr>
+      <w:r>
+        <w:rPr>
+          <w:b w:val="0"/>
         </w:rPr>
         <w:t>[00:56:15.370] 举个很简单的例子，比如今天中午我们在确认，即在。把书一关好这个集圣地的部分，在经典里很多人中文的翻译，</w:t>
       </w:r>
     </w:p>
     <w:p>
       <w:pPr>
-        <w:spacing w:before="40" w:after="80"/>
-        <w:ind w:left="283"/>
-        <w:shd w:val="clear" w:color="auto" w:fill="EEF2F8"/>
+        <w:ind w:left="170"/>
         <w:pBdr>
-          <w:left w:val="single" w:sz="20" w:space="6" w:color="1F3864"/>
+          <w:left w:val="single" w:sz="18" w:space="4" w:color="1F3864"/>
         </w:pBdr>
-      </w:pPr>
-      <w:r>
-        <w:rPr>
-          <w:sz w:val="20"/>
+        <w:shd w:val="clear" w:fill="F2F5FA"/>
+      </w:pPr>
+      <w:r>
+        <w:rPr>
+          <w:b w:val="0"/>
         </w:rPr>
         <w:t>[00:56:28.880] 说你这个。你这个，你的贪爱是在哪里升起而升起，哪里止住而止住。那个止住而止住，我们一般看起来就因为说，你这个贪爱就在你就停止了。它其实不是即你要极地，极地本来就是那个东西升起，就怎么升起来，就是你第一步是你怎么升起，第二步，是说怎么重复的升起。即你怎么绕在里面出不来了？在那里待着了？</w:t>
       </w:r>
     </w:p>
     <w:p>
       <w:pPr>
-        <w:spacing w:before="40" w:after="80"/>
-        <w:ind w:left="283"/>
-        <w:shd w:val="clear" w:color="auto" w:fill="EEF2F8"/>
+        <w:ind w:left="170"/>
         <w:pBdr>
-          <w:left w:val="single" w:sz="20" w:space="6" w:color="1F3864"/>
+          <w:left w:val="single" w:sz="18" w:space="4" w:color="1F3864"/>
         </w:pBdr>
-      </w:pPr>
-      <w:r>
-        <w:rPr>
-          <w:sz w:val="20"/>
+        <w:shd w:val="clear" w:fill="F2F5FA"/>
+      </w:pPr>
+      <w:r>
+        <w:rPr>
+          <w:b w:val="0"/>
         </w:rPr>
         <w:t>[00:57:04.760] 今天我们讲生，我就来一坐就两个小时都在里面绕，那个就叫在那。重复的生气，但是中文翻译成就是止住而止住，那止住而止住就以为说你在看到这个身体的时候，你要想怎么把它止下来，那其实不是这个意思了，所以你看到他怎么在绕里面绕。对，在面壁的时候再看到你怎么把它停下来，它其实是这样的，对，所以你每次听就是不一样的，对。</w:t>
       </w:r>
     </w:p>
     <w:p>
       <w:pPr>
-        <w:spacing w:before="40" w:after="80"/>
-        <w:ind w:left="283"/>
-        <w:shd w:val="clear" w:color="auto" w:fill="EEF2F8"/>
+        <w:ind w:left="170"/>
         <w:pBdr>
-          <w:left w:val="single" w:sz="20" w:space="6" w:color="1F3864"/>
+          <w:left w:val="single" w:sz="18" w:space="4" w:color="1F3864"/>
         </w:pBdr>
-      </w:pPr>
-      <w:r>
-        <w:rPr>
-          <w:sz w:val="20"/>
+        <w:shd w:val="clear" w:fill="F2F5FA"/>
+      </w:pPr>
+      <w:r>
+        <w:rPr>
+          <w:b w:val="0"/>
         </w:rPr>
         <w:t>[00:57:35.940] 好，那这个是我们今天，就讲到这个厘清语文，那明天，我们再来学习，文法的后面三个利益。那我们今天的课就先学到这里，不是明天。明天是二十四元了，就后天再来学。</w:t>
       </w:r>
     </w:p>
     <w:p>
       <w:pPr>
-        <w:spacing w:before="40" w:after="80"/>
-        <w:ind w:left="283"/>
-        <w:shd w:val="clear" w:color="auto" w:fill="EEF2F8"/>
+        <w:ind w:left="170"/>
         <w:pBdr>
-          <w:left w:val="single" w:sz="20" w:space="6" w:color="1F3864"/>
+          <w:left w:val="single" w:sz="18" w:space="4" w:color="1F3864"/>
         </w:pBdr>
-      </w:pPr>
-      <w:r>
-        <w:rPr>
-          <w:sz w:val="20"/>
+        <w:shd w:val="clear" w:fill="F2F5FA"/>
+      </w:pPr>
+      <w:r>
+        <w:rPr>
+          <w:b w:val="0"/>
         </w:rPr>
         <w:t>〔照录段到此；其后为本讲讲后回向段（[00:57:54] 起「好，那我们一起来回向功德……」），本主题关联较弱，此处不录。以上转写文字后附原标注：[generated, not original text]〕</w:t>
       </w:r>
@@ -2948,1859 +2910,1707 @@
       <w:r>
         <w:rPr>
           <w:b/>
-          <w:sz w:val="21"/>
         </w:rPr>
         <w:t>材料②</w:t>
       </w:r>
       <w:r>
         <w:rPr>
-          <w:sz w:val="21"/>
+          <w:b w:val="0"/>
         </w:rPr>
         <w:t xml:space="preserve"> 《第12讲-四预流支9-听闻正法-闻法心态&amp;闻法规范》（音声）</w:t>
       </w:r>
     </w:p>
     <w:p>
       <w:pPr>
-        <w:ind w:left="340"/>
-      </w:pPr>
-      <w:r>
-        <w:rPr>
-          <w:color w:val="1F3864"/>
-          <w:sz w:val="21"/>
-        </w:rPr>
-        <w:t xml:space="preserve">• </w:t>
-      </w:r>
-      <w:r>
-        <w:rPr>
-          <w:sz w:val="21"/>
+        <w:pStyle w:val="ListBullet"/>
+      </w:pPr>
+      <w:r>
+        <w:rPr>
+          <w:b w:val="0"/>
         </w:rPr>
         <w:t>文件类型：音声（录音转写）</w:t>
       </w:r>
     </w:p>
     <w:p>
       <w:pPr>
-        <w:ind w:left="340"/>
-      </w:pPr>
-      <w:r>
-        <w:rPr>
-          <w:color w:val="1F3864"/>
-          <w:sz w:val="21"/>
-        </w:rPr>
-        <w:t xml:space="preserve">• </w:t>
-      </w:r>
-      <w:r>
-        <w:rPr>
-          <w:sz w:val="21"/>
+        <w:pStyle w:val="ListBullet"/>
+      </w:pPr>
+      <w:r>
+        <w:rPr>
+          <w:b w:val="0"/>
         </w:rPr>
         <w:t>知识库出处：古源尊者开示及上座部佛教资料</w:t>
       </w:r>
     </w:p>
     <w:p>
       <w:pPr>
-        <w:ind w:left="340"/>
-      </w:pPr>
-      <w:r>
-        <w:rPr>
-          <w:color w:val="1F3864"/>
-          <w:sz w:val="21"/>
-        </w:rPr>
-        <w:t xml:space="preserve">• </w:t>
-      </w:r>
-      <w:r>
-        <w:rPr>
-          <w:sz w:val="21"/>
-        </w:rPr>
-        <w:t>media_id：`soundrecording_d0dd1c0cd17209afe241ece24bf6b7b4_4e08136b3e754e43c57d8c958b63512d7439961422831605`</w:t>
-      </w:r>
-    </w:p>
-    <w:p>
-      <w:pPr>
-        <w:ind w:left="340"/>
-      </w:pPr>
-      <w:r>
-        <w:rPr>
-          <w:color w:val="1F3864"/>
-          <w:sz w:val="21"/>
-        </w:rPr>
-        <w:t xml:space="preserve">• </w:t>
-      </w:r>
-      <w:r>
-        <w:rPr>
-          <w:sz w:val="21"/>
+        <w:pStyle w:val="ListBullet"/>
+      </w:pPr>
+      <w:r>
+        <w:rPr>
+          <w:b w:val="0"/>
+        </w:rPr>
+        <w:t>media_id：soundrecording_d0dd1c0cd17209afe241ece24bf6b7b4_4e08136b3e754e43c57d8c958b63512d7439961422831605</w:t>
+      </w:r>
+    </w:p>
+    <w:p>
+      <w:pPr>
+        <w:pStyle w:val="ListBullet"/>
+      </w:pPr>
+      <w:r>
+        <w:rPr>
+          <w:b w:val="0"/>
         </w:rPr>
         <w:t>打开方式：ima知识库搜索「第12讲 四预流支9 听闻正法 闻法心态 闻法规范」</w:t>
       </w:r>
     </w:p>
     <w:p>
       <w:pPr>
-        <w:ind w:left="340"/>
-      </w:pPr>
-      <w:r>
-        <w:rPr>
-          <w:color w:val="1F3864"/>
-          <w:sz w:val="21"/>
-        </w:rPr>
-        <w:t xml:space="preserve">• </w:t>
-      </w:r>
-      <w:r>
-        <w:rPr>
-          <w:sz w:val="21"/>
+        <w:pStyle w:val="ListBullet"/>
+      </w:pPr>
+      <w:r>
+        <w:rPr>
+          <w:b w:val="0"/>
         </w:rPr>
         <w:t>标题（照录）：第12讲-四预流支9-听闻正法-闻法心态&amp;闻法规范-古源尊者-20230726（依据录音转写整理，已校对明显同音错字）</w:t>
       </w:r>
     </w:p>
     <w:p>
       <w:pPr>
-        <w:ind w:left="340"/>
-      </w:pPr>
-      <w:r>
-        <w:rPr>
-          <w:color w:val="1F3864"/>
-          <w:sz w:val="21"/>
-        </w:rPr>
-        <w:t xml:space="preserve">• </w:t>
-      </w:r>
-      <w:r>
-        <w:rPr>
-          <w:sz w:val="21"/>
+        <w:pStyle w:val="ListBullet"/>
+      </w:pPr>
+      <w:r>
+        <w:rPr>
+          <w:b w:val="0"/>
         </w:rPr>
         <w:t>讲次定位：同系列「四预流支」16讲之第12讲（听闻正法·闻法心态与闻法规范）。</w:t>
       </w:r>
     </w:p>
     <w:p>
       <w:pPr>
-        <w:spacing w:before="40" w:after="80"/>
-        <w:ind w:left="283"/>
-        <w:shd w:val="clear" w:color="auto" w:fill="EEF2F8"/>
+        <w:ind w:left="170"/>
         <w:pBdr>
-          <w:left w:val="single" w:sz="20" w:space="6" w:color="1F3864"/>
+          <w:left w:val="single" w:sz="18" w:space="4" w:color="1F3864"/>
         </w:pBdr>
-      </w:pPr>
-      <w:r>
-        <w:rPr>
-          <w:sz w:val="20"/>
+        <w:shd w:val="clear" w:fill="F2F5FA"/>
+      </w:pPr>
+      <w:r>
+        <w:rPr>
+          <w:b w:val="0"/>
         </w:rPr>
         <w:t>⚠️ 主持人操作：本讲是本周「闻法心态」的★核心材料。重点照读 [00:28:32]–[00:41:12]（令心沉静＋</w:t>
       </w:r>
       <w:r>
         <w:rPr>
           <w:b/>
-          <w:sz w:val="20"/>
         </w:rPr>
         <w:t>闻法应具足的第一组五法</w:t>
       </w:r>
       <w:r>
         <w:rPr>
-          <w:sz w:val="20"/>
+          <w:b w:val="0"/>
         </w:rPr>
         <w:t>：不轻视所说／说者／自己、不散乱、如理作意）与 [00:41:12]–[00:47:45]（</w:t>
       </w:r>
       <w:r>
         <w:rPr>
           <w:b/>
-          <w:sz w:val="20"/>
         </w:rPr>
         <w:t>应远离的第二组五法</w:t>
       </w:r>
       <w:r>
         <w:rPr>
-          <w:sz w:val="20"/>
+          <w:b w:val="0"/>
         </w:rPr>
         <w:t>：恶意闻法、责难心、攻击心、嗔心、愚钝聋哑、未知谓已知），这两组正反五法是「应远离的闻法心态」之正典依据。[00:47:45]–[00:59:35]〈小众经注〉观想譬喻与闻法规范礼仪，可按时间择读。开头 [00:00:00.000]–[00:00:06.460] 为礼敬唱诵，无转写文本（缺口）。</w:t>
       </w:r>
     </w:p>
     <w:p>
       <w:pPr>
-        <w:spacing w:before="40" w:after="80"/>
-        <w:ind w:left="283"/>
-        <w:shd w:val="clear" w:color="auto" w:fill="EEF2F8"/>
+        <w:ind w:left="170"/>
         <w:pBdr>
-          <w:left w:val="single" w:sz="20" w:space="6" w:color="1F3864"/>
+          <w:left w:val="single" w:sz="18" w:space="4" w:color="1F3864"/>
         </w:pBdr>
-      </w:pPr>
-      <w:r>
-        <w:rPr>
-          <w:sz w:val="20"/>
+        <w:shd w:val="clear" w:fill="F2F5FA"/>
+      </w:pPr>
+      <w:r>
+        <w:rPr>
+          <w:b w:val="0"/>
         </w:rPr>
         <w:t>〔缺口：[00:00:00.000] — [00:00:06.460] 为礼敬佛陀唱诵，无逐字转写文本，如实注明〕</w:t>
       </w:r>
     </w:p>
     <w:p>
       <w:pPr>
-        <w:spacing w:before="40" w:after="80"/>
-        <w:ind w:left="283"/>
-        <w:shd w:val="clear" w:color="auto" w:fill="EEF2F8"/>
+        <w:ind w:left="170"/>
         <w:pBdr>
-          <w:left w:val="single" w:sz="20" w:space="6" w:color="1F3864"/>
+          <w:left w:val="single" w:sz="18" w:space="4" w:color="1F3864"/>
         </w:pBdr>
-      </w:pPr>
-      <w:r>
-        <w:rPr>
-          <w:sz w:val="20"/>
+        <w:shd w:val="clear" w:fill="F2F5FA"/>
+      </w:pPr>
+      <w:r>
+        <w:rPr>
+          <w:b w:val="0"/>
         </w:rPr>
         <w:t>[00:00:06.460] 大家请合掌，我们一起来历经佛拓。南无陀阿拉陀萨嘎。南无拉萨，嘎瓦多、阿拉多、萨摩萨摩拉萨。南无拉萨，萨瓦多，阿拉多三嘛三拉萨。以及那位世尊。阿拉汉正自觉者。各位仙友晚上好。我们今天继续来学习，四吕流之。</w:t>
       </w:r>
     </w:p>
     <w:p>
       <w:pPr>
-        <w:spacing w:before="40" w:after="80"/>
-        <w:ind w:left="283"/>
-        <w:shd w:val="clear" w:color="auto" w:fill="EEF2F8"/>
+        <w:ind w:left="170"/>
         <w:pBdr>
-          <w:left w:val="single" w:sz="20" w:space="6" w:color="1F3864"/>
+          <w:left w:val="single" w:sz="18" w:space="4" w:color="1F3864"/>
         </w:pBdr>
-      </w:pPr>
-      <w:r>
-        <w:rPr>
-          <w:sz w:val="20"/>
+        <w:shd w:val="clear" w:fill="F2F5FA"/>
+      </w:pPr>
+      <w:r>
+        <w:rPr>
+          <w:b w:val="0"/>
         </w:rPr>
         <w:t>[00:01:01.300] 那我们上一堂课学习到。听闻正法。</w:t>
       </w:r>
     </w:p>
     <w:p>
       <w:pPr>
-        <w:spacing w:before="40" w:after="80"/>
-        <w:ind w:left="283"/>
-        <w:shd w:val="clear" w:color="auto" w:fill="EEF2F8"/>
+        <w:ind w:left="170"/>
         <w:pBdr>
-          <w:left w:val="single" w:sz="20" w:space="6" w:color="1F3864"/>
+          <w:left w:val="single" w:sz="18" w:space="4" w:color="1F3864"/>
         </w:pBdr>
-      </w:pPr>
-      <w:r>
-        <w:rPr>
-          <w:sz w:val="20"/>
+        <w:shd w:val="clear" w:fill="F2F5FA"/>
+      </w:pPr>
+      <w:r>
+        <w:rPr>
+          <w:b w:val="0"/>
         </w:rPr>
         <w:t>[00:01:08.880] 听闻正法的第一部分？亲近上师，听闻正法。那。佛陀讲过，听闻正法有。</w:t>
       </w:r>
     </w:p>
     <w:p>
       <w:pPr>
-        <w:spacing w:before="40" w:after="80"/>
-        <w:ind w:left="283"/>
-        <w:shd w:val="clear" w:color="auto" w:fill="EEF2F8"/>
+        <w:ind w:left="170"/>
         <w:pBdr>
-          <w:left w:val="single" w:sz="20" w:space="6" w:color="1F3864"/>
+          <w:left w:val="single" w:sz="18" w:space="4" w:color="1F3864"/>
         </w:pBdr>
-      </w:pPr>
-      <w:r>
-        <w:rPr>
-          <w:sz w:val="20"/>
+        <w:shd w:val="clear" w:fill="F2F5FA"/>
+      </w:pPr>
+      <w:r>
+        <w:rPr>
+          <w:b w:val="0"/>
         </w:rPr>
         <w:t>[00:01:38.900] 五种利益。第一个是闻未所闻。第二个是厘清语文度脱疑惑，正直见解，令心沉静。</w:t>
       </w:r>
     </w:p>
     <w:p>
       <w:pPr>
-        <w:spacing w:before="40" w:after="80"/>
-        <w:ind w:left="283"/>
-        <w:shd w:val="clear" w:color="auto" w:fill="EEF2F8"/>
+        <w:ind w:left="170"/>
         <w:pBdr>
-          <w:left w:val="single" w:sz="20" w:space="6" w:color="1F3864"/>
+          <w:left w:val="single" w:sz="18" w:space="4" w:color="1F3864"/>
         </w:pBdr>
-      </w:pPr>
-      <w:r>
-        <w:rPr>
-          <w:sz w:val="20"/>
+        <w:shd w:val="clear" w:fill="F2F5FA"/>
+      </w:pPr>
+      <w:r>
+        <w:rPr>
+          <w:b w:val="0"/>
         </w:rPr>
         <w:t>[00:01:53.760] 这一堂课上一堂课，我们学习到闻所未闻。那。很多佛法，我们都没有听说过。？那佛陀说？如果没有被圣法调教？都是。无门凡夫。对。听闻佛法的。弟子？可以导向涅盘。那。依止善是听法，可以听闻，闻所未闻的法。而且，可以厘清。我们已经听过的。但是，可能不清楚的，或者是，这个没有听明白的好。或者这个不够深入的，这样的一些内容，我们可以通过听闻或者一再的听闻去理清，我们曾经听闻过的。</w:t>
       </w:r>
     </w:p>
     <w:p>
       <w:pPr>
-        <w:spacing w:before="40" w:after="80"/>
-        <w:ind w:left="283"/>
-        <w:shd w:val="clear" w:color="auto" w:fill="EEF2F8"/>
+        <w:ind w:left="170"/>
         <w:pBdr>
-          <w:left w:val="single" w:sz="20" w:space="6" w:color="1F3864"/>
+          <w:left w:val="single" w:sz="18" w:space="4" w:color="1F3864"/>
         </w:pBdr>
-      </w:pPr>
-      <w:r>
-        <w:rPr>
-          <w:sz w:val="20"/>
+        <w:shd w:val="clear" w:fill="F2F5FA"/>
+      </w:pPr>
+      <w:r>
+        <w:rPr>
+          <w:b w:val="0"/>
         </w:rPr>
         <w:t>[00:03:04.180] 那第三一个，是度脱疑惑。在清净道论大疏抄里面解释说，对于所听闻的经等，九分教中若有因疑惑而可疑的任何法。就在消除其中的疑惑时度脱疑惑。那我们不管是在实践禅修。乃至于服务，学习教理的过程中。经常都会有许多这样的疑惑。那这些疑惑？我们要通过听闻佛法来解决。</w:t>
       </w:r>
     </w:p>
     <w:p>
       <w:pPr>
-        <w:spacing w:before="40" w:after="80"/>
-        <w:ind w:left="283"/>
-        <w:shd w:val="clear" w:color="auto" w:fill="EEF2F8"/>
+        <w:ind w:left="170"/>
         <w:pBdr>
-          <w:left w:val="single" w:sz="20" w:space="6" w:color="1F3864"/>
+          <w:left w:val="single" w:sz="18" w:space="4" w:color="1F3864"/>
         </w:pBdr>
-      </w:pPr>
-      <w:r>
-        <w:rPr>
-          <w:sz w:val="20"/>
+        <w:shd w:val="clear" w:fill="F2F5FA"/>
+      </w:pPr>
+      <w:r>
+        <w:rPr>
+          <w:b w:val="0"/>
         </w:rPr>
         <w:t>[00:03:46.040] 那在禅林里面，耶稣老师教导我们学习禅修，如何按照戒定慧的次第来修习。那我们在戒律。</w:t>
       </w:r>
     </w:p>
     <w:p>
       <w:pPr>
-        <w:spacing w:before="40" w:after="80"/>
-        <w:ind w:left="283"/>
-        <w:shd w:val="clear" w:color="auto" w:fill="EEF2F8"/>
+        <w:ind w:left="170"/>
         <w:pBdr>
-          <w:left w:val="single" w:sz="20" w:space="6" w:color="1F3864"/>
+          <w:left w:val="single" w:sz="18" w:space="4" w:color="1F3864"/>
         </w:pBdr>
-      </w:pPr>
-      <w:r>
-        <w:rPr>
-          <w:sz w:val="20"/>
+        <w:shd w:val="clear" w:fill="F2F5FA"/>
+      </w:pPr>
+      <w:r>
+        <w:rPr>
+          <w:b w:val="0"/>
         </w:rPr>
         <w:t>[00:03:58.380] 教理，禅修上，有疑惑的时候可以向相应的老师请教，去解决这些，解决这些疑惑。</w:t>
       </w:r>
     </w:p>
     <w:p>
       <w:pPr>
-        <w:spacing w:before="40" w:after="80"/>
-        <w:ind w:left="283"/>
-        <w:shd w:val="clear" w:color="auto" w:fill="EEF2F8"/>
+        <w:ind w:left="170"/>
         <w:pBdr>
-          <w:left w:val="single" w:sz="20" w:space="6" w:color="1F3864"/>
+          <w:left w:val="single" w:sz="18" w:space="4" w:color="1F3864"/>
         </w:pBdr>
-      </w:pPr>
-      <w:r>
-        <w:rPr>
-          <w:sz w:val="20"/>
+        <w:shd w:val="clear" w:fill="F2F5FA"/>
+      </w:pPr>
+      <w:r>
+        <w:rPr>
+          <w:b w:val="0"/>
         </w:rPr>
         <w:t>[00:04:09.060] 那在上座部佛教里面？刚达这样的底库，必须依止戒师。学习五年时间，我们讲五年不离依止好。那学习通达戒律，以及修行的次壁后，才能够离开自己的戒师。而在十年之内，你还必须要有一指示。对。那。这个五年之内不离开，届时十年之内不离开一直是。那这也是通过听闻，为了通过听闻来减少解决我们佛法上的疑惑。那佛法无论是戒律还是教理，还是禅修？</w:t>
       </w:r>
     </w:p>
     <w:p>
       <w:pPr>
-        <w:spacing w:before="40" w:after="80"/>
-        <w:ind w:left="283"/>
-        <w:shd w:val="clear" w:color="auto" w:fill="EEF2F8"/>
+        <w:ind w:left="170"/>
         <w:pBdr>
-          <w:left w:val="single" w:sz="20" w:space="6" w:color="1F3864"/>
+          <w:left w:val="single" w:sz="18" w:space="4" w:color="1F3864"/>
         </w:pBdr>
-      </w:pPr>
-      <w:r>
-        <w:rPr>
-          <w:sz w:val="20"/>
+        <w:shd w:val="clear" w:fill="F2F5FA"/>
+      </w:pPr>
+      <w:r>
+        <w:rPr>
+          <w:b w:val="0"/>
         </w:rPr>
         <w:t>[00:04:55.060] 我们都知道。它是心法。他都是从佛陀，通过历代的僧团，这些我们过去的善知识辗转传来的，心法。那如果我们仅仅靠书本上获得的知识？我们很难掌握到戒律，教育，以及修行的核心。包括一些禅修技巧，以及它核心的关要。尤其，我们修行就是调心。心，它无形无相。那如何在无形无相的这个心中，去把握到这个修行的精髓？他是要靠善知识的这种智慧的心口相传，它不是口口相传。他是心口相传。</w:t>
       </w:r>
     </w:p>
     <w:p>
       <w:pPr>
-        <w:spacing w:before="40" w:after="80"/>
-        <w:ind w:left="283"/>
-        <w:shd w:val="clear" w:color="auto" w:fill="EEF2F8"/>
+        <w:ind w:left="170"/>
         <w:pBdr>
-          <w:left w:val="single" w:sz="20" w:space="6" w:color="1F3864"/>
+          <w:left w:val="single" w:sz="18" w:space="4" w:color="1F3864"/>
         </w:pBdr>
-      </w:pPr>
-      <w:r>
-        <w:rPr>
-          <w:sz w:val="20"/>
+        <w:shd w:val="clear" w:fill="F2F5FA"/>
+      </w:pPr>
+      <w:r>
+        <w:rPr>
+          <w:b w:val="0"/>
         </w:rPr>
         <w:t>[00:05:51.000] 就简单的介律，我们昨天有位贤友问说。这个佛陀讲这个不能讲，不能有畜生论，对。那你讲这些这个。国王新闻都是畜生语，那你平常的时候你那那都都是在其语当中。？那出家人是不是就完全不能够？讲这些话，但我们要知道戒律的根本是什么，就是你带着这种无意义的心，散乱的心，去谈论这种王论，国论，战争论。那就是。比语，就是畜生论。但是。你作为一个出家人？你不能够不食人间烟火了，对？</w:t>
       </w:r>
     </w:p>
     <w:p>
       <w:pPr>
-        <w:spacing w:before="40" w:after="80"/>
-        <w:ind w:left="283"/>
-        <w:shd w:val="clear" w:color="auto" w:fill="EEF2F8"/>
+        <w:ind w:left="170"/>
         <w:pBdr>
-          <w:left w:val="single" w:sz="20" w:space="6" w:color="1F3864"/>
+          <w:left w:val="single" w:sz="18" w:space="4" w:color="1F3864"/>
         </w:pBdr>
-      </w:pPr>
-      <w:r>
-        <w:rPr>
-          <w:sz w:val="20"/>
+        <w:shd w:val="clear" w:fill="F2F5FA"/>
+      </w:pPr>
+      <w:r>
+        <w:rPr>
+          <w:b w:val="0"/>
         </w:rPr>
         <w:t>〔以下 [00:06:48]–[00:12:26] 承上举例（戒律、微信支付与马来西亚身份证、戒律讨论会、散播慈爱等），与「度脱疑惑」相关，可择要朗读，此处按主题略录。转写原文完整，此非缺口，特此注明。〕</w:t>
       </w:r>
     </w:p>
     <w:p>
       <w:pPr>
-        <w:spacing w:before="40" w:after="80"/>
-        <w:ind w:left="283"/>
-        <w:shd w:val="clear" w:color="auto" w:fill="EEF2F8"/>
+        <w:ind w:left="170"/>
         <w:pBdr>
-          <w:left w:val="single" w:sz="20" w:space="6" w:color="1F3864"/>
+          <w:left w:val="single" w:sz="18" w:space="4" w:color="1F3864"/>
         </w:pBdr>
-      </w:pPr>
-      <w:r>
-        <w:rPr>
-          <w:sz w:val="20"/>
+        <w:shd w:val="clear" w:fill="F2F5FA"/>
+      </w:pPr>
+      <w:r>
+        <w:rPr>
+          <w:b w:val="0"/>
         </w:rPr>
         <w:t>[00:12:26.440] 第四一个，就是政治见解。大粗超里面解释是通过正直的确立对业业果和三宝的正见来正直见解。我们知道，有正见才能够引发正信。同时，有正信才能够树立真正的正见。真正的正见是业果的正见，是四分地的证件。</w:t>
       </w:r>
     </w:p>
     <w:p>
       <w:pPr>
-        <w:spacing w:before="40" w:after="80"/>
-        <w:ind w:left="283"/>
-        <w:shd w:val="clear" w:color="auto" w:fill="EEF2F8"/>
+        <w:ind w:left="170"/>
         <w:pBdr>
-          <w:left w:val="single" w:sz="20" w:space="6" w:color="1F3864"/>
+          <w:left w:val="single" w:sz="18" w:space="4" w:color="1F3864"/>
         </w:pBdr>
-      </w:pPr>
-      <w:r>
-        <w:rPr>
-          <w:sz w:val="20"/>
+        <w:shd w:val="clear" w:fill="F2F5FA"/>
+      </w:pPr>
+      <w:r>
+        <w:rPr>
+          <w:b w:val="0"/>
         </w:rPr>
         <w:t>[00:12:52.220] 那其实不止佛教徒讲因果了。我们知道有这个。也不是所有佛教徒都有真正的因果正见。那比如说，这个印度教的各个教派，他几乎都讲因果，大家也知道，对？你去印度，他要讲业果，大家都在讲业果。其他教还认为可以消业，业障是可以消掉的好，那其实我们很多佛教徒也接受这个观点，就把消业障视为修行的关要，成为修行的很重要的内容。</w:t>
       </w:r>
     </w:p>
     <w:p>
       <w:pPr>
-        <w:spacing w:before="40" w:after="80"/>
-        <w:ind w:left="283"/>
-        <w:shd w:val="clear" w:color="auto" w:fill="EEF2F8"/>
+        <w:ind w:left="170"/>
         <w:pBdr>
-          <w:left w:val="single" w:sz="20" w:space="6" w:color="1F3864"/>
+          <w:left w:val="single" w:sz="18" w:space="4" w:color="1F3864"/>
         </w:pBdr>
-      </w:pPr>
-      <w:r>
-        <w:rPr>
-          <w:sz w:val="20"/>
+        <w:shd w:val="clear" w:fill="F2F5FA"/>
+      </w:pPr>
+      <w:r>
+        <w:rPr>
+          <w:b w:val="0"/>
         </w:rPr>
         <w:t>[00:13:27.015] 当然说我要修消业障要拜忏对，半夜就能消掉多少业障，念一句咒语就能消多少业障。我们很多人都是这样在修。那我们还有一些观点认为业决定一切。有因必有果，你听起来好像很有道理，不是这样的。有果必有因，但有因不一定有果。有因都有果，无始以来造了那么多业因，那你要报到啥时候？对，那就趁阿拉汉就没机会了。那必有果，一定要产生，那不是这样的，有果必有因，但有因不一定有果。</w:t>
       </w:r>
     </w:p>
     <w:p>
       <w:pPr>
-        <w:spacing w:before="40" w:after="80"/>
-        <w:ind w:left="283"/>
-        <w:shd w:val="clear" w:color="auto" w:fill="EEF2F8"/>
+        <w:ind w:left="170"/>
         <w:pBdr>
-          <w:left w:val="single" w:sz="20" w:space="6" w:color="1F3864"/>
+          <w:left w:val="single" w:sz="18" w:space="4" w:color="1F3864"/>
         </w:pBdr>
-      </w:pPr>
-      <w:r>
-        <w:rPr>
-          <w:sz w:val="20"/>
+        <w:shd w:val="clear" w:fill="F2F5FA"/>
+      </w:pPr>
+      <w:r>
+        <w:rPr>
+          <w:b w:val="0"/>
         </w:rPr>
         <w:t>[00:14:08.380] 所以总是有一些这个他的这个因果，或者因果论，要么是夹杂着常见，要么是夹杂着断见。</w:t>
       </w:r>
     </w:p>
     <w:p>
       <w:pPr>
-        <w:spacing w:before="40" w:after="80"/>
-        <w:ind w:left="283"/>
-        <w:shd w:val="clear" w:color="auto" w:fill="EEF2F8"/>
+        <w:ind w:left="170"/>
         <w:pBdr>
-          <w:left w:val="single" w:sz="20" w:space="6" w:color="1F3864"/>
+          <w:left w:val="single" w:sz="18" w:space="4" w:color="1F3864"/>
         </w:pBdr>
-      </w:pPr>
-      <w:r>
-        <w:rPr>
-          <w:sz w:val="20"/>
+        <w:shd w:val="clear" w:fill="F2F5FA"/>
+      </w:pPr>
+      <w:r>
+        <w:rPr>
+          <w:b w:val="0"/>
         </w:rPr>
         <w:t>[00:14:19.580] 而四圣谛的正见？它更为深奥，比如什么是苦？什么是苦圣地？我们家苦就是三苦六苦八苦。就最简单就是八苦。八苦简单吗？前面的，生老病死，爱别离，怨憎会，求不得。大家可能都能理解。但五蕴他们说，总而言之，五蕴是苦。总而言之，武曲运势库就大部分人就说不清楚什么叫武曲运势库。前面七种是基于概念化的库。后面这个基于无形的苦，是究竟法的苦。</w:t>
       </w:r>
     </w:p>
     <w:p>
       <w:pPr>
-        <w:spacing w:before="40" w:after="80"/>
-        <w:ind w:left="283"/>
-        <w:shd w:val="clear" w:color="auto" w:fill="EEF2F8"/>
+        <w:ind w:left="170"/>
         <w:pBdr>
-          <w:left w:val="single" w:sz="20" w:space="6" w:color="1F3864"/>
+          <w:left w:val="single" w:sz="18" w:space="4" w:color="1F3864"/>
         </w:pBdr>
-      </w:pPr>
-      <w:r>
-        <w:rPr>
-          <w:sz w:val="20"/>
+        <w:shd w:val="clear" w:fill="F2F5FA"/>
+      </w:pPr>
+      <w:r>
+        <w:rPr>
+          <w:b w:val="0"/>
         </w:rPr>
         <w:t>[00:14:59.680] 都有很多人讲说，佛陀讲法，他总是讲概念，不是，无曲印就是究竟法对不对？那什么是无取印？色手音色取音受取音想取音行取音失取音。我们知道，你知道吗。什么是响应？你有多少响应？响应在你身上怎么呈现？那这个就是。我们知道什么是苦。什么是苦苦圣谛？那苦圣谛如何体证？那标准来讲，苦圣谛也要见到究竟的名色法，内在外在。究竟的名色法，要能看到才能讲说你见到的苦跟谛。什么苦集圣地，那比如说，苦集圣地就是这个可爱，可爱是什么。</w:t>
       </w:r>
     </w:p>
     <w:p>
       <w:pPr>
-        <w:spacing w:before="40" w:after="80"/>
-        <w:ind w:left="283"/>
-        <w:shd w:val="clear" w:color="auto" w:fill="EEF2F8"/>
+        <w:ind w:left="170"/>
         <w:pBdr>
-          <w:left w:val="single" w:sz="20" w:space="6" w:color="1F3864"/>
+          <w:left w:val="single" w:sz="18" w:space="4" w:color="1F3864"/>
         </w:pBdr>
-      </w:pPr>
-      <w:r>
-        <w:rPr>
-          <w:sz w:val="20"/>
+        <w:shd w:val="clear" w:fill="F2F5FA"/>
+      </w:pPr>
+      <w:r>
+        <w:rPr>
+          <w:b w:val="0"/>
         </w:rPr>
         <w:t>[00:15:49.920] 我们很多的教派把这个四圣谛跟十二缘起分开来讲。说这个阿罗汉是正通过体体证师证地证的独觉佛是体证缘起的，所以叫缘觉对？我们经常听说这个那个独觉佛叫圆觉。声闻缘觉吗？声文是四层谛，这个缘觉是体征，是有缘起的，所以缘起就是集谛，对不对？怎么会把它分开？</w:t>
       </w:r>
     </w:p>
     <w:p>
       <w:pPr>
-        <w:spacing w:before="40" w:after="80"/>
-        <w:ind w:left="283"/>
-        <w:shd w:val="clear" w:color="auto" w:fill="EEF2F8"/>
+        <w:ind w:left="170"/>
         <w:pBdr>
-          <w:left w:val="single" w:sz="20" w:space="6" w:color="1F3864"/>
+          <w:left w:val="single" w:sz="18" w:space="4" w:color="1F3864"/>
         </w:pBdr>
-      </w:pPr>
-      <w:r>
-        <w:rPr>
-          <w:sz w:val="20"/>
+        <w:shd w:val="clear" w:fill="F2F5FA"/>
+      </w:pPr>
+      <w:r>
+        <w:rPr>
+          <w:b w:val="0"/>
         </w:rPr>
         <w:t>[00:16:19.640] 对，基地里面最明显的，最清晰的一个表达，那就是十二缘起，那十二缘起跟二十四元什么关系？二十四元，就是十二缘起那个无名圆形，那个圆里面有二十四种圆。就说，二十四元是更高级的原子，那你这是要赚钱。没办法，没那么。就是上周部的人，也没几个人搞明白这个东西。</w:t>
       </w:r>
     </w:p>
     <w:p>
       <w:pPr>
-        <w:spacing w:before="40" w:after="80"/>
-        <w:ind w:left="283"/>
-        <w:shd w:val="clear" w:color="auto" w:fill="EEF2F8"/>
+        <w:ind w:left="170"/>
         <w:pBdr>
-          <w:left w:val="single" w:sz="20" w:space="6" w:color="1F3864"/>
+          <w:left w:val="single" w:sz="18" w:space="4" w:color="1F3864"/>
         </w:pBdr>
-      </w:pPr>
-      <w:r>
-        <w:rPr>
-          <w:sz w:val="20"/>
+        <w:shd w:val="clear" w:fill="F2F5FA"/>
+      </w:pPr>
+      <w:r>
+        <w:rPr>
+          <w:b w:val="0"/>
         </w:rPr>
         <w:t>[00:16:45.100] 那我们其实还听说更多的缘起，什么如来藏缘起，阿赖耶识缘起，法界缘起，对你听我的，有可能再了解一下我们的佛陀的教，很多的佛教的教派，你知道有很多的缘起。所以我们就一种缘起变成缘起更高级，</w:t>
       </w:r>
     </w:p>
     <w:p>
       <w:pPr>
-        <w:spacing w:before="40" w:after="80"/>
-        <w:ind w:left="283"/>
-        <w:shd w:val="clear" w:color="auto" w:fill="EEF2F8"/>
+        <w:ind w:left="170"/>
         <w:pBdr>
-          <w:left w:val="single" w:sz="20" w:space="6" w:color="1F3864"/>
+          <w:left w:val="single" w:sz="18" w:space="4" w:color="1F3864"/>
         </w:pBdr>
-      </w:pPr>
-      <w:r>
-        <w:rPr>
-          <w:sz w:val="20"/>
+        <w:shd w:val="clear" w:fill="F2F5FA"/>
+      </w:pPr>
+      <w:r>
+        <w:rPr>
+          <w:b w:val="0"/>
         </w:rPr>
         <w:t>[00:17:03.985] 最低级的是十二缘起，那那这个是不是正件？那你不听闻，你不亲近上司，你就会这个，我们这个人家说什么我们就听什么讲就听成这样，这个证件，就很难说了，对。</w:t>
       </w:r>
     </w:p>
     <w:p>
       <w:pPr>
-        <w:spacing w:before="40" w:after="80"/>
-        <w:ind w:left="283"/>
-        <w:shd w:val="clear" w:color="auto" w:fill="EEF2F8"/>
+        <w:ind w:left="170"/>
         <w:pBdr>
-          <w:left w:val="single" w:sz="20" w:space="6" w:color="1F3864"/>
+          <w:left w:val="single" w:sz="18" w:space="4" w:color="1F3864"/>
         </w:pBdr>
-      </w:pPr>
-      <w:r>
-        <w:rPr>
-          <w:sz w:val="20"/>
+        <w:shd w:val="clear" w:fill="F2F5FA"/>
+      </w:pPr>
+      <w:r>
+        <w:rPr>
+          <w:b w:val="0"/>
         </w:rPr>
         <w:t>[00:17:25.760] 那什么是苦灭圣谛，苦灭圣谛大家都知道，灭法。你说那涅槃有没有分等级？阿拉汉的涅盘，跟诸结佛的涅盘，跟佛陀涅盘，是不是一个涅盘？很多人认为不一样，佛陀更了不起的涅槃那。涅槃只是一个，对不对？这是不可能好几个。但是很多人认为涅槃是不一样的。佛陀证的涅槃怎么可能跟阿罗汉的涅槃一样？阿罗汉那么差劲，对？</w:t>
       </w:r>
     </w:p>
     <w:p>
       <w:pPr>
-        <w:spacing w:before="40" w:after="80"/>
-        <w:ind w:left="283"/>
-        <w:shd w:val="clear" w:color="auto" w:fill="EEF2F8"/>
+        <w:ind w:left="170"/>
         <w:pBdr>
-          <w:left w:val="single" w:sz="20" w:space="6" w:color="1F3864"/>
+          <w:left w:val="single" w:sz="18" w:space="4" w:color="1F3864"/>
         </w:pBdr>
-      </w:pPr>
-      <w:r>
-        <w:rPr>
-          <w:sz w:val="20"/>
+        <w:shd w:val="clear" w:fill="F2F5FA"/>
+      </w:pPr>
+      <w:r>
+        <w:rPr>
+          <w:b w:val="0"/>
         </w:rPr>
         <w:t>[00:17:51.970] 佛陀更厉害。那什么导致，什么是导致苦灭之道圣谛？道圣谛跟戒定慧是什么关系？我们大正道好，这个是基于逻辑思辨，还是对是一种究竟名色法的观？什么是直观？什么是修止，什么是修观？对。那止观在道圣谛，它的作用是什么？又什么是三十七道品。对。那三十七道品是小乘的修法吗？大乘不要修三十七道品吗，对。所以那这些东西不厘清，我们就很难说。你，你到底是一个什么样的键？我们是一种混杂的一个就混在一起的键，我们需要说什么就拿一个什么键出来跟大家讨论。</w:t>
       </w:r>
     </w:p>
     <w:p>
       <w:pPr>
-        <w:spacing w:before="40" w:after="80"/>
-        <w:ind w:left="283"/>
-        <w:shd w:val="clear" w:color="auto" w:fill="EEF2F8"/>
+        <w:ind w:left="170"/>
         <w:pBdr>
-          <w:left w:val="single" w:sz="20" w:space="6" w:color="1F3864"/>
+          <w:left w:val="single" w:sz="18" w:space="4" w:color="1F3864"/>
         </w:pBdr>
-      </w:pPr>
-      <w:r>
-        <w:rPr>
-          <w:sz w:val="20"/>
+        <w:shd w:val="clear" w:fill="F2F5FA"/>
+      </w:pPr>
+      <w:r>
+        <w:rPr>
+          <w:b w:val="0"/>
         </w:rPr>
         <w:t>[00:18:51.560] 所以我在这个时候，我们知道八正道里面，正见是八字圣道的第一剑，第一个，第一支圣道。那如果我们佛弟子都不能够具有正确的观念？不厘清以上这些观念，就很难说你有完整的、清晰的、正确的证件好。</w:t>
       </w:r>
     </w:p>
     <w:p>
       <w:pPr>
-        <w:spacing w:before="40" w:after="80"/>
-        <w:ind w:left="283"/>
-        <w:shd w:val="clear" w:color="auto" w:fill="EEF2F8"/>
+        <w:ind w:left="170"/>
         <w:pBdr>
-          <w:left w:val="single" w:sz="20" w:space="6" w:color="1F3864"/>
+          <w:left w:val="single" w:sz="18" w:space="4" w:color="1F3864"/>
         </w:pBdr>
-      </w:pPr>
-      <w:r>
-        <w:rPr>
-          <w:sz w:val="20"/>
+        <w:shd w:val="clear" w:fill="F2F5FA"/>
+      </w:pPr>
+      <w:r>
+        <w:rPr>
+          <w:b w:val="0"/>
         </w:rPr>
         <w:t>[00:19:11.880] 那佛陀有十个功德名号，其中一个叫世间界，它包括了对有情世间、空间世间和行世间的彻底的了解。那用现在的话说，就是，大致对应的就是人生观，世界观或者宇宙观，以及价值观。而我们过去有很多错误的人生观，宇宙观和价值观，所以因此，如果我们不能够亲近善志，依此学习。我们就很难去掌握佛陀的。这种。世间解教导我们的内容。</w:t>
       </w:r>
     </w:p>
     <w:p>
       <w:pPr>
-        <w:spacing w:before="40" w:after="80"/>
-        <w:ind w:left="283"/>
-        <w:shd w:val="clear" w:color="auto" w:fill="EEF2F8"/>
+        <w:ind w:left="170"/>
         <w:pBdr>
-          <w:left w:val="single" w:sz="20" w:space="6" w:color="1F3864"/>
+          <w:left w:val="single" w:sz="18" w:space="4" w:color="1F3864"/>
         </w:pBdr>
-      </w:pPr>
-      <w:r>
-        <w:rPr>
-          <w:sz w:val="20"/>
+        <w:shd w:val="clear" w:fill="F2F5FA"/>
+      </w:pPr>
+      <w:r>
+        <w:rPr>
+          <w:b w:val="0"/>
         </w:rPr>
         <w:t>[00:19:52.940] 那对佛法？确实，我们的正见也不是一时就能建起来的。对佛法的学习，就是。这个学一分，就多一分，正见，多一分正见就少一分错见，看问题，就能够更全面，更有深度。</w:t>
       </w:r>
     </w:p>
     <w:p>
       <w:pPr>
-        <w:spacing w:before="40" w:after="80"/>
-        <w:ind w:left="283"/>
-        <w:shd w:val="clear" w:color="auto" w:fill="EEF2F8"/>
+        <w:ind w:left="170"/>
         <w:pBdr>
-          <w:left w:val="single" w:sz="20" w:space="6" w:color="1F3864"/>
+          <w:left w:val="single" w:sz="18" w:space="4" w:color="1F3864"/>
         </w:pBdr>
-      </w:pPr>
-      <w:r>
-        <w:rPr>
-          <w:sz w:val="20"/>
+        <w:shd w:val="clear" w:fill="F2F5FA"/>
+      </w:pPr>
+      <w:r>
+        <w:rPr>
+          <w:b w:val="0"/>
         </w:rPr>
         <w:t>[00:20:14.080] 对，前面我在跟大家讲，就是我自己讲课的时候，我都有感觉，自己过一遍跟再过一遍再看一遍，它都不一样。所以听闻是很重要的。那听闻，这个我们讲学习教理好。它不仅仅是把它听下来，我听过一遍就叫听闻。而是要一持。而且要讨论研讨。思维，最后，你要尝试把它去教导别人的时候，那你这个听闻才能够到达真正的你自己能把握的这样一个层面。所以为什么建议大家说，你要组成互来小组，你要经常互相讨论，你要去实践然后你要去带动大家。</w:t>
       </w:r>
     </w:p>
     <w:p>
       <w:pPr>
-        <w:spacing w:before="40" w:after="80"/>
-        <w:ind w:left="283"/>
-        <w:shd w:val="clear" w:color="auto" w:fill="EEF2F8"/>
+        <w:ind w:left="170"/>
         <w:pBdr>
-          <w:left w:val="single" w:sz="20" w:space="6" w:color="1F3864"/>
+          <w:left w:val="single" w:sz="18" w:space="4" w:color="1F3864"/>
         </w:pBdr>
-      </w:pPr>
-      <w:r>
-        <w:rPr>
-          <w:sz w:val="20"/>
+        <w:shd w:val="clear" w:fill="F2F5FA"/>
+      </w:pPr>
+      <w:r>
+        <w:rPr>
+          <w:b w:val="0"/>
         </w:rPr>
         <w:t>[00:21:05.080] 那这过程的目的不是说我们要干嘛，而是说你的听闻，你的学习过程必须经过这样不经过这样的，你就是很浅表的一种知识层面上的理解。</w:t>
       </w:r>
     </w:p>
     <w:p>
       <w:pPr>
-        <w:spacing w:before="40" w:after="80"/>
-        <w:ind w:left="283"/>
-        <w:shd w:val="clear" w:color="auto" w:fill="EEF2F8"/>
+        <w:ind w:left="170"/>
         <w:pBdr>
-          <w:left w:val="single" w:sz="20" w:space="6" w:color="1F3864"/>
+          <w:left w:val="single" w:sz="18" w:space="4" w:color="1F3864"/>
         </w:pBdr>
-      </w:pPr>
-      <w:r>
-        <w:rPr>
-          <w:sz w:val="20"/>
+        <w:shd w:val="clear" w:fill="F2F5FA"/>
+      </w:pPr>
+      <w:r>
+        <w:rPr>
+          <w:b w:val="0"/>
         </w:rPr>
         <w:t>[00:21:18.680] 那比如说我们学习三十，像学习这个阿毗达摩，我们对于三十一届的生存界好。那到底是怎样一种关系好。他这个什么样的业能够到这样的生存界，这样的生存界，它是以什么样的方式来生存那我们应该选做什么样的选择，在未来。对于恶趣，才能够升起悚惧，这样才能激励我们更加精进的禅修，不再叛逆，能够远离恶趣。</w:t>
       </w:r>
     </w:p>
     <w:p>
       <w:pPr>
-        <w:spacing w:before="40" w:after="80"/>
-        <w:ind w:left="283"/>
-        <w:shd w:val="clear" w:color="auto" w:fill="EEF2F8"/>
+        <w:ind w:left="170"/>
         <w:pBdr>
-          <w:left w:val="single" w:sz="20" w:space="6" w:color="1F3864"/>
+          <w:left w:val="single" w:sz="18" w:space="4" w:color="1F3864"/>
         </w:pBdr>
-      </w:pPr>
-      <w:r>
-        <w:rPr>
-          <w:sz w:val="20"/>
+        <w:shd w:val="clear" w:fill="F2F5FA"/>
+      </w:pPr>
+      <w:r>
+        <w:rPr>
+          <w:b w:val="0"/>
         </w:rPr>
         <w:t>[00:21:52.480] 所以，我们说八院怎么画。下辈子怎么办？所以你发愿都要发愿正果，但是万一没正果？我要去哪里？就很多人就不同了，即有的我要去多少天，我这要去来再做人，我要再去这个去半天到底哪一个是。这个合适的，那你或者是你一定能去的，那这对要业果有深刻的理解，对三十一界到底是一个什么样的关系有深刻的理解。</w:t>
       </w:r>
     </w:p>
     <w:p>
       <w:pPr>
-        <w:spacing w:before="40" w:after="80"/>
-        <w:ind w:left="283"/>
-        <w:shd w:val="clear" w:color="auto" w:fill="EEF2F8"/>
+        <w:ind w:left="170"/>
         <w:pBdr>
-          <w:left w:val="single" w:sz="20" w:space="6" w:color="1F3864"/>
+          <w:left w:val="single" w:sz="18" w:space="4" w:color="1F3864"/>
         </w:pBdr>
-      </w:pPr>
-      <w:r>
-        <w:rPr>
-          <w:sz w:val="20"/>
+        <w:shd w:val="clear" w:fill="F2F5FA"/>
+      </w:pPr>
+      <w:r>
+        <w:rPr>
+          <w:b w:val="0"/>
         </w:rPr>
         <w:t>[00:22:26.260] 好，那比如说如果你有能力，我一般建议大家，如果你有能力，你维持刹那到零终签到半天。好，你再下来看看兜率天，现在这个弥勒菩萨来了没有？是不是已经到兜率天了没有？好，那你就可以到时在天向弥勒菩萨请教，结缘，并且告诉他你什么时候下去，告诉我一声，对，我也一起下去，和你一起修八万年。你想成佛人也好办，你要成成就人也好办我举个例子，所以这个都依据基于我们对。</w:t>
       </w:r>
     </w:p>
     <w:p>
       <w:pPr>
-        <w:spacing w:before="40" w:after="80"/>
-        <w:ind w:left="283"/>
-        <w:shd w:val="clear" w:color="auto" w:fill="EEF2F8"/>
+        <w:ind w:left="170"/>
         <w:pBdr>
-          <w:left w:val="single" w:sz="20" w:space="6" w:color="1F3864"/>
+          <w:left w:val="single" w:sz="18" w:space="4" w:color="1F3864"/>
         </w:pBdr>
-      </w:pPr>
-      <w:r>
-        <w:rPr>
-          <w:sz w:val="20"/>
+        <w:shd w:val="clear" w:fill="F2F5FA"/>
+      </w:pPr>
+      <w:r>
+        <w:rPr>
+          <w:b w:val="0"/>
         </w:rPr>
         <w:t>[00:23:09.080] 三十一界的了解，对业果的了解，对法的了解了。那我们出家人在受用施主供养的四字句的时候都会显示，就受用这些字句，仅仅是为了能够，这个此生助力存续，能够注意放行。那为了能够修行解脱轮回，而不是为了专制庄严美丽娇慢，这也是对业果对三宝有正见。</w:t>
       </w:r>
     </w:p>
     <w:p>
       <w:pPr>
-        <w:spacing w:before="40" w:after="80"/>
-        <w:ind w:left="283"/>
-        <w:shd w:val="clear" w:color="auto" w:fill="EEF2F8"/>
+        <w:ind w:left="170"/>
         <w:pBdr>
-          <w:left w:val="single" w:sz="20" w:space="6" w:color="1F3864"/>
+          <w:left w:val="single" w:sz="18" w:space="4" w:color="1F3864"/>
         </w:pBdr>
-      </w:pPr>
-      <w:r>
-        <w:rPr>
-          <w:sz w:val="20"/>
+        <w:shd w:val="clear" w:fill="F2F5FA"/>
+      </w:pPr>
+      <w:r>
+        <w:rPr>
+          <w:b w:val="0"/>
         </w:rPr>
         <w:t>[00:23:35.300] 我们今天也教导大家修是随念对？有些同学说，我我觉得是不是一直说死就死，我因为死的很快，那那这个即，这个如果你不听闻，你羞死嘴，我们讲中国人就很怕很怕说死，那修是修，是不是我就给都被你们这个修坏掉了，搞得我很多人都死掉了。那这个也是心法了，你不听闻，你不亲近上师，他不了解。所以，有足够正见的人，我们讲有佛法就会有办法好。</w:t>
       </w:r>
     </w:p>
     <w:p>
       <w:pPr>
-        <w:spacing w:before="40" w:after="80"/>
-        <w:ind w:left="283"/>
-        <w:shd w:val="clear" w:color="auto" w:fill="EEF2F8"/>
+        <w:ind w:left="170"/>
         <w:pBdr>
-          <w:left w:val="single" w:sz="20" w:space="6" w:color="1F3864"/>
+          <w:left w:val="single" w:sz="18" w:space="4" w:color="1F3864"/>
         </w:pBdr>
-      </w:pPr>
-      <w:r>
-        <w:rPr>
-          <w:sz w:val="20"/>
+        <w:shd w:val="clear" w:fill="F2F5FA"/>
+      </w:pPr>
+      <w:r>
+        <w:rPr>
+          <w:b w:val="0"/>
         </w:rPr>
         <w:t>[00:24:12.140] 有正见，我们知道要有缘起性的思维，不能用结果性思维。我们说以四圣谛的角度看问题，以八正道的方法解决问题。好，你就有佛法，就有办法。八正道是什么？八正道还是正见？前面还是正见？那如果证件不够，我们就还是很容易做错事，很容易做傻事。</w:t>
       </w:r>
     </w:p>
     <w:p>
       <w:pPr>
-        <w:spacing w:before="40" w:after="80"/>
-        <w:ind w:left="283"/>
-        <w:shd w:val="clear" w:color="auto" w:fill="EEF2F8"/>
+        <w:ind w:left="170"/>
         <w:pBdr>
-          <w:left w:val="single" w:sz="20" w:space="6" w:color="1F3864"/>
+          <w:left w:val="single" w:sz="18" w:space="4" w:color="1F3864"/>
         </w:pBdr>
-      </w:pPr>
-      <w:r>
-        <w:rPr>
-          <w:sz w:val="20"/>
+        <w:shd w:val="clear" w:fill="F2F5FA"/>
+      </w:pPr>
+      <w:r>
+        <w:rPr>
+          <w:b w:val="0"/>
         </w:rPr>
         <w:t>[00:24:39.350] 我经常讲说，你回去做这个做家务的时候，你做家务的时候能不能带着为人民服务的思想。这对，因为当你说你为了这个，你家里的众生服务，我们讲为人民就是你先生，你孩子，你父母亲就是众生，你不天天喊着为众生服务吗。？那你们带着为众生服务的心？那就是功德。做家务也是功德。那你想说我那么倒霉？我为你做牛做马都是存心，造的都是不善业。家务事做的越多，不善业越多。当你为众生服务，全是善业，晚上滴水回向就很有功德。那这个东西是什么？这就证件。</w:t>
       </w:r>
     </w:p>
     <w:p>
       <w:pPr>
-        <w:spacing w:before="40" w:after="80"/>
-        <w:ind w:left="283"/>
-        <w:shd w:val="clear" w:color="auto" w:fill="EEF2F8"/>
+        <w:ind w:left="170"/>
         <w:pBdr>
-          <w:left w:val="single" w:sz="20" w:space="6" w:color="1F3864"/>
+          <w:left w:val="single" w:sz="18" w:space="4" w:color="1F3864"/>
         </w:pBdr>
-      </w:pPr>
-      <w:r>
-        <w:rPr>
-          <w:sz w:val="20"/>
+        <w:shd w:val="clear" w:fill="F2F5FA"/>
+      </w:pPr>
+      <w:r>
+        <w:rPr>
+          <w:b w:val="0"/>
         </w:rPr>
         <w:t>[00:25:28.480] 就你面对一些人事物的时候，能不能有正见？正见就是去除那个我见，去除贪嗔痴的我见，那贪嗔痴怎么来的？因为有我，我的和我的自我，我的先生，我的太太，我的孩子。那都是你，都不知道我有多辛苦。你要理解我，都是我，你带上我就是邪见。邪见就是。不散法相应的，所以一般我们为什么我们这个修这个修行，最重要的是看到你是自带邪见在生活，你如果没有邪见，你不知道怎么生活。</w:t>
       </w:r>
     </w:p>
     <w:p>
       <w:pPr>
-        <w:spacing w:before="40" w:after="80"/>
-        <w:ind w:left="283"/>
-        <w:shd w:val="clear" w:color="auto" w:fill="EEF2F8"/>
+        <w:ind w:left="170"/>
         <w:pBdr>
-          <w:left w:val="single" w:sz="20" w:space="6" w:color="1F3864"/>
+          <w:left w:val="single" w:sz="18" w:space="4" w:color="1F3864"/>
         </w:pBdr>
-      </w:pPr>
-      <w:r>
-        <w:rPr>
-          <w:sz w:val="20"/>
+        <w:shd w:val="clear" w:fill="F2F5FA"/>
+      </w:pPr>
+      <w:r>
+        <w:rPr>
+          <w:b w:val="0"/>
         </w:rPr>
         <w:t>[00:26:08.720] 我们经常讲叫世间通称我邪见，我们一直张嘴就是我，当你有我的时候，你真的内心认同我的时候，你就是邪见，以邪见为先导，剩下的那个造的业都是不当业。那这就是没有正见。但其实正件难吗？</w:t>
       </w:r>
     </w:p>
     <w:p>
       <w:pPr>
-        <w:spacing w:before="40" w:after="80"/>
-        <w:ind w:left="283"/>
-        <w:shd w:val="clear" w:color="auto" w:fill="EEF2F8"/>
+        <w:ind w:left="170"/>
         <w:pBdr>
-          <w:left w:val="single" w:sz="20" w:space="6" w:color="1F3864"/>
+          <w:left w:val="single" w:sz="18" w:space="4" w:color="1F3864"/>
         </w:pBdr>
-      </w:pPr>
-      <w:r>
-        <w:rPr>
-          <w:sz w:val="20"/>
+        <w:shd w:val="clear" w:fill="F2F5FA"/>
+      </w:pPr>
+      <w:r>
+        <w:rPr>
+          <w:b w:val="0"/>
         </w:rPr>
         <w:t>[00:26:27.730] 不难，没有我，我就在这个也没有先生孩子，他只是一个众生。一个五蕴的和合体，我可以依照他们来成就功德。你当有这个心的时候，你就有正见，有业果正见，是不是很简单。所以，你要带邪见也很容易。就是你顺我的，就是邪见。那我们就带着邪见，你就很容易陷入迷茫，你绕在里面出不来。对，你害我。你侵占我的这种权益，对我跟你不共戴天，君子报仇，十年不晚。你就绕在里面，你的生命就全部在这里面，为了报仇而报仇，天天都在那个交这个煎熬当中呐。</w:t>
       </w:r>
     </w:p>
     <w:p>
       <w:pPr>
-        <w:spacing w:before="40" w:after="80"/>
-        <w:ind w:left="283"/>
-        <w:shd w:val="clear" w:color="auto" w:fill="EEF2F8"/>
+        <w:ind w:left="170"/>
         <w:pBdr>
-          <w:left w:val="single" w:sz="20" w:space="6" w:color="1F3864"/>
+          <w:left w:val="single" w:sz="18" w:space="4" w:color="1F3864"/>
         </w:pBdr>
-      </w:pPr>
-      <w:r>
-        <w:rPr>
-          <w:sz w:val="20"/>
+        <w:shd w:val="clear" w:fill="F2F5FA"/>
+      </w:pPr>
+      <w:r>
+        <w:rPr>
+          <w:b w:val="0"/>
         </w:rPr>
         <w:t>[00:27:31.460] 那我们也很多人标榜自己信佛，对，但是他就是不听闻佛法。那活了一辈子，也不知道要解脱轮回，也不相信有业果。甚至不知道怎么什么叫做戒定慧。即使他嘴巴说，我要解脱轮回。但是真的我们会说。下一刻我们就可以，涅槃，你去不去？</w:t>
       </w:r>
     </w:p>
     <w:p>
       <w:pPr>
-        <w:spacing w:before="40" w:after="80"/>
-        <w:ind w:left="283"/>
-        <w:shd w:val="clear" w:color="auto" w:fill="EEF2F8"/>
+        <w:ind w:left="170"/>
         <w:pBdr>
-          <w:left w:val="single" w:sz="20" w:space="6" w:color="1F3864"/>
+          <w:left w:val="single" w:sz="18" w:space="4" w:color="1F3864"/>
         </w:pBdr>
-      </w:pPr>
-      <w:r>
-        <w:rPr>
-          <w:sz w:val="20"/>
+        <w:shd w:val="clear" w:fill="F2F5FA"/>
+      </w:pPr>
+      <w:r>
+        <w:rPr>
+          <w:b w:val="0"/>
         </w:rPr>
         <w:t>[00:27:54.800] 理解，我们很多人说能不能等我一天，我还得跟家里人交代一下，这也算不错了，就想说涅盘了，我现在还没有想好，更多人是这样的对。所以，所以我们真正的对证件的树立，到底是一个什么状态，就要拿这个来比较看看。所以我们要亲近善事，听闻佛法来树立正见。</w:t>
       </w:r>
     </w:p>
     <w:p>
       <w:pPr>
-        <w:spacing w:before="40" w:after="80"/>
-        <w:ind w:left="283"/>
-        <w:shd w:val="clear" w:color="auto" w:fill="EEF2F8"/>
+        <w:ind w:left="170"/>
         <w:pBdr>
-          <w:left w:val="single" w:sz="20" w:space="6" w:color="1F3864"/>
+          <w:left w:val="single" w:sz="18" w:space="4" w:color="1F3864"/>
         </w:pBdr>
-      </w:pPr>
-      <w:r>
-        <w:rPr>
-          <w:sz w:val="20"/>
+        <w:shd w:val="clear" w:fill="F2F5FA"/>
+      </w:pPr>
+      <w:r>
+        <w:rPr>
+          <w:b w:val="0"/>
         </w:rPr>
         <w:t>[00:28:32.980] 那第四第五一个，说是要令心沉静。大俗槽里面解释说，正因为建立了对业业果及三宝的正见，所以透过两种信心成就而令心沉静。那我们在讲那个信心所的时候，</w:t>
       </w:r>
     </w:p>
     <w:p>
       <w:pPr>
-        <w:spacing w:before="40" w:after="80"/>
-        <w:ind w:left="283"/>
-        <w:shd w:val="clear" w:color="auto" w:fill="EEF2F8"/>
+        <w:ind w:left="170"/>
         <w:pBdr>
-          <w:left w:val="single" w:sz="20" w:space="6" w:color="1F3864"/>
+          <w:left w:val="single" w:sz="18" w:space="4" w:color="1F3864"/>
         </w:pBdr>
-      </w:pPr>
-      <w:r>
-        <w:rPr>
-          <w:sz w:val="20"/>
+        <w:shd w:val="clear" w:fill="F2F5FA"/>
+      </w:pPr>
+      <w:r>
+        <w:rPr>
+          <w:b w:val="0"/>
         </w:rPr>
         <w:t>[00:28:50.580] 都讲到哈信，如净水宝。像转轮圣王的摩尼宝一样的，再浑浊，再肮脏的水，把摩尼宝放下去，就马上就净化了所有的水，好。</w:t>
       </w:r>
     </w:p>
     <w:p>
       <w:pPr>
-        <w:spacing w:before="40" w:after="80"/>
-        <w:ind w:left="283"/>
-        <w:shd w:val="clear" w:color="auto" w:fill="EEF2F8"/>
+        <w:ind w:left="170"/>
         <w:pBdr>
-          <w:left w:val="single" w:sz="20" w:space="6" w:color="1F3864"/>
+          <w:left w:val="single" w:sz="18" w:space="4" w:color="1F3864"/>
         </w:pBdr>
-      </w:pPr>
-      <w:r>
-        <w:rPr>
-          <w:sz w:val="20"/>
+        <w:shd w:val="clear" w:fill="F2F5FA"/>
+      </w:pPr>
+      <w:r>
+        <w:rPr>
+          <w:b w:val="0"/>
         </w:rPr>
         <w:t>[00:29:07.745] 这个经验，大家应该都有。就当你有疑惑或者有烦恼出现的时候，你就心烦意乱，好，内心就很很不平静，对？你就会动摇，摇摆不动，不断对心里很不清明。</w:t>
       </w:r>
     </w:p>
     <w:p>
       <w:pPr>
-        <w:spacing w:before="40" w:after="80"/>
-        <w:ind w:left="283"/>
-        <w:shd w:val="clear" w:color="auto" w:fill="EEF2F8"/>
+        <w:ind w:left="170"/>
         <w:pBdr>
-          <w:left w:val="single" w:sz="20" w:space="6" w:color="1F3864"/>
+          <w:left w:val="single" w:sz="18" w:space="4" w:color="1F3864"/>
         </w:pBdr>
-      </w:pPr>
-      <w:r>
-        <w:rPr>
-          <w:sz w:val="20"/>
+        <w:shd w:val="clear" w:fill="F2F5FA"/>
+      </w:pPr>
+      <w:r>
+        <w:rPr>
+          <w:b w:val="0"/>
         </w:rPr>
         <w:t>[00:29:25.600] 那如果你遇到一位上士，你依着他请教，听闻法要以后，你心开意解了，好，你心一下子就觉得，明白了，透亮了对，清明了，你不再缠绕在里面，你的心不会再缠绕那里面。那比如说我们如果你现在现在不是在听法，而是在别人跟别人在闲聊长短，这个八卦是非，你感受一下你心里的状态是什么。你就比如说你现在在跟人家八卦，跟现在在听法不一样，听法，能够令我们升起这种恭敬，专注，还有这种智慧。这些，不管是恭敬，专注智慧，都能够让我们心变得平静清明。</w:t>
       </w:r>
     </w:p>
     <w:p>
       <w:pPr>
-        <w:spacing w:before="40" w:after="80"/>
-        <w:ind w:left="283"/>
-        <w:shd w:val="clear" w:color="auto" w:fill="EEF2F8"/>
+        <w:ind w:left="170"/>
         <w:pBdr>
-          <w:left w:val="single" w:sz="20" w:space="6" w:color="1F3864"/>
+          <w:left w:val="single" w:sz="18" w:space="4" w:color="1F3864"/>
         </w:pBdr>
-      </w:pPr>
-      <w:r>
-        <w:rPr>
-          <w:sz w:val="20"/>
+        <w:shd w:val="clear" w:fill="F2F5FA"/>
+      </w:pPr>
+      <w:r>
+        <w:rPr>
+          <w:b w:val="0"/>
         </w:rPr>
         <w:t>[00:30:19.300] 身体带有这个纯粹信心的这种善心，也是听法能够给我们带来的很大的一个利益和好处。</w:t>
       </w:r>
     </w:p>
     <w:p>
       <w:pPr>
-        <w:spacing w:before="40" w:after="80"/>
-        <w:ind w:left="283"/>
-        <w:shd w:val="clear" w:color="auto" w:fill="EEF2F8"/>
+        <w:ind w:left="170"/>
         <w:pBdr>
-          <w:left w:val="single" w:sz="20" w:space="6" w:color="1F3864"/>
+          <w:left w:val="single" w:sz="18" w:space="4" w:color="1F3864"/>
         </w:pBdr>
-      </w:pPr>
-      <w:r>
-        <w:rPr>
-          <w:sz w:val="20"/>
+        <w:shd w:val="clear" w:fill="F2F5FA"/>
+      </w:pPr>
+      <w:r>
+        <w:rPr>
+          <w:b w:val="0"/>
         </w:rPr>
         <w:t>[00:30:30.300] 那在译著里面还有另外一种解释，说厘清所听闻的那些法后，理解了来自其中的色法、非色法？当理解有缘的名字时，就透过消除我见的曲解而正直己见。仅通过见到法之源及原生的状态，而度脱了对过去、未来、现在三时的疑惑，之后透过生灭智而增长光，并进入圣者之地后，以对三宝的不坏境性来令心成就。这个成静，是不坏性的沉静，就是你至少证得出果以后，你对。</w:t>
       </w:r>
     </w:p>
     <w:p>
       <w:pPr>
-        <w:spacing w:before="40" w:after="80"/>
-        <w:ind w:left="283"/>
-        <w:shd w:val="clear" w:color="auto" w:fill="EEF2F8"/>
+        <w:ind w:left="170"/>
         <w:pBdr>
-          <w:left w:val="single" w:sz="20" w:space="6" w:color="1F3864"/>
+          <w:left w:val="single" w:sz="18" w:space="4" w:color="1F3864"/>
         </w:pBdr>
-      </w:pPr>
-      <w:r>
-        <w:rPr>
-          <w:sz w:val="20"/>
+        <w:shd w:val="clear" w:fill="F2F5FA"/>
+      </w:pPr>
+      <w:r>
+        <w:rPr>
+          <w:b w:val="0"/>
         </w:rPr>
         <w:t>[00:31:16.840] 八士，对佛法僧三宝对戒，定会三学，对过去五蕴，未来五蕴，过去未来五蕴以及缘起，你再不会有任何的。疑惑，完全的进入一种清净的性，而且这种心境未来际一直证悟阿拉汉都不会有退转。那这种信来自于哪里？</w:t>
       </w:r>
     </w:p>
     <w:p>
       <w:pPr>
-        <w:spacing w:before="40" w:after="80"/>
-        <w:ind w:left="283"/>
-        <w:shd w:val="clear" w:color="auto" w:fill="EEF2F8"/>
+        <w:ind w:left="170"/>
         <w:pBdr>
-          <w:left w:val="single" w:sz="20" w:space="6" w:color="1F3864"/>
+          <w:left w:val="single" w:sz="18" w:space="4" w:color="1F3864"/>
         </w:pBdr>
-      </w:pPr>
-      <w:r>
-        <w:rPr>
-          <w:sz w:val="20"/>
+        <w:shd w:val="clear" w:fill="F2F5FA"/>
+      </w:pPr>
+      <w:r>
+        <w:rPr>
+          <w:b w:val="0"/>
         </w:rPr>
         <w:t>[00:31:39.360] 就当我们厘清了所有的听闻以后，我们就知道古圣谛是什么。古圣谛是内在外在的明法色法五蕴好，那你在理解这个名法色法，这个刹那生灭的明法色法，它是怎么来的？这些名色生起的因是什么？它是基于什么样的一种运作方式？我们讲这是缘好十二缘起二十四元，好，当你能够明了这种苦，这这个苦集圣地的时候，导致苦的这个集圣地的时候，我们就能够透过。</w:t>
       </w:r>
     </w:p>
     <w:p>
       <w:pPr>
-        <w:spacing w:before="40" w:after="80"/>
-        <w:ind w:left="283"/>
-        <w:shd w:val="clear" w:color="auto" w:fill="EEF2F8"/>
+        <w:ind w:left="170"/>
         <w:pBdr>
-          <w:left w:val="single" w:sz="20" w:space="6" w:color="1F3864"/>
+          <w:left w:val="single" w:sz="18" w:space="4" w:color="1F3864"/>
         </w:pBdr>
-      </w:pPr>
-      <w:r>
-        <w:rPr>
-          <w:sz w:val="20"/>
+        <w:shd w:val="clear" w:fill="F2F5FA"/>
+      </w:pPr>
+      <w:r>
+        <w:rPr>
+          <w:b w:val="0"/>
         </w:rPr>
         <w:t>[00:32:19.060] 消除我见。我们讲疑惑度脱对？叫叫度疑清净。为什么能够度疑清净？就是原来认为有个我，有我的和我的自我。当你能够。基于缘起，看到我们所有的这个我就是名色，这个名色，有过去的因，有它的缘，它是这样的，基的是缘起制的方式，二十四元的方式在运作，没有我。这里面没有，我只有四种信力对，一信引力。异性理，不作为理，如法性理，它就是这样的一种名色，相续流，在相似相续的在流转。那你对我，就这种曲解，就会消除。</w:t>
       </w:r>
     </w:p>
     <w:p>
       <w:pPr>
-        <w:spacing w:before="40" w:after="80"/>
-        <w:ind w:left="283"/>
-        <w:shd w:val="clear" w:color="auto" w:fill="EEF2F8"/>
+        <w:ind w:left="170"/>
         <w:pBdr>
-          <w:left w:val="single" w:sz="20" w:space="6" w:color="1F3864"/>
+          <w:left w:val="single" w:sz="18" w:space="4" w:color="1F3864"/>
         </w:pBdr>
-      </w:pPr>
-      <w:r>
-        <w:rPr>
-          <w:sz w:val="20"/>
+        <w:shd w:val="clear" w:fill="F2F5FA"/>
+      </w:pPr>
+      <w:r>
+        <w:rPr>
+          <w:b w:val="0"/>
         </w:rPr>
         <w:t>[00:33:07.340] 所以我们说，正得这个原色受字的人，被称为叫小须陀环。小须陀洹下一生必定不会堕恶趣，为什么？因为他这一生具足了正见。在七清净里面就叫做见清净。对。那因为透过见到法的缘，以及原生的状态。而度脱了对过去未来现在三时的疑惑。对这个缘起，就是。名色，它的生起以及它的因，你观察这些名色以及它生起因，它是生灭的好。你增长你的观智，从生灭随观到外面随观，到行舍，最后道致出去进入圣地，</w:t>
       </w:r>
     </w:p>
     <w:p>
       <w:pPr>
-        <w:spacing w:before="40" w:after="80"/>
-        <w:ind w:left="283"/>
-        <w:shd w:val="clear" w:color="auto" w:fill="EEF2F8"/>
+        <w:ind w:left="170"/>
         <w:pBdr>
-          <w:left w:val="single" w:sz="20" w:space="6" w:color="1F3864"/>
+          <w:left w:val="single" w:sz="18" w:space="4" w:color="1F3864"/>
         </w:pBdr>
-      </w:pPr>
-      <w:r>
-        <w:rPr>
-          <w:sz w:val="20"/>
+        <w:shd w:val="clear" w:fill="F2F5FA"/>
+      </w:pPr>
+      <w:r>
+        <w:rPr>
+          <w:b w:val="0"/>
         </w:rPr>
         <w:t>[00:34:03.645] 我们讲入流了，那我们的这个信心，就再也不会。退转，你的心，</w:t>
       </w:r>
     </w:p>
     <w:p>
       <w:pPr>
-        <w:spacing w:before="40" w:after="80"/>
-        <w:ind w:left="283"/>
-        <w:shd w:val="clear" w:color="auto" w:fill="EEF2F8"/>
+        <w:ind w:left="170"/>
         <w:pBdr>
-          <w:left w:val="single" w:sz="20" w:space="6" w:color="1F3864"/>
+          <w:left w:val="single" w:sz="18" w:space="4" w:color="1F3864"/>
         </w:pBdr>
-      </w:pPr>
-      <w:r>
-        <w:rPr>
-          <w:sz w:val="20"/>
+        <w:shd w:val="clear" w:fill="F2F5FA"/>
+      </w:pPr>
+      <w:r>
+        <w:rPr>
+          <w:b w:val="0"/>
         </w:rPr>
         <w:t>[00:34:10.450] 就一直都在这种清明的状态，沉静的状态里面。</w:t>
       </w:r>
     </w:p>
     <w:p>
       <w:pPr>
-        <w:spacing w:before="40" w:after="80"/>
-        <w:ind w:left="283"/>
-        <w:shd w:val="clear" w:color="auto" w:fill="EEF2F8"/>
+        <w:ind w:left="170"/>
         <w:pBdr>
-          <w:left w:val="single" w:sz="20" w:space="6" w:color="1F3864"/>
+          <w:left w:val="single" w:sz="18" w:space="4" w:color="1F3864"/>
         </w:pBdr>
-      </w:pPr>
-      <w:r>
-        <w:rPr>
-          <w:sz w:val="20"/>
+        <w:shd w:val="clear" w:fill="F2F5FA"/>
+      </w:pPr>
+      <w:r>
+        <w:rPr>
+          <w:b w:val="0"/>
         </w:rPr>
         <w:t>[00:34:14.720] 好，那这个就是听闻佛法的五种利益。好，那我们来看看。听闻佛法有这么好的利益，那我们应该怎么去听？听闻应该要有什么样的心态？佛陀讲这个要具足五法。</w:t>
       </w:r>
     </w:p>
     <w:p>
       <w:pPr>
-        <w:spacing w:before="40" w:after="80"/>
-        <w:ind w:left="283"/>
-        <w:shd w:val="clear" w:color="auto" w:fill="EEF2F8"/>
+        <w:ind w:left="170"/>
         <w:pBdr>
-          <w:left w:val="single" w:sz="20" w:space="6" w:color="1F3864"/>
+          <w:left w:val="single" w:sz="18" w:space="4" w:color="1F3864"/>
         </w:pBdr>
-      </w:pPr>
-      <w:r>
-        <w:rPr>
-          <w:sz w:val="20"/>
+        <w:shd w:val="clear" w:fill="F2F5FA"/>
+      </w:pPr>
+      <w:r>
+        <w:rPr>
+          <w:b w:val="0"/>
         </w:rPr>
         <w:t>[00:34:38.090] 佛陀讲过两种无法，我们先来看这个，第一组无法。佛陀说，诸比窟具足无法者。即使听闻正法时，也不能于诸善法中入正性决定哪五种？亲是所说轻，是说者轻视自己散乱心。听闻佛法不专心，又不如理作意诸比哭具足此无法者，即使听闻正法时，也不能在善法中入正信决定。</w:t>
       </w:r>
     </w:p>
     <w:p>
       <w:pPr>
-        <w:spacing w:before="40" w:after="80"/>
-        <w:ind w:left="283"/>
-        <w:shd w:val="clear" w:color="auto" w:fill="EEF2F8"/>
+        <w:ind w:left="170"/>
         <w:pBdr>
-          <w:left w:val="single" w:sz="20" w:space="6" w:color="1F3864"/>
+          <w:left w:val="single" w:sz="18" w:space="4" w:color="1F3864"/>
         </w:pBdr>
-      </w:pPr>
-      <w:r>
-        <w:rPr>
-          <w:sz w:val="20"/>
+        <w:shd w:val="clear" w:fill="F2F5FA"/>
+      </w:pPr>
+      <w:r>
+        <w:rPr>
+          <w:b w:val="0"/>
         </w:rPr>
         <w:t>[00:35:13.920] 其他容易理解，什么是正信决定？正信就是什么的。萨马达的意思就不颠倒的正确的本质自性。那我们可以想一下，什么是不颠倒的正确的本质自信？什么样才能够称为不颠倒的正确的本质自信？</w:t>
       </w:r>
     </w:p>
     <w:p>
       <w:pPr>
-        <w:spacing w:before="40" w:after="80"/>
-        <w:ind w:left="283"/>
-        <w:shd w:val="clear" w:color="auto" w:fill="EEF2F8"/>
+        <w:ind w:left="170"/>
         <w:pBdr>
-          <w:left w:val="single" w:sz="20" w:space="6" w:color="1F3864"/>
+          <w:left w:val="single" w:sz="18" w:space="4" w:color="1F3864"/>
         </w:pBdr>
-      </w:pPr>
-      <w:r>
-        <w:rPr>
-          <w:sz w:val="20"/>
+        <w:shd w:val="clear" w:fill="F2F5FA"/>
+      </w:pPr>
+      <w:r>
+        <w:rPr>
+          <w:b w:val="0"/>
         </w:rPr>
         <w:t>[00:35:37.600] 决定，就是你亚。这个决定，这个利亚嘛的意思，它是无间的带来果。就能够无间的带来果，最后能够使得阿拉汉果升起的，这样的注定性，为决决定之意。所以这个正信决定？正信决定的意思，就是能够导向涅槃的。这个Q字间大。就入正性决定，就是入流道，入世先的出世间的道，入流道，正信什么的这个不颠倒正确的本质自信，它这个不颠倒的，在只有这个涅槃涅槃这样子这样的好，所以这个入正性决定，就是入圣流，入这个出之间的道。</w:t>
       </w:r>
     </w:p>
     <w:p>
       <w:pPr>
-        <w:spacing w:before="40" w:after="80"/>
-        <w:ind w:left="283"/>
-        <w:shd w:val="clear" w:color="auto" w:fill="EEF2F8"/>
+        <w:ind w:left="170"/>
         <w:pBdr>
-          <w:left w:val="single" w:sz="20" w:space="6" w:color="1F3864"/>
+          <w:left w:val="single" w:sz="18" w:space="4" w:color="1F3864"/>
         </w:pBdr>
-      </w:pPr>
-      <w:r>
-        <w:rPr>
-          <w:sz w:val="20"/>
+        <w:shd w:val="clear" w:fill="F2F5FA"/>
+      </w:pPr>
+      <w:r>
+        <w:rPr>
+          <w:b w:val="0"/>
         </w:rPr>
         <w:t>[00:36:32.700] 那佛陀接着说？若诸比库具足无法者，听闻正法时，能够于诸善法中入入正性决定哪五种？不轻视所说，不轻视说者，不轻视自己，不散乱心听闻佛法，专心又如理作意，如比哭具足此无法者，听闻正法时，能够在善法中入正性决定。</w:t>
       </w:r>
     </w:p>
     <w:p>
       <w:pPr>
-        <w:spacing w:before="40" w:after="80"/>
-        <w:ind w:left="283"/>
-        <w:shd w:val="clear" w:color="auto" w:fill="EEF2F8"/>
+        <w:ind w:left="170"/>
         <w:pBdr>
-          <w:left w:val="single" w:sz="20" w:space="6" w:color="1F3864"/>
+          <w:left w:val="single" w:sz="18" w:space="4" w:color="1F3864"/>
         </w:pBdr>
-      </w:pPr>
-      <w:r>
-        <w:rPr>
-          <w:sz w:val="20"/>
+        <w:shd w:val="clear" w:fill="F2F5FA"/>
+      </w:pPr>
+      <w:r>
+        <w:rPr>
+          <w:b w:val="0"/>
         </w:rPr>
         <w:t>[00:36:57.980] 这是佛陀在这个增支部五集，这个第一正信决定经里面讲到的。那这个正信决定，刚才讲的这个注释，就是在无碍解道译注里面解释的。</w:t>
       </w:r>
     </w:p>
     <w:p>
       <w:pPr>
-        <w:spacing w:before="40" w:after="80"/>
-        <w:ind w:left="283"/>
-        <w:shd w:val="clear" w:color="auto" w:fill="EEF2F8"/>
+        <w:ind w:left="170"/>
         <w:pBdr>
-          <w:left w:val="single" w:sz="20" w:space="6" w:color="1F3864"/>
+          <w:left w:val="single" w:sz="18" w:space="4" w:color="1F3864"/>
         </w:pBdr>
-      </w:pPr>
-      <w:r>
-        <w:rPr>
-          <w:sz w:val="20"/>
+        <w:shd w:val="clear" w:fill="F2F5FA"/>
+      </w:pPr>
+      <w:r>
+        <w:rPr>
+          <w:b w:val="0"/>
         </w:rPr>
         <w:t>[00:37:21.700] 在译著里面，解释这种无主是什么？是轻视所说？</w:t>
       </w:r>
     </w:p>
     <w:p>
       <w:pPr>
-        <w:spacing w:before="40" w:after="80"/>
-        <w:ind w:left="283"/>
-        <w:shd w:val="clear" w:color="auto" w:fill="EEF2F8"/>
+        <w:ind w:left="170"/>
         <w:pBdr>
-          <w:left w:val="single" w:sz="20" w:space="6" w:color="1F3864"/>
+          <w:left w:val="single" w:sz="18" w:space="4" w:color="1F3864"/>
         </w:pBdr>
-      </w:pPr>
-      <w:r>
-        <w:rPr>
-          <w:sz w:val="20"/>
+        <w:shd w:val="clear" w:fill="F2F5FA"/>
+      </w:pPr>
+      <w:r>
+        <w:rPr>
+          <w:b w:val="0"/>
         </w:rPr>
         <w:t>[00:37:30.620] 艺术中说，就当你这么说，这说的是什么对的时候，那这说的是什么？就是亲自所说，他说。这说的是什么？这个人知道什么？这是轻视说者，对，但是说我们知道什么，我们如何能听得懂这个法？这话太深奥了，对。我听不懂，轻视自己好。那这个好的一半，则以相反的方式来，这个就是好的这个这种相反的这个角度来这个来听，就不轻视不轻视这个。不轻视所说，不轻视说者。所说，就是他说的法不轻视这个说法师不轻视自己，</w:t>
       </w:r>
     </w:p>
     <w:p>
       <w:pPr>
-        <w:spacing w:before="40" w:after="80"/>
-        <w:ind w:left="283"/>
-        <w:shd w:val="clear" w:color="auto" w:fill="EEF2F8"/>
+        <w:ind w:left="170"/>
         <w:pBdr>
-          <w:left w:val="single" w:sz="20" w:space="6" w:color="1F3864"/>
+          <w:left w:val="single" w:sz="18" w:space="4" w:color="1F3864"/>
         </w:pBdr>
-      </w:pPr>
-      <w:r>
-        <w:rPr>
-          <w:sz w:val="20"/>
+        <w:shd w:val="clear" w:fill="F2F5FA"/>
+      </w:pPr>
+      <w:r>
+        <w:rPr>
+          <w:b w:val="0"/>
         </w:rPr>
         <w:t>[00:38:26.190] 不散乱，我们说专心逐恶。听闻的时候就好好的听闻。那不但专心，你还能够如理作意。这个如理作揖。</w:t>
       </w:r>
     </w:p>
     <w:p>
       <w:pPr>
-        <w:spacing w:before="40" w:after="80"/>
-        <w:ind w:left="283"/>
-        <w:shd w:val="clear" w:color="auto" w:fill="EEF2F8"/>
+        <w:ind w:left="170"/>
         <w:pBdr>
-          <w:left w:val="single" w:sz="20" w:space="6" w:color="1F3864"/>
+          <w:left w:val="single" w:sz="18" w:space="4" w:color="1F3864"/>
         </w:pBdr>
-      </w:pPr>
-      <w:r>
-        <w:rPr>
-          <w:sz w:val="20"/>
+        <w:shd w:val="clear" w:fill="F2F5FA"/>
+      </w:pPr>
+      <w:r>
+        <w:rPr>
+          <w:b w:val="0"/>
         </w:rPr>
         <w:t>[00:38:44.040] 是什么概念，就是我们在前面的课程讲过，就是作为一个听法者，做为一个要一个具足弟子相，对。</w:t>
       </w:r>
     </w:p>
     <w:p>
       <w:pPr>
-        <w:spacing w:before="40" w:after="80"/>
-        <w:ind w:left="283"/>
-        <w:shd w:val="clear" w:color="auto" w:fill="EEF2F8"/>
+        <w:ind w:left="170"/>
         <w:pBdr>
-          <w:left w:val="single" w:sz="20" w:space="6" w:color="1F3864"/>
+          <w:left w:val="single" w:sz="18" w:space="4" w:color="1F3864"/>
         </w:pBdr>
-      </w:pPr>
-      <w:r>
-        <w:rPr>
-          <w:sz w:val="20"/>
+        <w:shd w:val="clear" w:fill="F2F5FA"/>
+      </w:pPr>
+      <w:r>
+        <w:rPr>
+          <w:b w:val="0"/>
         </w:rPr>
         <w:t>[00:38:52.340] 第四项，第一个就是你的心是中正的，开放的。因为你不知道这位善知识讲的法，是不是都是正确的，因为除了佛陀之外，除了他已经是四无爱解释的阿拉汉以外。好，那。这个并不是所有的。</w:t>
       </w:r>
     </w:p>
     <w:p>
       <w:pPr>
-        <w:spacing w:before="40" w:after="80"/>
-        <w:ind w:left="283"/>
-        <w:shd w:val="clear" w:color="auto" w:fill="EEF2F8"/>
+        <w:ind w:left="170"/>
         <w:pBdr>
-          <w:left w:val="single" w:sz="20" w:space="6" w:color="1F3864"/>
+          <w:left w:val="single" w:sz="18" w:space="4" w:color="1F3864"/>
         </w:pBdr>
-      </w:pPr>
-      <w:r>
-        <w:rPr>
-          <w:sz w:val="20"/>
+        <w:shd w:val="clear" w:fill="F2F5FA"/>
+      </w:pPr>
+      <w:r>
+        <w:rPr>
+          <w:b w:val="0"/>
         </w:rPr>
         <w:t>[00:39:13.730] 说法师。他都能够非常准确的去把握佛陀的教法。他可能有些会有口误，甚至有些可能，甚至有他自己理解的错误。那但是。如果你听到一句你觉得跟你原来想的不大一样。就，这个人说的什么？对不对？你接着下来，你就不会听他了，你的心就卡住了，觉得这个不行，对。那其实他后面还有很多是对的。对那你也就不听了。所以你的心就会卡掉，所以正常来讲，</w:t>
       </w:r>
     </w:p>
     <w:p>
       <w:pPr>
-        <w:spacing w:before="40" w:after="80"/>
-        <w:ind w:left="283"/>
-        <w:shd w:val="clear" w:color="auto" w:fill="EEF2F8"/>
+        <w:ind w:left="170"/>
         <w:pBdr>
-          <w:left w:val="single" w:sz="20" w:space="6" w:color="1F3864"/>
+          <w:left w:val="single" w:sz="18" w:space="4" w:color="1F3864"/>
         </w:pBdr>
-      </w:pPr>
-      <w:r>
-        <w:rPr>
-          <w:sz w:val="20"/>
+        <w:shd w:val="clear" w:fill="F2F5FA"/>
+      </w:pPr>
+      <w:r>
+        <w:rPr>
+          <w:b w:val="0"/>
         </w:rPr>
         <w:t>[00:39:52.965] 约上一个一个弟子，是什么？他听的时候就是只是听，他专心的听下来，他不带着那种成见去听。带着不带着看法去听，就是如理作意，要你如理作意的听，就是，这个说法是现在即这个法，他现在以这种形式在讲这个话，他现在对这个法是这样来理解。好，那我就是如实听下来，听下来你就记下来，记下来你可能有疑惑。有疑惑你要再去理清，我们讲要去理清，再去请教或者再去问他。</w:t>
       </w:r>
     </w:p>
     <w:p>
       <w:pPr>
-        <w:spacing w:before="40" w:after="80"/>
-        <w:ind w:left="283"/>
-        <w:shd w:val="clear" w:color="auto" w:fill="EEF2F8"/>
+        <w:ind w:left="170"/>
         <w:pBdr>
-          <w:left w:val="single" w:sz="20" w:space="6" w:color="1F3864"/>
+          <w:left w:val="single" w:sz="18" w:space="4" w:color="1F3864"/>
         </w:pBdr>
-      </w:pPr>
-      <w:r>
-        <w:rPr>
-          <w:sz w:val="20"/>
+        <w:shd w:val="clear" w:fill="F2F5FA"/>
+      </w:pPr>
+      <w:r>
+        <w:rPr>
+          <w:b w:val="0"/>
         </w:rPr>
         <w:t>[00:40:24.190] 我经常就会有人讲，班你那句话是不是说错了？我要查一下，这说错了，对不起，对，会，不用说我这么差的人，我们有有些人的大善知识，他也会说口误的时候。对，我们东大大小的有时候就讲说，但是那话没说对。他在讲课的时候时不时也会出来这样，但是当然比我少很多，但是，他也会有。那你又听完以后说。什么三大尺寸，那就坏了。对，就是这个就是听法的如理作揖，你要这样来考虑了。好，佛陀？又说了第二组的五法？</w:t>
       </w:r>
     </w:p>
     <w:p>
       <w:pPr>
-        <w:spacing w:before="40" w:after="80"/>
-        <w:ind w:left="283"/>
-        <w:shd w:val="clear" w:color="auto" w:fill="EEF2F8"/>
+        <w:ind w:left="170"/>
         <w:pBdr>
-          <w:left w:val="single" w:sz="20" w:space="6" w:color="1F3864"/>
+          <w:left w:val="single" w:sz="18" w:space="4" w:color="1F3864"/>
         </w:pBdr>
-      </w:pPr>
-      <w:r>
-        <w:rPr>
-          <w:sz w:val="20"/>
+        <w:shd w:val="clear" w:fill="F2F5FA"/>
+      </w:pPr>
+      <w:r>
+        <w:rPr>
+          <w:b w:val="0"/>
         </w:rPr>
         <w:t>[00:41:12.620] 说诸比哭，具足无法者，即使听闻佛法时，也不能够于诸善法中入正性。决定哪五种？</w:t>
       </w:r>
     </w:p>
     <w:p>
       <w:pPr>
-        <w:spacing w:before="40" w:after="80"/>
-        <w:ind w:left="283"/>
-        <w:shd w:val="clear" w:color="auto" w:fill="EEF2F8"/>
+        <w:ind w:left="170"/>
         <w:pBdr>
-          <w:left w:val="single" w:sz="20" w:space="6" w:color="1F3864"/>
+          <w:left w:val="single" w:sz="18" w:space="4" w:color="1F3864"/>
         </w:pBdr>
-      </w:pPr>
-      <w:r>
-        <w:rPr>
-          <w:sz w:val="20"/>
+        <w:shd w:val="clear" w:fill="F2F5FA"/>
+      </w:pPr>
+      <w:r>
+        <w:rPr>
+          <w:b w:val="0"/>
         </w:rPr>
         <w:t>[00:41:23.620] 第一，为恶意所缠缚的恶意者闻法。那。季度中？对。恶意者闻法。他是说，恶意的以毁坏功德之心听闻佛法。以毁坏功德之心听闻佛法，这个什么意思？我们也不知。一下子你看玉柱也不见了，很清晰，所以玉珠这个教育部的同学又查了缅甸的弥赛亚，弥赛亚的解释，他这个恶意，就讲毁坏公德之心是什么？是指指想损坏老师的名誉。并且希望取而代之的人。</w:t>
       </w:r>
     </w:p>
     <w:p>
       <w:pPr>
-        <w:spacing w:before="40" w:after="80"/>
-        <w:ind w:left="283"/>
-        <w:shd w:val="clear" w:color="auto" w:fill="EEF2F8"/>
+        <w:ind w:left="170"/>
         <w:pBdr>
-          <w:left w:val="single" w:sz="20" w:space="6" w:color="1F3864"/>
+          <w:left w:val="single" w:sz="18" w:space="4" w:color="1F3864"/>
         </w:pBdr>
-      </w:pPr>
-      <w:r>
-        <w:rPr>
-          <w:sz w:val="20"/>
+        <w:shd w:val="clear" w:fill="F2F5FA"/>
+      </w:pPr>
+      <w:r>
+        <w:rPr>
+          <w:b w:val="0"/>
         </w:rPr>
         <w:t>[00:42:10.860] 叫恶意文化。专门找你的毛病，就找人，你这个家伙，我就给你拿一小段，我们有人就是干这种事，拿一小段找到你毛病了对？这个人犯贱，这个人如何如何。我取而代之，我是正法者，你都是非法者。这叫恶意，这个恶意所残酷的这个恶意的问法，</w:t>
       </w:r>
     </w:p>
     <w:p>
       <w:pPr>
-        <w:spacing w:before="40" w:after="80"/>
-        <w:ind w:left="283"/>
-        <w:shd w:val="clear" w:color="auto" w:fill="EEF2F8"/>
+        <w:ind w:left="170"/>
         <w:pBdr>
-          <w:left w:val="single" w:sz="20" w:space="6" w:color="1F3864"/>
+          <w:left w:val="single" w:sz="18" w:space="4" w:color="1F3864"/>
         </w:pBdr>
-      </w:pPr>
-      <w:r>
-        <w:rPr>
-          <w:sz w:val="20"/>
+        <w:shd w:val="clear" w:fill="F2F5FA"/>
+      </w:pPr>
+      <w:r>
+        <w:rPr>
+          <w:b w:val="0"/>
         </w:rPr>
         <w:t>[00:42:40.280] 所以如果用这个。我们中文有一个词儿，或者一个一个词来比喻，就叫包藏祸心拼法。对他就他就带着包藏的祸心，我要找你的毛病，我就挑出你的问题，我要干倒你的心，听法。那第二个，就是这个。就难性的，文法，就是为难的难。但是寻找过失。</w:t>
       </w:r>
     </w:p>
     <w:p>
       <w:pPr>
-        <w:spacing w:before="40" w:after="80"/>
-        <w:ind w:left="283"/>
-        <w:shd w:val="clear" w:color="auto" w:fill="EEF2F8"/>
+        <w:ind w:left="170"/>
         <w:pBdr>
-          <w:left w:val="single" w:sz="20" w:space="6" w:color="1F3864"/>
+          <w:left w:val="single" w:sz="18" w:space="4" w:color="1F3864"/>
         </w:pBdr>
-      </w:pPr>
-      <w:r>
-        <w:rPr>
-          <w:sz w:val="20"/>
+        <w:shd w:val="clear" w:fill="F2F5FA"/>
+      </w:pPr>
+      <w:r>
+        <w:rPr>
+          <w:b w:val="0"/>
         </w:rPr>
         <w:t>[00:43:16.760] 那。这个寻找德行的过失，德行的缺陷。那以责难心？就是责难心，怎么？就是凸显想压制对方的心。就是找他的德行的过失。这个不是下面那个恶意，是找他的毛病，损坏他的名誉。在这里，去寻找他的过失德行的缺陷，以此，来压制对方的这种责难对方的心好。</w:t>
       </w:r>
     </w:p>
     <w:p>
       <w:pPr>
-        <w:spacing w:before="40" w:after="80"/>
-        <w:ind w:left="283"/>
-        <w:shd w:val="clear" w:color="auto" w:fill="EEF2F8"/>
+        <w:ind w:left="170"/>
         <w:pBdr>
-          <w:left w:val="single" w:sz="20" w:space="6" w:color="1F3864"/>
+          <w:left w:val="single" w:sz="18" w:space="4" w:color="1F3864"/>
         </w:pBdr>
-      </w:pPr>
-      <w:r>
-        <w:rPr>
-          <w:sz w:val="20"/>
+        <w:shd w:val="clear" w:fill="F2F5FA"/>
+      </w:pPr>
+      <w:r>
+        <w:rPr>
+          <w:b w:val="0"/>
         </w:rPr>
         <w:t>[00:43:49.120] 那第三种，是对于说法者有攻击的心，想攻击他。第四个，是生起愤怒的心。第五个，是。以低劣的智慧寻找过失的有责者，愚钝者聋哑者与未知认为已知的已了知者。那它本身？就是没有智慧。智慧低劣。他还去寻找说法者的过失，还去找他的责任，所以他本身。这个是愚钝者。他本身就听不清楚，那与未知，认为已知，就不知道的，就觉得他知道。</w:t>
       </w:r>
     </w:p>
     <w:p>
       <w:pPr>
-        <w:spacing w:before="40" w:after="80"/>
-        <w:ind w:left="283"/>
-        <w:shd w:val="clear" w:color="auto" w:fill="EEF2F8"/>
+        <w:ind w:left="170"/>
         <w:pBdr>
-          <w:left w:val="single" w:sz="20" w:space="6" w:color="1F3864"/>
+          <w:left w:val="single" w:sz="18" w:space="4" w:color="1F3864"/>
         </w:pBdr>
-      </w:pPr>
-      <w:r>
-        <w:rPr>
-          <w:sz w:val="20"/>
+        <w:shd w:val="clear" w:fill="F2F5FA"/>
+      </w:pPr>
+      <w:r>
+        <w:rPr>
+          <w:b w:val="0"/>
         </w:rPr>
         <w:t>[00:44:43.050] 所以佛陀讲说，具足此无法者，即使听闻正法也不能与诸善法中入正性决定。诸比库具足无法者听闻佛法是能够于诸善法中如正行决定哪五种？不为恶意所缠缚的。无恶意者听法。二不寻找过失的无责难心者问法。三是对说法者无攻击的心。四是为生起愤怒者。五是聚会者，不愚钝者，</w:t>
       </w:r>
     </w:p>
     <w:p>
       <w:pPr>
-        <w:spacing w:before="40" w:after="80"/>
-        <w:ind w:left="283"/>
-        <w:shd w:val="clear" w:color="auto" w:fill="EEF2F8"/>
+        <w:ind w:left="170"/>
         <w:pBdr>
-          <w:left w:val="single" w:sz="20" w:space="6" w:color="1F3864"/>
+          <w:left w:val="single" w:sz="18" w:space="4" w:color="1F3864"/>
         </w:pBdr>
-      </w:pPr>
-      <w:r>
-        <w:rPr>
-          <w:sz w:val="20"/>
+        <w:shd w:val="clear" w:fill="F2F5FA"/>
+      </w:pPr>
+      <w:r>
+        <w:rPr>
+          <w:b w:val="0"/>
         </w:rPr>
         <w:t>[00:45:13.230] 非聋哑者，不与未知认为已了之者诸比哭具足此无法者，听闻佛法时，能够于诸善法中入正性决定。</w:t>
       </w:r>
     </w:p>
     <w:p>
       <w:pPr>
-        <w:spacing w:before="40" w:after="80"/>
-        <w:ind w:left="283"/>
-        <w:shd w:val="clear" w:color="auto" w:fill="EEF2F8"/>
+        <w:ind w:left="170"/>
         <w:pBdr>
-          <w:left w:val="single" w:sz="20" w:space="6" w:color="1F3864"/>
+          <w:left w:val="single" w:sz="18" w:space="4" w:color="1F3864"/>
         </w:pBdr>
-      </w:pPr>
-      <w:r>
-        <w:rPr>
-          <w:sz w:val="20"/>
+        <w:shd w:val="clear" w:fill="F2F5FA"/>
+      </w:pPr>
+      <w:r>
+        <w:rPr>
+          <w:b w:val="0"/>
         </w:rPr>
         <w:t>[00:45:29.380] 那。聚会者，在我们前面讲过，就是作为一个弟子，你要有聚会，你并不是这个全部照搬照抄，好坏兼收，最后你可能就既收只收收到一些。好的好，</w:t>
       </w:r>
     </w:p>
     <w:p>
       <w:pPr>
-        <w:spacing w:before="40" w:after="80"/>
-        <w:ind w:left="283"/>
-        <w:shd w:val="clear" w:color="auto" w:fill="EEF2F8"/>
+        <w:ind w:left="170"/>
         <w:pBdr>
-          <w:left w:val="single" w:sz="20" w:space="6" w:color="1F3864"/>
+          <w:left w:val="single" w:sz="18" w:space="4" w:color="1F3864"/>
         </w:pBdr>
-      </w:pPr>
-      <w:r>
-        <w:rPr>
-          <w:sz w:val="20"/>
+        <w:shd w:val="clear" w:fill="F2F5FA"/>
+      </w:pPr>
+      <w:r>
+        <w:rPr>
+          <w:b w:val="0"/>
         </w:rPr>
         <w:t>[00:45:46.960] 正确的话，你也说一些不正确的错误的事件的话。那不愚钝，就是你不糊里糊涂？你不是迷信？人家说什么就说什么，这个完全没有自己的抉择能力。</w:t>
       </w:r>
     </w:p>
     <w:p>
       <w:pPr>
-        <w:spacing w:before="40" w:after="80"/>
-        <w:ind w:left="283"/>
-        <w:shd w:val="clear" w:color="auto" w:fill="EEF2F8"/>
+        <w:ind w:left="170"/>
         <w:pBdr>
-          <w:left w:val="single" w:sz="20" w:space="6" w:color="1F3864"/>
+          <w:left w:val="single" w:sz="18" w:space="4" w:color="1F3864"/>
         </w:pBdr>
-      </w:pPr>
-      <w:r>
-        <w:rPr>
-          <w:sz w:val="20"/>
+        <w:shd w:val="clear" w:fill="F2F5FA"/>
+      </w:pPr>
+      <w:r>
+        <w:rPr>
+          <w:b w:val="0"/>
         </w:rPr>
         <w:t>[00:46:04.120] 非聋哑者，就是叫聋，又聋又哑。并不，这个聋哑本身是一个角度。你想聋哑怎么听闻？佛陀为什么讲聋哑者？聋哑者聋，就是我们说听不进去。他就耳聋，你坐在那听着，但是一句话都不进，我们讲滴水不进。哑，这个人，即他听完以后，他不说，他只是闷着他也不在复习。我们说听闻法以后，你要讨论，你要义持，你要讨论，你要教学。他不他就听完以后就憋着就憋烂掉了是，这一次叫做聋哑者了。</w:t>
       </w:r>
     </w:p>
     <w:p>
       <w:pPr>
-        <w:spacing w:before="40" w:after="80"/>
-        <w:ind w:left="283"/>
-        <w:shd w:val="clear" w:color="auto" w:fill="EEF2F8"/>
+        <w:ind w:left="170"/>
         <w:pBdr>
-          <w:left w:val="single" w:sz="20" w:space="6" w:color="1F3864"/>
+          <w:left w:val="single" w:sz="18" w:space="4" w:color="1F3864"/>
         </w:pBdr>
-      </w:pPr>
-      <w:r>
-        <w:rPr>
-          <w:sz w:val="20"/>
+        <w:shd w:val="clear" w:fill="F2F5FA"/>
+      </w:pPr>
+      <w:r>
+        <w:rPr>
+          <w:b w:val="0"/>
         </w:rPr>
         <w:t>[00:46:50.340] 不未知认为已知这个未知，这个认为已知，我们是很容易的，尤其就觉得这个我听过了。我听过了，就是你就以为已知。那其实听过。你，你到底听到什么程度？你真正明白了吗？能够用到你的生活上、工作上、修行上，最后你能够把法活出来吗？甚至于我们认为这个人的水平一般，对，我在但是又不能不去听。那就坐在那，你就成为聋哑人，对，因为你未知已知，所以你就成为聋哑人，对？好。那。</w:t>
       </w:r>
     </w:p>
     <w:p>
       <w:pPr>
-        <w:spacing w:before="40" w:after="80"/>
-        <w:ind w:left="283"/>
-        <w:shd w:val="clear" w:color="auto" w:fill="EEF2F8"/>
+        <w:ind w:left="170"/>
         <w:pBdr>
-          <w:left w:val="single" w:sz="20" w:space="6" w:color="1F3864"/>
+          <w:left w:val="single" w:sz="18" w:space="4" w:color="1F3864"/>
         </w:pBdr>
-      </w:pPr>
-      <w:r>
-        <w:rPr>
-          <w:sz w:val="20"/>
+        <w:shd w:val="clear" w:fill="F2F5FA"/>
+      </w:pPr>
+      <w:r>
+        <w:rPr>
+          <w:b w:val="0"/>
         </w:rPr>
         <w:t>[00:47:45.660] 在小众经注里面有一段话，他来譬喻，怎么来去以什么样的心去。思维佛陀和法和。这个生。那。我们在这个时代，不能够亲闻佛陀讲法。我们只能够去依止上师来听我佛法。那我们在前面课里面讲过，那个上师，是代佛给你传法，他代表佛陀给你传法。那因此？我们应该把说法者，在他说法的时候，把它视为佛陀在给你讲法来思维，那在小众经注里面说。</w:t>
       </w:r>
     </w:p>
     <w:p>
       <w:pPr>
-        <w:spacing w:before="40" w:after="80"/>
-        <w:ind w:left="283"/>
-        <w:shd w:val="clear" w:color="auto" w:fill="EEF2F8"/>
+        <w:ind w:left="170"/>
         <w:pBdr>
-          <w:left w:val="single" w:sz="20" w:space="6" w:color="1F3864"/>
+          <w:left w:val="single" w:sz="18" w:space="4" w:color="1F3864"/>
         </w:pBdr>
-      </w:pPr>
-      <w:r>
-        <w:rPr>
-          <w:sz w:val="20"/>
+        <w:shd w:val="clear" w:fill="F2F5FA"/>
+      </w:pPr>
+      <w:r>
+        <w:rPr>
+          <w:b w:val="0"/>
         </w:rPr>
         <w:t>[00:48:38.340] 你要怎么思维佛陀？说佛陀像十五的满月，他所演说的法？就像月亮所散发出来的光辉。闻法者，就如满月光辉在世间所生的喜悦者。你浸润在那个十五的月光里面，内心升起这个喜悦。要有这样的心态。那佛陀，如刚升起的太阳所演说的法，如那光芒之光网，蒙法者，这个如这个黑暗的世间，那因为太阳的光芒，你内心的这个黑暗，就被照亮了。那佛陀，或者说带佛的说法师，如大乌云，这个他讲的法，像雨水，闻法者，如在乡间扬起的灰尘。你听闻法以后，那个心里面那个灰尘，就熄灭了。</w:t>
       </w:r>
     </w:p>
     <w:p>
       <w:pPr>
-        <w:spacing w:before="40" w:after="80"/>
-        <w:ind w:left="283"/>
-        <w:shd w:val="clear" w:color="auto" w:fill="EEF2F8"/>
+        <w:ind w:left="170"/>
         <w:pBdr>
-          <w:left w:val="single" w:sz="20" w:space="6" w:color="1F3864"/>
+          <w:left w:val="single" w:sz="18" w:space="4" w:color="1F3864"/>
         </w:pBdr>
-      </w:pPr>
-      <w:r>
-        <w:rPr>
-          <w:sz w:val="20"/>
+        <w:shd w:val="clear" w:fill="F2F5FA"/>
+      </w:pPr>
+      <w:r>
+        <w:rPr>
+          <w:b w:val="0"/>
         </w:rPr>
         <w:t>[00:49:40.360] 那佛陀或者说法师？像外科医生，他拔出拔出一切的剑，错邪剑的那个剑齿。</w:t>
       </w:r>
     </w:p>
     <w:p>
       <w:pPr>
-        <w:spacing w:before="40" w:after="80"/>
-        <w:ind w:left="283"/>
-        <w:shd w:val="clear" w:color="auto" w:fill="EEF2F8"/>
+        <w:ind w:left="170"/>
         <w:pBdr>
-          <w:left w:val="single" w:sz="20" w:space="6" w:color="1F3864"/>
+          <w:left w:val="single" w:sz="18" w:space="4" w:color="1F3864"/>
         </w:pBdr>
-      </w:pPr>
-      <w:r>
-        <w:rPr>
-          <w:sz w:val="20"/>
+        <w:shd w:val="clear" w:fill="F2F5FA"/>
+      </w:pPr>
+      <w:r>
+        <w:rPr>
+          <w:b w:val="0"/>
         </w:rPr>
         <w:t>[00:49:52.170] 说的法，就如同拔除剑的方法，闻法者，就像中箭的人，我们要有这样的心。佛陀或者在说的说法师，像眼科医生，他切开愚痴的白内障，那法，如同切除白内障的方法。闻法者，就如同这个白内障患者。佛陀和说，法师，就如善巧的医生，能够医治有随眠烦恼的病，而法，就如正确应用的法闻法者，就像这个患了这个睡眠烦恼的疾病者。那或者说？这个说法是如善指导者，法，就是善道。能够到达安稳的目的地，</w:t>
       </w:r>
     </w:p>
     <w:p>
       <w:pPr>
-        <w:spacing w:before="40" w:after="80"/>
-        <w:ind w:left="283"/>
-        <w:shd w:val="clear" w:color="auto" w:fill="EEF2F8"/>
+        <w:ind w:left="170"/>
         <w:pBdr>
-          <w:left w:val="single" w:sz="20" w:space="6" w:color="1F3864"/>
+          <w:left w:val="single" w:sz="18" w:space="4" w:color="1F3864"/>
         </w:pBdr>
-      </w:pPr>
-      <w:r>
-        <w:rPr>
-          <w:sz w:val="20"/>
+        <w:shd w:val="clear" w:fill="F2F5FA"/>
+      </w:pPr>
+      <w:r>
+        <w:rPr>
+          <w:b w:val="0"/>
         </w:rPr>
         <w:t>[00:50:40.635] 闻法者，就像迷途的羔羊，迷途者。说法师，如上缴的船只法，如船闻法者，如成功到达彼岸的人。</w:t>
       </w:r>
     </w:p>
     <w:p>
       <w:pPr>
-        <w:spacing w:before="40" w:after="80"/>
-        <w:ind w:left="283"/>
-        <w:shd w:val="clear" w:color="auto" w:fill="EEF2F8"/>
+        <w:ind w:left="170"/>
         <w:pBdr>
-          <w:left w:val="single" w:sz="20" w:space="6" w:color="1F3864"/>
+          <w:left w:val="single" w:sz="18" w:space="4" w:color="1F3864"/>
         </w:pBdr>
-      </w:pPr>
-      <w:r>
-        <w:rPr>
-          <w:sz w:val="20"/>
+        <w:shd w:val="clear" w:fill="F2F5FA"/>
+      </w:pPr>
+      <w:r>
+        <w:rPr>
+          <w:b w:val="0"/>
         </w:rPr>
         <w:t>[00:50:51.380] 佛陀，或者说法师，就像雪山，好像喜马拉雅山。法，就如同由那个山所生的仙草，这个闻法者，如需服药的病人。</w:t>
       </w:r>
     </w:p>
     <w:p>
       <w:pPr>
-        <w:spacing w:before="40" w:after="80"/>
-        <w:ind w:left="283"/>
-        <w:shd w:val="clear" w:color="auto" w:fill="EEF2F8"/>
+        <w:ind w:left="170"/>
         <w:pBdr>
-          <w:left w:val="single" w:sz="20" w:space="6" w:color="1F3864"/>
+          <w:left w:val="single" w:sz="18" w:space="4" w:color="1F3864"/>
         </w:pBdr>
-      </w:pPr>
-      <w:r>
-        <w:rPr>
-          <w:sz w:val="20"/>
+        <w:shd w:val="clear" w:fill="F2F5FA"/>
+      </w:pPr>
+      <w:r>
+        <w:rPr>
+          <w:b w:val="0"/>
         </w:rPr>
         <w:t>[00:51:04.980] 说法是。这个佛陀，就像这个施财者法如财宝，闻法者像穷人。佛陀或说法师？他是指出宝藏的人。法，就是宝藏，而法者，就是那个贫穷的人。再者，佛陀或说法师，如能够给予无畏的稳健的男子，法，就是那个无畏。闻法者，如那个怯懦的人，说法者，如为王子洗浴的人，法，就像那个清凉的水。闻法者，是已经待许玉的王子仲。佛陀或说，法师，如旃檀，树法如该树所生的香，闻法者，如由受用旃檀而寂静热闹的人。那由受用正法而寂静的热闹佛陀和说法师如已开的莲花。</w:t>
       </w:r>
     </w:p>
     <w:p>
       <w:pPr>
-        <w:spacing w:before="40" w:after="80"/>
-        <w:ind w:left="283"/>
-        <w:shd w:val="clear" w:color="auto" w:fill="EEF2F8"/>
+        <w:ind w:left="170"/>
         <w:pBdr>
-          <w:left w:val="single" w:sz="20" w:space="6" w:color="1F3864"/>
+          <w:left w:val="single" w:sz="18" w:space="4" w:color="1F3864"/>
         </w:pBdr>
-      </w:pPr>
-      <w:r>
-        <w:rPr>
-          <w:sz w:val="20"/>
+        <w:shd w:val="clear" w:fill="F2F5FA"/>
+      </w:pPr>
+      <w:r>
+        <w:rPr>
+          <w:b w:val="0"/>
         </w:rPr>
         <w:t>[00:52:04.420] 花，这个法，如由该花所生的蜜，闻法者如享用那蜜的蜂群。那对说法的善事？我们也应如此如佛一样来观待。如能够这样的观带，就能够得到像下面所说的这个闻法者的这种种种的利益。</w:t>
       </w:r>
     </w:p>
     <w:p>
       <w:pPr>
-        <w:spacing w:before="40" w:after="80"/>
-        <w:ind w:left="283"/>
-        <w:shd w:val="clear" w:color="auto" w:fill="EEF2F8"/>
+        <w:ind w:left="170"/>
         <w:pBdr>
-          <w:left w:val="single" w:sz="20" w:space="6" w:color="1F3864"/>
+          <w:left w:val="single" w:sz="18" w:space="4" w:color="1F3864"/>
         </w:pBdr>
-      </w:pPr>
-      <w:r>
-        <w:rPr>
-          <w:sz w:val="20"/>
+        <w:shd w:val="clear" w:fill="F2F5FA"/>
+      </w:pPr>
+      <w:r>
+        <w:rPr>
+          <w:b w:val="0"/>
         </w:rPr>
         <w:t>[00:52:30.420] 听闻。我们听闻说法，我们要了解，这个对说法者，有哪一些这个戒律上的要求。</w:t>
       </w:r>
     </w:p>
     <w:p>
       <w:pPr>
-        <w:spacing w:before="40" w:after="80"/>
-        <w:ind w:left="283"/>
-        <w:shd w:val="clear" w:color="auto" w:fill="EEF2F8"/>
+        <w:ind w:left="170"/>
         <w:pBdr>
-          <w:left w:val="single" w:sz="20" w:space="6" w:color="1F3864"/>
+          <w:left w:val="single" w:sz="18" w:space="4" w:color="1F3864"/>
         </w:pBdr>
-      </w:pPr>
-      <w:r>
-        <w:rPr>
-          <w:sz w:val="20"/>
+        <w:shd w:val="clear" w:fill="F2F5FA"/>
+      </w:pPr>
+      <w:r>
+        <w:rPr>
+          <w:b w:val="0"/>
         </w:rPr>
         <w:t>[00:52:45.140] 在律藏巴蒂莫卡巴基比亚中？有规定，若比库对女人说法超过五六语。除了有智男之外，巴基比亚。那这是指，如果比库主动对女人说法，旁边又没有智男子，就是这个智力正常的男子。对，不能超过五六句。但是，如果女人主动请求，就不在此限。他讲了五六句，你再请问一个，讲了五六句，再请问一个，你就可以一直说。但如果没有，又只能讲五六句。</w:t>
       </w:r>
     </w:p>
     <w:p>
       <w:pPr>
-        <w:spacing w:before="40" w:after="80"/>
-        <w:ind w:left="283"/>
-        <w:shd w:val="clear" w:color="auto" w:fill="EEF2F8"/>
+        <w:ind w:left="170"/>
         <w:pBdr>
-          <w:left w:val="single" w:sz="20" w:space="6" w:color="1F3864"/>
+          <w:left w:val="single" w:sz="18" w:space="4" w:color="1F3864"/>
         </w:pBdr>
-      </w:pPr>
-      <w:r>
-        <w:rPr>
-          <w:sz w:val="20"/>
+        <w:shd w:val="clear" w:fill="F2F5FA"/>
+      </w:pPr>
+      <w:r>
+        <w:rPr>
+          <w:b w:val="0"/>
         </w:rPr>
         <w:t>[00:53:17.260] 此外，出于对法的恭敬，佛陀在因学法中规定不能在下下述情况下说法。</w:t>
       </w:r>
     </w:p>
     <w:p>
       <w:pPr>
-        <w:spacing w:before="40" w:after="80"/>
-        <w:ind w:left="283"/>
-        <w:shd w:val="clear" w:color="auto" w:fill="EEF2F8"/>
+        <w:ind w:left="170"/>
         <w:pBdr>
-          <w:left w:val="single" w:sz="20" w:space="6" w:color="1F3864"/>
+          <w:left w:val="single" w:sz="18" w:space="4" w:color="1F3864"/>
         </w:pBdr>
-      </w:pPr>
-      <w:r>
-        <w:rPr>
-          <w:sz w:val="20"/>
+        <w:shd w:val="clear" w:fill="F2F5FA"/>
+      </w:pPr>
+      <w:r>
+        <w:rPr>
+          <w:b w:val="0"/>
         </w:rPr>
         <w:t>[00:53:24.710] 我说，我将不对无病而手持伞者说法。我将不对无病而手持杖者说话。拐杖的人，我将不对无病而手持刀的人说话。我将不对无病而手持弓箭的人说话。我将不对无病而穿着鞋的人说话。我将不对无病穿拖鞋的人说话。我将不对无病而坐在车上的人说话。我将不对无病而躺在床上的人说话，我将不对无病而抱着膝的人说话。我将不对无病而包着头的人说话。缠头的人说话，我将不对无病而包覆着头的人说话。我将不坐在地上对无病而坐在上座位的人说话，我将不坐在低座对无病而坐在高座者说法。</w:t>
       </w:r>
     </w:p>
     <w:p>
       <w:pPr>
-        <w:spacing w:before="40" w:after="80"/>
-        <w:ind w:left="283"/>
-        <w:shd w:val="clear" w:color="auto" w:fill="EEF2F8"/>
+        <w:ind w:left="170"/>
         <w:pBdr>
-          <w:left w:val="single" w:sz="20" w:space="6" w:color="1F3864"/>
+          <w:left w:val="single" w:sz="18" w:space="4" w:color="1F3864"/>
         </w:pBdr>
-      </w:pPr>
-      <w:r>
-        <w:rPr>
-          <w:sz w:val="20"/>
+        <w:shd w:val="clear" w:fill="F2F5FA"/>
+      </w:pPr>
+      <w:r>
+        <w:rPr>
+          <w:b w:val="0"/>
         </w:rPr>
         <w:t>[00:54:16.240] 我将不站着对无病而坐着的人说话，我将不走在后面对无病而走在前面的人说话。</w:t>
       </w:r>
     </w:p>
     <w:p>
       <w:pPr>
-        <w:spacing w:before="40" w:after="80"/>
-        <w:ind w:left="283"/>
-        <w:shd w:val="clear" w:color="auto" w:fill="EEF2F8"/>
+        <w:ind w:left="170"/>
         <w:pBdr>
-          <w:left w:val="single" w:sz="20" w:space="6" w:color="1F3864"/>
+          <w:left w:val="single" w:sz="18" w:space="4" w:color="1F3864"/>
         </w:pBdr>
-      </w:pPr>
-      <w:r>
-        <w:rPr>
-          <w:sz w:val="20"/>
+        <w:shd w:val="clear" w:fill="F2F5FA"/>
+      </w:pPr>
+      <w:r>
+        <w:rPr>
+          <w:b w:val="0"/>
         </w:rPr>
         <w:t>[00:54:23.240] 我不，我将不走在路旁对无病而走在路中间的人说话。这是基于对法的尊重。那。</w:t>
       </w:r>
     </w:p>
     <w:p>
       <w:pPr>
-        <w:spacing w:before="40" w:after="80"/>
-        <w:ind w:left="283"/>
-        <w:shd w:val="clear" w:color="auto" w:fill="EEF2F8"/>
+        <w:ind w:left="170"/>
         <w:pBdr>
-          <w:left w:val="single" w:sz="20" w:space="6" w:color="1F3864"/>
+          <w:left w:val="single" w:sz="18" w:space="4" w:color="1F3864"/>
         </w:pBdr>
-      </w:pPr>
-      <w:r>
-        <w:rPr>
-          <w:sz w:val="20"/>
+        <w:shd w:val="clear" w:fill="F2F5FA"/>
+      </w:pPr>
+      <w:r>
+        <w:rPr>
+          <w:b w:val="0"/>
         </w:rPr>
         <w:t>[00:54:38.500] 听闻佛法，我们也要自己去，规范建立一个好的说法环境。这个文法者，应该为说法师提供正式的说法场地，我们一般称为叫讲法堂。场地，要足够容纳这个说法师和听众，以比较宽松的方式坐下。</w:t>
       </w:r>
     </w:p>
     <w:p>
       <w:pPr>
-        <w:spacing w:before="40" w:after="80"/>
-        <w:ind w:left="283"/>
-        <w:shd w:val="clear" w:color="auto" w:fill="EEF2F8"/>
+        <w:ind w:left="170"/>
         <w:pBdr>
-          <w:left w:val="single" w:sz="20" w:space="6" w:color="1F3864"/>
+          <w:left w:val="single" w:sz="18" w:space="4" w:color="1F3864"/>
         </w:pBdr>
-      </w:pPr>
-      <w:r>
-        <w:rPr>
-          <w:sz w:val="20"/>
+        <w:shd w:val="clear" w:fill="F2F5FA"/>
+      </w:pPr>
+      <w:r>
+        <w:rPr>
+          <w:b w:val="0"/>
         </w:rPr>
         <w:t>[00:54:58.860] 第二，是说要为说法师铺设位于法坛前中间的较高的法座，并准备可供摆放物品的桌案。那律藏中佛陀讲坐比库，我允许下座比库读诵时坐于平等或更高的座位，以尊重法故上作比库听诵，听读诵时作为平的或。更低的座位以尊重法度。因此，对于法的尊重，即使是下坐比库说法，也可以身居高座。但是，他在说法前要向上座顶礼。</w:t>
       </w:r>
     </w:p>
     <w:p>
       <w:pPr>
-        <w:spacing w:before="40" w:after="80"/>
-        <w:ind w:left="283"/>
-        <w:shd w:val="clear" w:color="auto" w:fill="EEF2F8"/>
+        <w:ind w:left="170"/>
         <w:pBdr>
-          <w:left w:val="single" w:sz="20" w:space="6" w:color="1F3864"/>
+          <w:left w:val="single" w:sz="18" w:space="4" w:color="1F3864"/>
         </w:pBdr>
-      </w:pPr>
-      <w:r>
-        <w:rPr>
-          <w:sz w:val="20"/>
+        <w:shd w:val="clear" w:fill="F2F5FA"/>
+      </w:pPr>
+      <w:r>
+        <w:rPr>
+          <w:b w:val="0"/>
         </w:rPr>
         <w:t>[00:55:39.380] 第三个对为闻法者附设较低的座位，根据戒律要求，闻法者的座位应在说法者的两边，中间应空出通道。座位可使用禅修坐垫。</w:t>
       </w:r>
     </w:p>
     <w:p>
       <w:pPr>
-        <w:spacing w:before="40" w:after="80"/>
-        <w:ind w:left="283"/>
-        <w:shd w:val="clear" w:color="auto" w:fill="EEF2F8"/>
+        <w:ind w:left="170"/>
         <w:pBdr>
-          <w:left w:val="single" w:sz="20" w:space="6" w:color="1F3864"/>
+          <w:left w:val="single" w:sz="18" w:space="4" w:color="1F3864"/>
         </w:pBdr>
-      </w:pPr>
-      <w:r>
-        <w:rPr>
-          <w:sz w:val="20"/>
+        <w:shd w:val="clear" w:fill="F2F5FA"/>
+      </w:pPr>
+      <w:r>
+        <w:rPr>
+          <w:b w:val="0"/>
         </w:rPr>
         <w:t>[00:55:54.140] 是，正式说法前，应由其他下周比库沙马内拉或者军人清扫法堂，确保环境清洁。</w:t>
       </w:r>
     </w:p>
     <w:p>
       <w:pPr>
-        <w:spacing w:before="40" w:after="80"/>
-        <w:ind w:left="283"/>
-        <w:shd w:val="clear" w:color="auto" w:fill="EEF2F8"/>
+        <w:ind w:left="170"/>
         <w:pBdr>
-          <w:left w:val="single" w:sz="20" w:space="6" w:color="1F3864"/>
+          <w:left w:val="single" w:sz="18" w:space="4" w:color="1F3864"/>
         </w:pBdr>
-      </w:pPr>
-      <w:r>
-        <w:rPr>
-          <w:sz w:val="20"/>
+        <w:shd w:val="clear" w:fill="F2F5FA"/>
+      </w:pPr>
+      <w:r>
+        <w:rPr>
+          <w:b w:val="0"/>
         </w:rPr>
         <w:t>[00:56:03.200] 五，应该摆放供养佛陀法及说法者的鲜花。六要准备好明亮的灯光、清晰的音响。如需录音录像，则事先事先调试好相应设备。</w:t>
       </w:r>
     </w:p>
     <w:p>
       <w:pPr>
-        <w:spacing w:before="40" w:after="80"/>
-        <w:ind w:left="283"/>
-        <w:shd w:val="clear" w:color="auto" w:fill="EEF2F8"/>
+        <w:ind w:left="170"/>
         <w:pBdr>
-          <w:left w:val="single" w:sz="20" w:space="6" w:color="1F3864"/>
+          <w:left w:val="single" w:sz="18" w:space="4" w:color="1F3864"/>
         </w:pBdr>
-      </w:pPr>
-      <w:r>
-        <w:rPr>
-          <w:sz w:val="20"/>
+        <w:shd w:val="clear" w:fill="F2F5FA"/>
+      </w:pPr>
+      <w:r>
+        <w:rPr>
+          <w:b w:val="0"/>
         </w:rPr>
         <w:t>[00:56:17.840] 一，为说法师准备提供必要的茶水饮料。由于戒律规定，除水和齿目外，比库所有入口之物均需守受，因此应事先授给说法师的四德比库，或在说法师心深咒上座后，亲自供养。</w:t>
       </w:r>
     </w:p>
     <w:p>
       <w:pPr>
-        <w:spacing w:before="40" w:after="80"/>
-        <w:ind w:left="283"/>
-        <w:shd w:val="clear" w:color="auto" w:fill="EEF2F8"/>
+        <w:ind w:left="170"/>
         <w:pBdr>
-          <w:left w:val="single" w:sz="20" w:space="6" w:color="1F3864"/>
+          <w:left w:val="single" w:sz="18" w:space="4" w:color="1F3864"/>
         </w:pBdr>
-      </w:pPr>
-      <w:r>
-        <w:rPr>
-          <w:sz w:val="20"/>
+        <w:shd w:val="clear" w:fill="F2F5FA"/>
+      </w:pPr>
+      <w:r>
+        <w:rPr>
+          <w:b w:val="0"/>
         </w:rPr>
         <w:t>[00:56:41.280] 闻法还有什么礼仪？第一个是听法者，应提前脱鞋，聚集于法堂，聚集于法堂等待说法师不应迟到。而说法师到来时，由下座比库或沙马雷拉为说法师复设座布。摆放随身物品，但若说法师并非现场最上座的，比哭在说法前应礼敬，并征得最上座痛苦。最上座比库同意该说法，这是因为律藏中规定在僧团中未受邀者不得说法。若说者犯恶作我允许上座闭口说法，或他邀请他人说法，是在，这个律藏大平乌波萨叉这个篇章里面说到。</w:t>
       </w:r>
     </w:p>
     <w:p>
       <w:pPr>
-        <w:spacing w:before="40" w:after="80"/>
-        <w:ind w:left="283"/>
-        <w:shd w:val="clear" w:color="auto" w:fill="EEF2F8"/>
+        <w:ind w:left="170"/>
         <w:pBdr>
-          <w:left w:val="single" w:sz="20" w:space="6" w:color="1F3864"/>
+          <w:left w:val="single" w:sz="18" w:space="4" w:color="1F3864"/>
         </w:pBdr>
-      </w:pPr>
-      <w:r>
-        <w:rPr>
-          <w:sz w:val="20"/>
+        <w:shd w:val="clear" w:fill="F2F5FA"/>
+      </w:pPr>
+      <w:r>
+        <w:rPr>
+          <w:b w:val="0"/>
         </w:rPr>
         <w:t>[00:57:27.920] 那第四一个？说法时升座后？听众中的下座比哭，其他未达善者应顶礼说法时。律藏中说，五巴礼此五种人应受礼敬，哪五种？先达善者应受，后达善者礼敬。译注较年长的说法说者应受礼敬，老师应受礼敬，亲教师应受礼敬。在有诸天模范的世间中，有沙门、婆罗门国王和子民的人界，如来、阿拉汉正自觉者应受礼敬。胡巴黎此五种人应受礼敬。</w:t>
       </w:r>
     </w:p>
     <w:p>
       <w:pPr>
-        <w:spacing w:before="40" w:after="80"/>
-        <w:ind w:left="283"/>
-        <w:shd w:val="clear" w:color="auto" w:fill="EEF2F8"/>
+        <w:ind w:left="170"/>
         <w:pBdr>
-          <w:left w:val="single" w:sz="20" w:space="6" w:color="1F3864"/>
+          <w:left w:val="single" w:sz="18" w:space="4" w:color="1F3864"/>
         </w:pBdr>
-      </w:pPr>
-      <w:r>
-        <w:rPr>
-          <w:sz w:val="20"/>
+        <w:shd w:val="clear" w:fill="F2F5FA"/>
+      </w:pPr>
+      <w:r>
+        <w:rPr>
+          <w:b w:val="0"/>
         </w:rPr>
         <w:t>[00:58:05.880] 我把你。教下座的比库，在礼敬较年长的比库之足时，应现起五种类法而礼足哪五种？五八厘较下座的比库，在礼敬较年长的比库之足时，偏袒上衣于一肩做合掌，以两手掌触摸受礼者之双足，献起爱意和敬意而礼足。五、巴黎较下作的比库，在礼敬较年长的比库之足时，应现起这五种类法而礼足。五说法者正式说法期间，出于对法的恭敬，听众应合掌端身正坐，恭敬听闻，不应交头接耳，无病不应复头抱膝。六说法结束后，听众中的下座比哭为达善者，应再次顶礼说法者。</w:t>
       </w:r>
     </w:p>
     <w:p>
       <w:pPr>
-        <w:spacing w:before="40" w:after="80"/>
-        <w:ind w:left="283"/>
-        <w:shd w:val="clear" w:color="auto" w:fill="EEF2F8"/>
+        <w:ind w:left="170"/>
         <w:pBdr>
-          <w:left w:val="single" w:sz="20" w:space="6" w:color="1F3864"/>
+          <w:left w:val="single" w:sz="18" w:space="4" w:color="1F3864"/>
         </w:pBdr>
-      </w:pPr>
-      <w:r>
-        <w:rPr>
-          <w:sz w:val="20"/>
+        <w:shd w:val="clear" w:fill="F2F5FA"/>
+      </w:pPr>
+      <w:r>
+        <w:rPr>
+          <w:b w:val="0"/>
         </w:rPr>
         <w:t>[00:58:58.960] 好，那这是听文的这个相关的内容，包括它的礼仪。我们最后，以经集中的一个偈诵，我们来一起来共勉。他说。恭敬恭敬，尊长莫嫉妒，当知此为业施时。闻法之时，恭敬听他人。善于。一公文适时前往施近前，消除奸慢。谦卑柱。</w:t>
       </w:r>
     </w:p>
     <w:p>
       <w:pPr>
-        <w:spacing w:before="40" w:after="80"/>
-        <w:ind w:left="283"/>
-        <w:shd w:val="clear" w:color="auto" w:fill="EEF2F8"/>
+        <w:ind w:left="170"/>
         <w:pBdr>
-          <w:left w:val="single" w:sz="20" w:space="6" w:color="1F3864"/>
+          <w:left w:val="single" w:sz="18" w:space="4" w:color="1F3864"/>
         </w:pBdr>
-      </w:pPr>
-      <w:r>
-        <w:rPr>
-          <w:sz w:val="20"/>
+        <w:shd w:val="clear" w:fill="F2F5FA"/>
+      </w:pPr>
+      <w:r>
+        <w:rPr>
+          <w:b w:val="0"/>
         </w:rPr>
         <w:t>[00:59:35.260] 一法自制及放行随念熟习此等法乐法之人，有法乐住法，且知抉择法。勿说毁坏善法已，衣食善语而度日，嘲笑虚谈悲与嗔，诡诈欺诳贪嫉骂，即粪出于染迷恋舍彼弥漫住而行。要知善说之精髓，闻彼而有之定制。若人喜于圣者，说以身语意而无善。因比利于极乐定，故知文集会心水。</w:t>
       </w:r>
     </w:p>
     <w:p>
       <w:pPr>
-        <w:spacing w:before="40" w:after="80"/>
-        <w:ind w:left="283"/>
-        <w:shd w:val="clear" w:color="auto" w:fill="EEF2F8"/>
+        <w:ind w:left="170"/>
         <w:pBdr>
-          <w:left w:val="single" w:sz="20" w:space="6" w:color="1F3864"/>
+          <w:left w:val="single" w:sz="18" w:space="4" w:color="1F3864"/>
         </w:pBdr>
-      </w:pPr>
-      <w:r>
-        <w:rPr>
-          <w:sz w:val="20"/>
+        <w:shd w:val="clear" w:fill="F2F5FA"/>
+      </w:pPr>
+      <w:r>
+        <w:rPr>
+          <w:b w:val="0"/>
         </w:rPr>
         <w:t>〔照录段到此；其后为本讲讲后偈诵随喜与回向段（[01:00:16] 起），本主题关联较弱，此处不录。以上转写文字后附原标注：[generated, not original text]〕</w:t>
       </w:r>
@@ -4809,699 +4619,616 @@
       <w:r>
         <w:rPr>
           <w:b/>
-          <w:sz w:val="21"/>
         </w:rPr>
         <w:t>材料③</w:t>
       </w:r>
       <w:r>
         <w:rPr>
-          <w:sz w:val="21"/>
+          <w:b w:val="0"/>
         </w:rPr>
         <w:t xml:space="preserve"> 《2023大佛寺禅修营06-〈转车经〉4-戒清净-听闻正法&amp;如理作意》（音声；作衔接引子）</w:t>
       </w:r>
     </w:p>
     <w:p>
       <w:pPr>
-        <w:ind w:left="340"/>
-      </w:pPr>
-      <w:r>
-        <w:rPr>
-          <w:color w:val="1F3864"/>
-          <w:sz w:val="21"/>
-        </w:rPr>
-        <w:t xml:space="preserve">• </w:t>
-      </w:r>
-      <w:r>
-        <w:rPr>
-          <w:sz w:val="21"/>
+        <w:pStyle w:val="ListBullet"/>
+      </w:pPr>
+      <w:r>
+        <w:rPr>
+          <w:b w:val="0"/>
         </w:rPr>
         <w:t>文件类型：音声（录音转写）</w:t>
       </w:r>
     </w:p>
     <w:p>
       <w:pPr>
-        <w:ind w:left="340"/>
-      </w:pPr>
-      <w:r>
-        <w:rPr>
-          <w:color w:val="1F3864"/>
-          <w:sz w:val="21"/>
-        </w:rPr>
-        <w:t xml:space="preserve">• </w:t>
-      </w:r>
-      <w:r>
-        <w:rPr>
-          <w:sz w:val="21"/>
+        <w:pStyle w:val="ListBullet"/>
+      </w:pPr>
+      <w:r>
+        <w:rPr>
+          <w:b w:val="0"/>
         </w:rPr>
         <w:t>知识库出处：古源尊者开示及上座部佛教资料</w:t>
       </w:r>
     </w:p>
     <w:p>
       <w:pPr>
-        <w:ind w:left="340"/>
-      </w:pPr>
-      <w:r>
-        <w:rPr>
-          <w:color w:val="1F3864"/>
-          <w:sz w:val="21"/>
-        </w:rPr>
-        <w:t xml:space="preserve">• </w:t>
-      </w:r>
-      <w:r>
-        <w:rPr>
-          <w:sz w:val="21"/>
-        </w:rPr>
-        <w:t>media_id：`soundrecording_d0dd1c0cd17209afe241ece24bf6b7b4_54ccff53efdf7415aa7267c15f24694b7439961422831605`</w:t>
-      </w:r>
-    </w:p>
-    <w:p>
-      <w:pPr>
-        <w:ind w:left="340"/>
-      </w:pPr>
-      <w:r>
-        <w:rPr>
-          <w:color w:val="1F3864"/>
-          <w:sz w:val="21"/>
-        </w:rPr>
-        <w:t xml:space="preserve">• </w:t>
-      </w:r>
-      <w:r>
-        <w:rPr>
-          <w:sz w:val="21"/>
+        <w:pStyle w:val="ListBullet"/>
+      </w:pPr>
+      <w:r>
+        <w:rPr>
+          <w:b w:val="0"/>
+        </w:rPr>
+        <w:t>media_id：soundrecording_d0dd1c0cd17209afe241ece24bf6b7b4_54ccff53efdf7415aa7267c15f24694b7439961422831605</w:t>
+      </w:r>
+    </w:p>
+    <w:p>
+      <w:pPr>
+        <w:pStyle w:val="ListBullet"/>
+      </w:pPr>
+      <w:r>
+        <w:rPr>
+          <w:b w:val="0"/>
         </w:rPr>
         <w:t>打开方式：ima知识库搜索「2023大佛寺禅修营06 转车经4 戒清净 听闻正法」</w:t>
       </w:r>
     </w:p>
     <w:p>
       <w:pPr>
-        <w:ind w:left="340"/>
-      </w:pPr>
-      <w:r>
-        <w:rPr>
-          <w:color w:val="1F3864"/>
-          <w:sz w:val="21"/>
-        </w:rPr>
-        <w:t xml:space="preserve">• </w:t>
-      </w:r>
-      <w:r>
-        <w:rPr>
-          <w:sz w:val="21"/>
+        <w:pStyle w:val="ListBullet"/>
+      </w:pPr>
+      <w:r>
+        <w:rPr>
+          <w:b w:val="0"/>
         </w:rPr>
         <w:t>标题（照录）：2023大佛寺禅修营06-《转车经》4-戒清净-听闻正法&amp;如理作意-古源尊者-20231107（依据录音转写整理，已校对明显同音错字）</w:t>
       </w:r>
     </w:p>
     <w:p>
       <w:pPr>
-        <w:ind w:left="340"/>
-      </w:pPr>
-      <w:r>
-        <w:rPr>
-          <w:color w:val="1F3864"/>
-          <w:sz w:val="21"/>
-        </w:rPr>
-        <w:t xml:space="preserve">• </w:t>
-      </w:r>
-      <w:r>
-        <w:rPr>
-          <w:sz w:val="21"/>
+        <w:pStyle w:val="ListBullet"/>
+      </w:pPr>
+      <w:r>
+        <w:rPr>
+          <w:b w:val="0"/>
         </w:rPr>
         <w:t>讲次定位：2023大佛寺禅修营系列第06讲（《转车经》第4讲·戒清净），</w:t>
       </w:r>
       <w:r>
         <w:rPr>
           <w:b/>
-          <w:sz w:val="21"/>
         </w:rPr>
         <w:t>衔接引子</w:t>
       </w:r>
       <w:r>
         <w:rPr>
-          <w:sz w:val="21"/>
+          <w:b w:val="0"/>
         </w:rPr>
         <w:t>。</w:t>
       </w:r>
     </w:p>
     <w:p>
       <w:pPr>
-        <w:spacing w:before="40" w:after="80"/>
-        <w:ind w:left="283"/>
-        <w:shd w:val="clear" w:color="auto" w:fill="EEF2F8"/>
+        <w:ind w:left="170"/>
         <w:pBdr>
-          <w:left w:val="single" w:sz="20" w:space="6" w:color="1F3864"/>
+          <w:left w:val="single" w:sz="18" w:space="4" w:color="1F3864"/>
         </w:pBdr>
-      </w:pPr>
-      <w:r>
-        <w:rPr>
-          <w:sz w:val="20"/>
+        <w:shd w:val="clear" w:fill="F2F5FA"/>
+      </w:pPr>
+      <w:r>
+        <w:rPr>
+          <w:b w:val="0"/>
         </w:rPr>
         <w:t>⚠️ 主持人操作：本讲以「戒清净」为背景重述「听闻正法五种利益」，与材料①②同旨而更口语浅近，宜作</w:t>
       </w:r>
       <w:r>
         <w:rPr>
           <w:b/>
-          <w:sz w:val="20"/>
         </w:rPr>
         <w:t>开场引子</w:t>
       </w:r>
       <w:r>
         <w:rPr>
-          <w:sz w:val="20"/>
+          <w:b w:val="0"/>
         </w:rPr>
         <w:t>或</w:t>
       </w:r>
       <w:r>
         <w:rPr>
           <w:b/>
-          <w:sz w:val="20"/>
         </w:rPr>
         <w:t>时间富余时的对照材料</w:t>
       </w:r>
       <w:r>
         <w:rPr>
-          <w:sz w:val="20"/>
+          <w:b w:val="0"/>
         </w:rPr>
         <w:t>，照读 [00:00:03]–[00:13:25]。本条与本周主线为</w:t>
       </w:r>
       <w:r>
         <w:rPr>
           <w:b/>
-          <w:sz w:val="20"/>
         </w:rPr>
         <w:t>同系列不同讲次</w:t>
       </w:r>
       <w:r>
         <w:rPr>
-          <w:sz w:val="20"/>
+          <w:b w:val="0"/>
         </w:rPr>
         <w:t>（一为「四预流支」专讲，一为「禅修营」讲座），无段落重叠。[00:21:48] 之后转入「如理作意／缘起性思维」等第5、7周主题，不录。</w:t>
       </w:r>
     </w:p>
     <w:p>
       <w:pPr>
-        <w:spacing w:before="40" w:after="80"/>
-        <w:ind w:left="283"/>
-        <w:shd w:val="clear" w:color="auto" w:fill="EEF2F8"/>
+        <w:ind w:left="170"/>
         <w:pBdr>
-          <w:left w:val="single" w:sz="20" w:space="6" w:color="1F3864"/>
+          <w:left w:val="single" w:sz="18" w:space="4" w:color="1F3864"/>
         </w:pBdr>
-      </w:pPr>
-      <w:r>
-        <w:rPr>
-          <w:sz w:val="20"/>
+        <w:shd w:val="clear" w:fill="F2F5FA"/>
+      </w:pPr>
+      <w:r>
+        <w:rPr>
+          <w:b w:val="0"/>
         </w:rPr>
         <w:t>[00:00:03.340] 好，请大家合掌，我们一起来礼敬佛陀。南无多三三。南无多三。的老外看了太多。三八三。立即乃为世尊谈判正自觉者。各位尊者，各位法师，各位贤友，晚上吉祥。昨天我们。学习的。亲近上市，开头听，接下来是学习听闻正法。佛陀说了。听闻佛法有五种利益。哪五种？闻所未闻，厘清。语文。度脱疑惑，正直见解，令心沉静。根据。清净道论大自注解释。未闻，是指。精华疏大。印送，</w:t>
       </w:r>
     </w:p>
     <w:p>
       <w:pPr>
-        <w:spacing w:before="40" w:after="80"/>
-        <w:ind w:left="283"/>
-        <w:shd w:val="clear" w:color="auto" w:fill="EEF2F8"/>
+        <w:ind w:left="170"/>
         <w:pBdr>
-          <w:left w:val="single" w:sz="20" w:space="6" w:color="1F3864"/>
+          <w:left w:val="single" w:sz="18" w:space="4" w:color="1F3864"/>
         </w:pBdr>
-      </w:pPr>
-      <w:r>
-        <w:rPr>
-          <w:sz w:val="20"/>
+        <w:shd w:val="clear" w:fill="F2F5FA"/>
+      </w:pPr>
+      <w:r>
+        <w:rPr>
+          <w:b w:val="0"/>
         </w:rPr>
         <w:t>[00:01:45.220] 给等九种分教，我们经常讲九分教好。就是通过学习三藏的经典，吸收佛陀教导的知识，升起闻所成就，闻所成会。那大家可以回忆一下，自己是怎么进入佛门的。我们一般都是在某个时候，看到某一本书。听到某一个开示。或者看到某一个视频现在这个时代，抖音上抖一下也可能，觉得。有点道理。这次一不小心参加了大佛寺禅修营，也觉得，好像找到了人生的方向，、就开始逐渐学佛，</w:t>
       </w:r>
     </w:p>
     <w:p>
       <w:pPr>
-        <w:spacing w:before="40" w:after="80"/>
-        <w:ind w:left="283"/>
-        <w:shd w:val="clear" w:color="auto" w:fill="EEF2F8"/>
+        <w:ind w:left="170"/>
         <w:pBdr>
-          <w:left w:val="single" w:sz="20" w:space="6" w:color="1F3864"/>
+          <w:left w:val="single" w:sz="18" w:space="4" w:color="1F3864"/>
         </w:pBdr>
-      </w:pPr>
-      <w:r>
-        <w:rPr>
-          <w:sz w:val="20"/>
+        <w:shd w:val="clear" w:fill="F2F5FA"/>
+      </w:pPr>
+      <w:r>
+        <w:rPr>
+          <w:b w:val="0"/>
         </w:rPr>
         <w:t>[00:02:44.560] 有没有深入一点的？那这种情况，不仅仅是在今天，在佛陀时代也是这样。</w:t>
       </w:r>
     </w:p>
     <w:p>
       <w:pPr>
-        <w:spacing w:before="40" w:after="80"/>
-        <w:ind w:left="283"/>
-        <w:shd w:val="clear" w:color="auto" w:fill="EEF2F8"/>
+        <w:ind w:left="170"/>
         <w:pBdr>
-          <w:left w:val="single" w:sz="20" w:space="6" w:color="1F3864"/>
+          <w:left w:val="single" w:sz="18" w:space="4" w:color="1F3864"/>
         </w:pBdr>
-      </w:pPr>
-      <w:r>
-        <w:rPr>
-          <w:sz w:val="20"/>
+        <w:shd w:val="clear" w:fill="F2F5FA"/>
+      </w:pPr>
+      <w:r>
+        <w:rPr>
+          <w:b w:val="0"/>
         </w:rPr>
         <w:t>[00:02:52.790] 在经典里面记载我们萨帝子尊者，以前我们讲过，就是在这部经典开始的时候，讲他这个，怎么能够遇到阿萨提长老，听一个偈颂，他就跟着出国，分享给目犍连尊者。那可能我们没有像三里的尊者那么受到那么大的好处。当然多多少少都会有了，对？即听闻佛法，可以让我们。得到利益，增长智慧。同时，我们还可以把听闻的佛法分享给亲朋好友。我们，就是你自己听闻，自己实践，还传播了佛法，好，就是讲闻所未闻。</w:t>
       </w:r>
     </w:p>
     <w:p>
       <w:pPr>
-        <w:spacing w:before="40" w:after="80"/>
-        <w:ind w:left="283"/>
-        <w:shd w:val="clear" w:color="auto" w:fill="EEF2F8"/>
+        <w:ind w:left="170"/>
         <w:pBdr>
-          <w:left w:val="single" w:sz="20" w:space="6" w:color="1F3864"/>
+          <w:left w:val="single" w:sz="18" w:space="4" w:color="1F3864"/>
         </w:pBdr>
-      </w:pPr>
-      <w:r>
-        <w:rPr>
-          <w:sz w:val="20"/>
+        <w:shd w:val="clear" w:fill="F2F5FA"/>
+      </w:pPr>
+      <w:r>
+        <w:rPr>
+          <w:b w:val="0"/>
         </w:rPr>
         <w:t>[00:03:53.200] 离心以文，按照著书的解释，是由于未弄清楚所听闻的某些内容，所以通过反复的辩论所不理解的经。</w:t>
       </w:r>
     </w:p>
     <w:p>
       <w:pPr>
-        <w:spacing w:before="40" w:after="80"/>
-        <w:ind w:left="283"/>
-        <w:shd w:val="clear" w:color="auto" w:fill="EEF2F8"/>
+        <w:ind w:left="170"/>
         <w:pBdr>
-          <w:left w:val="single" w:sz="20" w:space="6" w:color="1F3864"/>
+          <w:left w:val="single" w:sz="18" w:space="4" w:color="1F3864"/>
         </w:pBdr>
-      </w:pPr>
-      <w:r>
-        <w:rPr>
-          <w:sz w:val="20"/>
+        <w:shd w:val="clear" w:fill="F2F5FA"/>
+      </w:pPr>
+      <w:r>
+        <w:rPr>
+          <w:b w:val="0"/>
         </w:rPr>
         <w:t>[00:04:04.680] 印送等九分教来理清，将混淆的，混淆的理清，</w:t>
       </w:r>
     </w:p>
     <w:p>
       <w:pPr>
-        <w:spacing w:before="40" w:after="80"/>
-        <w:ind w:left="283"/>
-        <w:shd w:val="clear" w:color="auto" w:fill="EEF2F8"/>
+        <w:ind w:left="170"/>
         <w:pBdr>
-          <w:left w:val="single" w:sz="20" w:space="6" w:color="1F3864"/>
+          <w:left w:val="single" w:sz="18" w:space="4" w:color="1F3864"/>
         </w:pBdr>
-      </w:pPr>
-      <w:r>
-        <w:rPr>
-          <w:sz w:val="20"/>
+        <w:shd w:val="clear" w:fill="F2F5FA"/>
+      </w:pPr>
+      <w:r>
+        <w:rPr>
+          <w:b w:val="0"/>
         </w:rPr>
         <w:t>[00:04:09.530] 我们听过的法当中，不可避免会出现一些不清晰不明了的这些部分。那需要一次一次的去询问，来把它理清楚，梳理明白。</w:t>
       </w:r>
     </w:p>
     <w:p>
       <w:pPr>
-        <w:spacing w:before="40" w:after="80"/>
-        <w:ind w:left="283"/>
-        <w:shd w:val="clear" w:color="auto" w:fill="EEF2F8"/>
+        <w:ind w:left="170"/>
         <w:pBdr>
-          <w:left w:val="single" w:sz="20" w:space="6" w:color="1F3864"/>
+          <w:left w:val="single" w:sz="18" w:space="4" w:color="1F3864"/>
         </w:pBdr>
-      </w:pPr>
-      <w:r>
-        <w:rPr>
-          <w:sz w:val="20"/>
+        <w:shd w:val="clear" w:fill="F2F5FA"/>
+      </w:pPr>
+      <w:r>
+        <w:rPr>
+          <w:b w:val="0"/>
         </w:rPr>
         <w:t>[00:04:21.600] 我们很多的贤友和，乃至尊者的，可能学佛甚至出家很多年，很多道理，他们以为自己已经知道了。这一点就需要很注意。那在有些场品经常会发生听法的时候，有人觉得说这个部分法，我已经听过好几遍了对，在听就是浪费我的时间，有这个时间我为什么不去做一些更有意义的事情？就走了。</w:t>
       </w:r>
     </w:p>
     <w:p>
       <w:pPr>
-        <w:spacing w:before="40" w:after="80"/>
-        <w:ind w:left="283"/>
-        <w:shd w:val="clear" w:color="auto" w:fill="EEF2F8"/>
+        <w:ind w:left="170"/>
         <w:pBdr>
-          <w:left w:val="single" w:sz="20" w:space="6" w:color="1F3864"/>
+          <w:left w:val="single" w:sz="18" w:space="4" w:color="1F3864"/>
         </w:pBdr>
-      </w:pPr>
-      <w:r>
-        <w:rPr>
-          <w:sz w:val="20"/>
+        <w:shd w:val="clear" w:fill="F2F5FA"/>
+      </w:pPr>
+      <w:r>
+        <w:rPr>
+          <w:b w:val="0"/>
         </w:rPr>
         <w:t>[00:04:53.860] 这种做法到底合不合适？我们可以思考一下。虽然有时候我们知道一个道理，但是可能知道的不够深刻，不够全面，不够系统。</w:t>
       </w:r>
     </w:p>
     <w:p>
       <w:pPr>
-        <w:spacing w:before="40" w:after="80"/>
-        <w:ind w:left="283"/>
-        <w:shd w:val="clear" w:color="auto" w:fill="EEF2F8"/>
+        <w:ind w:left="170"/>
         <w:pBdr>
-          <w:left w:val="single" w:sz="20" w:space="6" w:color="1F3864"/>
+          <w:left w:val="single" w:sz="18" w:space="4" w:color="1F3864"/>
         </w:pBdr>
-      </w:pPr>
-      <w:r>
-        <w:rPr>
-          <w:sz w:val="20"/>
+        <w:shd w:val="clear" w:fill="F2F5FA"/>
+      </w:pPr>
+      <w:r>
+        <w:rPr>
+          <w:b w:val="0"/>
         </w:rPr>
         <w:t>[00:05:11.500] 我们孔夫子都讲要学而时习之当然这个实习，就讲有的说解释为是经常复习，有人说要经常实践，但是你实践的时候也是一个复习的过程。我自己都有这种体会。这个做完PPT。你觉得这个就是做完PPT我也清楚了，但是你把想讲的内容过一遍，你就发现很不一样。有时候佛陀的经文，你一遍一遍的读它，你会发现每一遍读的感觉都不同，理解都不同。好。所以千万不要小看说，这个我听过了，你真的听懂了吗？对。</w:t>
       </w:r>
     </w:p>
     <w:p>
       <w:pPr>
-        <w:spacing w:before="40" w:after="80"/>
-        <w:ind w:left="283"/>
-        <w:shd w:val="clear" w:color="auto" w:fill="EEF2F8"/>
+        <w:ind w:left="170"/>
         <w:pBdr>
-          <w:left w:val="single" w:sz="20" w:space="6" w:color="1F3864"/>
+          <w:left w:val="single" w:sz="18" w:space="4" w:color="1F3864"/>
         </w:pBdr>
-      </w:pPr>
-      <w:r>
-        <w:rPr>
-          <w:sz w:val="20"/>
+        <w:shd w:val="clear" w:fill="F2F5FA"/>
+      </w:pPr>
+      <w:r>
+        <w:rPr>
+          <w:b w:val="0"/>
         </w:rPr>
         <w:t>[00:05:58.300] 既然是一个共同的学习的安排，第一个，如果我我们就在共同学习安排的时候去学习，第一个是消融自我，一个就是重复的文化。那最终受益的会是我们自己，我们不断的通过一次一次的听闻，去理清已经听闻过的内容。度脱疑惑？注释是讲说对所听闻的经等九分教中，若有因疑惑而可疑的任何法，就在消除其中的疑惑时，疑惑度脱度脱疑惑，</w:t>
       </w:r>
     </w:p>
     <w:p>
       <w:pPr>
-        <w:spacing w:before="40" w:after="80"/>
-        <w:ind w:left="283"/>
-        <w:shd w:val="clear" w:color="auto" w:fill="EEF2F8"/>
+        <w:ind w:left="170"/>
         <w:pBdr>
-          <w:left w:val="single" w:sz="20" w:space="6" w:color="1F3864"/>
+          <w:left w:val="single" w:sz="18" w:space="4" w:color="1F3864"/>
         </w:pBdr>
-      </w:pPr>
-      <w:r>
-        <w:rPr>
-          <w:sz w:val="20"/>
+        <w:shd w:val="clear" w:fill="F2F5FA"/>
+      </w:pPr>
+      <w:r>
+        <w:rPr>
+          <w:b w:val="0"/>
         </w:rPr>
         <w:t>[00:06:37.845] 那我们在禅修的时候，经常会。遇到很多的疑惑，有时候是戒律的疑惑，有些是禅修的疑惑，有些是教育的疑惑。那这些通过疑惑，这些疑惑，有些是可以通过听闻解决的，有些是要通过实证来解决的。</w:t>
       </w:r>
     </w:p>
     <w:p>
       <w:pPr>
-        <w:spacing w:before="40" w:after="80"/>
-        <w:ind w:left="283"/>
-        <w:shd w:val="clear" w:color="auto" w:fill="EEF2F8"/>
+        <w:ind w:left="170"/>
         <w:pBdr>
-          <w:left w:val="single" w:sz="20" w:space="6" w:color="1F3864"/>
+          <w:left w:val="single" w:sz="18" w:space="4" w:color="1F3864"/>
         </w:pBdr>
-      </w:pPr>
-      <w:r>
-        <w:rPr>
-          <w:sz w:val="20"/>
+        <w:shd w:val="clear" w:fill="F2F5FA"/>
+      </w:pPr>
+      <w:r>
+        <w:rPr>
+          <w:b w:val="0"/>
         </w:rPr>
         <w:t>[00:06:57.040] 那比如说今天有参究者问我说，那我到底是谁？我这一刻想的是谁在想？对，那这个就是疑惑，你可以通过经典。的听闻，了解好我们在每一个刹那，心都是刹那，刹那的生灭，并没有一个我在里面。那明明是我在想。不可能放在别人身上，那为什么我想的昨天的事儿跟我能连起来？</w:t>
       </w:r>
     </w:p>
     <w:p>
       <w:pPr>
-        <w:spacing w:before="40" w:after="80"/>
-        <w:ind w:left="283"/>
-        <w:shd w:val="clear" w:color="auto" w:fill="EEF2F8"/>
+        <w:ind w:left="170"/>
         <w:pBdr>
-          <w:left w:val="single" w:sz="20" w:space="6" w:color="1F3864"/>
+          <w:left w:val="single" w:sz="18" w:space="4" w:color="1F3864"/>
         </w:pBdr>
-      </w:pPr>
-      <w:r>
-        <w:rPr>
-          <w:sz w:val="20"/>
+        <w:shd w:val="clear" w:fill="F2F5FA"/>
+      </w:pPr>
+      <w:r>
+        <w:rPr>
+          <w:b w:val="0"/>
         </w:rPr>
         <w:t>[00:07:26.900] 就每天早上我们在练二十四元。我们过去的，这个所有的经历，包括你的思维，留下来的那些，心理，于是它就像河流一样的，它通过无间缘等无间缘一直的传承下来。</w:t>
       </w:r>
     </w:p>
     <w:p>
       <w:pPr>
-        <w:spacing w:before="40" w:after="80"/>
-        <w:ind w:left="283"/>
-        <w:shd w:val="clear" w:color="auto" w:fill="EEF2F8"/>
+        <w:ind w:left="170"/>
         <w:pBdr>
-          <w:left w:val="single" w:sz="20" w:space="6" w:color="1F3864"/>
+          <w:left w:val="single" w:sz="18" w:space="4" w:color="1F3864"/>
         </w:pBdr>
-      </w:pPr>
-      <w:r>
-        <w:rPr>
-          <w:sz w:val="20"/>
+        <w:shd w:val="clear" w:fill="F2F5FA"/>
+      </w:pPr>
+      <w:r>
+        <w:rPr>
+          <w:b w:val="0"/>
         </w:rPr>
         <w:t>[00:07:49.140] 所以我们说有人讲说这个，你们讲这个业力，过去造的业力，这个它就会保留着，在因缘成熟的时候就会成熟，那那个叶放哪里。你会认为那个月要有个仓库可以放？乃至于包括我们后面有些流派，他就。为了让大家明白，他要说一个仓库，说真有一个仓库，往你就更来更来劲儿了。没有仓库，所谓的无始以来，一切事情都你现在这个单价的这个身体里面放着。</w:t>
       </w:r>
     </w:p>
     <w:p>
       <w:pPr>
-        <w:spacing w:before="40" w:after="80"/>
-        <w:ind w:left="283"/>
-        <w:shd w:val="clear" w:color="auto" w:fill="EEF2F8"/>
+        <w:ind w:left="170"/>
         <w:pBdr>
-          <w:left w:val="single" w:sz="20" w:space="6" w:color="1F3864"/>
+          <w:left w:val="single" w:sz="18" w:space="4" w:color="1F3864"/>
         </w:pBdr>
-      </w:pPr>
-      <w:r>
-        <w:rPr>
-          <w:sz w:val="20"/>
+        <w:shd w:val="clear" w:fill="F2F5FA"/>
+      </w:pPr>
+      <w:r>
+        <w:rPr>
+          <w:b w:val="0"/>
         </w:rPr>
         <w:t>[00:08:23.120] 对，有些是潜伏着的，有就浮在表面上，对，不需要有外在一个地方，烦的都在当下的一刻里面。</w:t>
       </w:r>
     </w:p>
     <w:p>
       <w:pPr>
-        <w:spacing w:before="40" w:after="80"/>
-        <w:ind w:left="283"/>
-        <w:shd w:val="clear" w:color="auto" w:fill="EEF2F8"/>
+        <w:ind w:left="170"/>
         <w:pBdr>
-          <w:left w:val="single" w:sz="20" w:space="6" w:color="1F3864"/>
+          <w:left w:val="single" w:sz="18" w:space="4" w:color="1F3864"/>
         </w:pBdr>
-      </w:pPr>
-      <w:r>
-        <w:rPr>
-          <w:sz w:val="20"/>
+        <w:shd w:val="clear" w:fill="F2F5FA"/>
+      </w:pPr>
+      <w:r>
+        <w:rPr>
+          <w:b w:val="0"/>
         </w:rPr>
         <w:t>[00:08:31.960] 那怎么能够理解这个？那你就要去实证，那你都相信道理上能通能通逻辑能够。自掐，那你就相信，那相信完以后，你觉得真要实证去看，就要去修。</w:t>
       </w:r>
     </w:p>
     <w:p>
       <w:pPr>
-        <w:spacing w:before="40" w:after="80"/>
-        <w:ind w:left="283"/>
-        <w:shd w:val="clear" w:color="auto" w:fill="EEF2F8"/>
+        <w:ind w:left="170"/>
         <w:pBdr>
-          <w:left w:val="single" w:sz="20" w:space="6" w:color="1F3864"/>
+          <w:left w:val="single" w:sz="18" w:space="4" w:color="1F3864"/>
         </w:pBdr>
-      </w:pPr>
-      <w:r>
-        <w:rPr>
-          <w:sz w:val="20"/>
+        <w:shd w:val="clear" w:fill="F2F5FA"/>
+      </w:pPr>
+      <w:r>
+        <w:rPr>
+          <w:b w:val="0"/>
         </w:rPr>
         <w:t>[00:08:52.520] 那其实，不管是戒律，还是是教理，还是修行，他都是佛陀体证以后，他内心的流露，流出，但是心法。</w:t>
       </w:r>
     </w:p>
     <w:p>
       <w:pPr>
-        <w:spacing w:before="40" w:after="80"/>
-        <w:ind w:left="283"/>
-        <w:shd w:val="clear" w:color="auto" w:fill="EEF2F8"/>
+        <w:ind w:left="170"/>
         <w:pBdr>
-          <w:left w:val="single" w:sz="20" w:space="6" w:color="1F3864"/>
+          <w:left w:val="single" w:sz="18" w:space="4" w:color="1F3864"/>
         </w:pBdr>
-      </w:pPr>
-      <w:r>
-        <w:rPr>
-          <w:sz w:val="20"/>
+        <w:shd w:val="clear" w:fill="F2F5FA"/>
+      </w:pPr>
+      <w:r>
+        <w:rPr>
+          <w:b w:val="0"/>
         </w:rPr>
         <w:t>[00:09:08.080] 用文字，用语言来表述是非常不得已的。那一个比较会驾驭文字的人，文字的驾驭能力比较强，或者，他比较通达，怎么样去譬喻，能够让学者明白的人，他可能讲的比较清楚一点，但是有很多人他只能就依着这个文字来讲。而文字来讲他其实，每一个人对于文字相的理解都会有很大差别，就像我讲说像如其所悉所悉。入体出形，我还可以理解这个像到底是个什么东西。所以你看我在书里面，把在经典，在著书里面曾经出现过的各种说的那个像，我都把它列一遍。那是书，我就要把它说清楚。</w:t>
       </w:r>
     </w:p>
     <w:p>
       <w:pPr>
-        <w:spacing w:before="40" w:after="80"/>
-        <w:ind w:left="283"/>
-        <w:shd w:val="clear" w:color="auto" w:fill="EEF2F8"/>
+        <w:ind w:left="170"/>
         <w:pBdr>
-          <w:left w:val="single" w:sz="20" w:space="6" w:color="1F3864"/>
+          <w:left w:val="single" w:sz="18" w:space="4" w:color="1F3864"/>
         </w:pBdr>
-      </w:pPr>
-      <w:r>
-        <w:rPr>
-          <w:sz w:val="20"/>
+        <w:shd w:val="clear" w:fill="F2F5FA"/>
+      </w:pPr>
+      <w:r>
+        <w:rPr>
+          <w:b w:val="0"/>
         </w:rPr>
         <w:t>[00:09:58.020] 这几天你们在这里学习的时候，我就几乎就不给你们讲那个相对，有入出息就行。</w:t>
       </w:r>
     </w:p>
     <w:p>
       <w:pPr>
-        <w:spacing w:before="40" w:after="80"/>
-        <w:ind w:left="283"/>
-        <w:shd w:val="clear" w:color="auto" w:fill="EEF2F8"/>
+        <w:ind w:left="170"/>
         <w:pBdr>
-          <w:left w:val="single" w:sz="20" w:space="6" w:color="1F3864"/>
+          <w:left w:val="single" w:sz="18" w:space="4" w:color="1F3864"/>
         </w:pBdr>
-      </w:pPr>
-      <w:r>
-        <w:rPr>
-          <w:sz w:val="20"/>
+        <w:shd w:val="clear" w:fill="F2F5FA"/>
+      </w:pPr>
+      <w:r>
+        <w:rPr>
+          <w:b w:val="0"/>
         </w:rPr>
         <w:t>[00:10:06.920] 为什么？这个时代大部分人都是称进行者。相信行者的人就是管他什么东西有。能觉察到就可以。为什么不重要？清楚吗？不重要在什么地方吗？不重要，你有觉察就可以。对，那你如果是一个生产线，他这个研究半天哟，又会搞出很多脑补的东西出来，那就是障碍。</w:t>
       </w:r>
     </w:p>
     <w:p>
       <w:pPr>
-        <w:spacing w:before="40" w:after="80"/>
-        <w:ind w:left="283"/>
-        <w:shd w:val="clear" w:color="auto" w:fill="EEF2F8"/>
+        <w:ind w:left="170"/>
         <w:pBdr>
-          <w:left w:val="single" w:sz="20" w:space="6" w:color="1F3864"/>
+          <w:left w:val="single" w:sz="18" w:space="4" w:color="1F3864"/>
         </w:pBdr>
-      </w:pPr>
-      <w:r>
-        <w:rPr>
-          <w:sz w:val="20"/>
+        <w:shd w:val="clear" w:fill="F2F5FA"/>
+      </w:pPr>
+      <w:r>
+        <w:rPr>
+          <w:b w:val="0"/>
         </w:rPr>
         <w:t>[00:10:37.140] 当然，你写一本书，如果你不把这个交代清楚，你就说你这个人没有依据，你在乱讲。但我教的时候就他都没有按书来教，怎么弄？对，对他就是每一个人都不一样，对每一个人的这个禅修的状态不一样，你就根据他的状态去调整就可以了。但是他跟调整的原则都在哪里？都在那书里面写的这个书从哪里来？就是经典艺术附助里面抄来的，这样只是用一些现代的语言而已。</w:t>
       </w:r>
     </w:p>
     <w:p>
       <w:pPr>
-        <w:spacing w:before="40" w:after="80"/>
-        <w:ind w:left="283"/>
-        <w:shd w:val="clear" w:color="auto" w:fill="EEF2F8"/>
+        <w:ind w:left="170"/>
         <w:pBdr>
-          <w:left w:val="single" w:sz="20" w:space="6" w:color="1F3864"/>
+          <w:left w:val="single" w:sz="18" w:space="4" w:color="1F3864"/>
         </w:pBdr>
-      </w:pPr>
-      <w:r>
-        <w:rPr>
-          <w:sz w:val="20"/>
+        <w:shd w:val="clear" w:fill="F2F5FA"/>
+      </w:pPr>
+      <w:r>
+        <w:rPr>
+          <w:b w:val="0"/>
         </w:rPr>
         <w:t>[00:11:09.100] 所以，我们要明白，学佛的核心是学会调御自己的心。不管是戒律也好，禅修也好，教育也好的核心。技巧的关要都是训练我们这颗心，而心是无形无相的。那如何在无形无相的心中把握到修行的精髓？它是要靠这个历代的老师，他这种智慧的口口相传，以及因材施教。</w:t>
       </w:r>
     </w:p>
     <w:p>
       <w:pPr>
-        <w:spacing w:before="40" w:after="80"/>
-        <w:ind w:left="283"/>
-        <w:shd w:val="clear" w:color="auto" w:fill="EEF2F8"/>
+        <w:ind w:left="170"/>
         <w:pBdr>
-          <w:left w:val="single" w:sz="20" w:space="6" w:color="1F3864"/>
+          <w:left w:val="single" w:sz="18" w:space="4" w:color="1F3864"/>
         </w:pBdr>
-      </w:pPr>
-      <w:r>
-        <w:rPr>
-          <w:sz w:val="20"/>
+        <w:shd w:val="clear" w:fill="F2F5FA"/>
+      </w:pPr>
+      <w:r>
+        <w:rPr>
+          <w:b w:val="0"/>
         </w:rPr>
         <w:t>[00:11:42.960] 好，那这个过程，所以如果你心里面有疑惑，你不去请教，不去多问辩问，你就卡点就卡在那个地方，或者是你就自己想一个东西出来，这是很重要的。所以，听闻，就能解决这样的问题。</w:t>
       </w:r>
     </w:p>
     <w:p>
       <w:pPr>
-        <w:spacing w:before="40" w:after="80"/>
-        <w:ind w:left="283"/>
-        <w:shd w:val="clear" w:color="auto" w:fill="EEF2F8"/>
+        <w:ind w:left="170"/>
         <w:pBdr>
-          <w:left w:val="single" w:sz="20" w:space="6" w:color="1F3864"/>
+          <w:left w:val="single" w:sz="18" w:space="4" w:color="1F3864"/>
         </w:pBdr>
-      </w:pPr>
-      <w:r>
-        <w:rPr>
-          <w:sz w:val="20"/>
+        <w:shd w:val="clear" w:fill="F2F5FA"/>
+      </w:pPr>
+      <w:r>
+        <w:rPr>
+          <w:b w:val="0"/>
         </w:rPr>
         <w:t>[00:12:00.420] 第四个，是正直见解。著书，是说通过正直的确立对业业果和三宝的正见来正直见解。有正见才能够引发正信，有正信才能够真正的树立正见。</w:t>
       </w:r>
     </w:p>
     <w:p>
       <w:pPr>
-        <w:spacing w:before="40" w:after="80"/>
-        <w:ind w:left="283"/>
-        <w:shd w:val="clear" w:color="auto" w:fill="EEF2F8"/>
+        <w:ind w:left="170"/>
         <w:pBdr>
-          <w:left w:val="single" w:sz="20" w:space="6" w:color="1F3864"/>
+          <w:left w:val="single" w:sz="18" w:space="4" w:color="1F3864"/>
         </w:pBdr>
-      </w:pPr>
-      <w:r>
-        <w:rPr>
-          <w:sz w:val="20"/>
+        <w:shd w:val="clear" w:fill="F2F5FA"/>
+      </w:pPr>
+      <w:r>
+        <w:rPr>
+          <w:b w:val="0"/>
         </w:rPr>
         <w:t>[00:12:18.700] 那真正的证见是业果，我的证件，是四圣谛的证见。不止佛教徒讲因果，也不是所有的佛教徒都有真正的因果正见。比比如在佛教这个印度教，各个教派里面几乎都在讲因果。我们讲六师外道部分都讲因果，当然也有这个不讲的，就讲说，没有因，没有果，果报这些是有的。</w:t>
       </w:r>
     </w:p>
     <w:p>
       <w:pPr>
-        <w:spacing w:before="40" w:after="80"/>
-        <w:ind w:left="283"/>
-        <w:shd w:val="clear" w:color="auto" w:fill="EEF2F8"/>
+        <w:ind w:left="170"/>
         <w:pBdr>
-          <w:left w:val="single" w:sz="20" w:space="6" w:color="1F3864"/>
+          <w:left w:val="single" w:sz="18" w:space="4" w:color="1F3864"/>
         </w:pBdr>
-      </w:pPr>
-      <w:r>
-        <w:rPr>
-          <w:sz w:val="20"/>
+        <w:shd w:val="clear" w:fill="F2F5FA"/>
+      </w:pPr>
+      <w:r>
+        <w:rPr>
+          <w:b w:val="0"/>
         </w:rPr>
         <w:t>[00:12:45.300] 那，比如说到现在还在，流行的这个印度教，以及耆那教，他们都是讲因果的。耆那教，他甚至认为苦行可以消业，所以现在在印度还能够看到那个裸与外道，那是完全不穿衣服的男女都有。这个他就认为修苦行，可以消除业障，这也是他的因果业果观点。</w:t>
       </w:r>
     </w:p>
     <w:p>
       <w:pPr>
-        <w:spacing w:before="40" w:after="80"/>
-        <w:ind w:left="283"/>
-        <w:shd w:val="clear" w:color="auto" w:fill="EEF2F8"/>
+        <w:ind w:left="170"/>
         <w:pBdr>
-          <w:left w:val="single" w:sz="20" w:space="6" w:color="1F3864"/>
+          <w:left w:val="single" w:sz="18" w:space="4" w:color="1F3864"/>
         </w:pBdr>
-      </w:pPr>
-      <w:r>
-        <w:rPr>
-          <w:sz w:val="20"/>
+        <w:shd w:val="clear" w:fill="F2F5FA"/>
+      </w:pPr>
+      <w:r>
+        <w:rPr>
+          <w:b w:val="0"/>
         </w:rPr>
         <w:t>[00:13:11.455] 那这个业务观点，它不正确，但也讲因果。</w:t>
       </w:r>
     </w:p>
     <w:p>
       <w:pPr>
-        <w:spacing w:before="40" w:after="80"/>
-        <w:ind w:left="283"/>
-        <w:shd w:val="clear" w:color="auto" w:fill="EEF2F8"/>
+        <w:ind w:left="170"/>
         <w:pBdr>
-          <w:left w:val="single" w:sz="20" w:space="6" w:color="1F3864"/>
+          <w:left w:val="single" w:sz="18" w:space="4" w:color="1F3864"/>
         </w:pBdr>
-      </w:pPr>
-      <w:r>
-        <w:rPr>
-          <w:sz w:val="20"/>
+        <w:shd w:val="clear" w:fill="F2F5FA"/>
+      </w:pPr>
+      <w:r>
+        <w:rPr>
+          <w:b w:val="0"/>
         </w:rPr>
         <w:t>[00:13:17.140] 所以我们现在很多佛教徒，会接受这样的观点，认为消业障是修行一个很重要的东西。</w:t>
       </w:r>
     </w:p>
     <w:p>
       <w:pPr>
-        <w:spacing w:before="40" w:after="80"/>
-        <w:ind w:left="283"/>
-        <w:shd w:val="clear" w:color="auto" w:fill="EEF2F8"/>
+        <w:ind w:left="170"/>
         <w:pBdr>
-          <w:left w:val="single" w:sz="20" w:space="6" w:color="1F3864"/>
+          <w:left w:val="single" w:sz="18" w:space="4" w:color="1F3864"/>
         </w:pBdr>
-      </w:pPr>
-      <w:r>
-        <w:rPr>
-          <w:sz w:val="20"/>
+        <w:shd w:val="clear" w:fill="F2F5FA"/>
+      </w:pPr>
+      <w:r>
+        <w:rPr>
+          <w:b w:val="0"/>
         </w:rPr>
         <w:t>[00:13:25.740] 那甚至有些人认为，业决定一切。有因必有果。那总有总是有一些因果论，就是要么夹杂着常见，要么夹杂着断见。业决定一切，这就是常见。也不会决定一切，就是有果必有因，有因不一定有果。</w:t>
       </w:r>
     </w:p>
     <w:p>
       <w:pPr>
-        <w:spacing w:before="40" w:after="80"/>
-        <w:ind w:left="283"/>
-        <w:shd w:val="clear" w:color="auto" w:fill="EEF2F8"/>
+        <w:ind w:left="170"/>
         <w:pBdr>
-          <w:left w:val="single" w:sz="20" w:space="6" w:color="1F3864"/>
+          <w:left w:val="single" w:sz="18" w:space="4" w:color="1F3864"/>
         </w:pBdr>
-      </w:pPr>
-      <w:r>
-        <w:rPr>
-          <w:sz w:val="20"/>
+        <w:shd w:val="clear" w:fill="F2F5FA"/>
+      </w:pPr>
+      <w:r>
+        <w:rPr>
+          <w:b w:val="0"/>
         </w:rPr>
         <w:t>〔本讲 [00:13:52] 之后转入「业果运作／如理作意／缘起性思维」等第5、7周主题，此处按本周主题在此收束。以上转写文字后附原标注：[generated, not original text]〕</w:t>
       </w:r>
     </w:p>
     <w:p>
-      <w:pPr>
-        <w:spacing w:before="160" w:after="80"/>
-      </w:pPr>
-      <w:r>
-        <w:rPr>
-          <w:rFonts w:ascii="Microsoft YaHei" w:hAnsi="Microsoft YaHei" w:eastAsia="Microsoft YaHei"/>
+      <w:r>
+        <w:rPr>
           <w:b/>
           <w:color w:val="1F3864"/>
-          <w:sz w:val="28"/>
+          <w:sz w:val="26"/>
         </w:rPr>
         <w:t>💬 第一轮分享（20 min）</w:t>
       </w:r>
@@ -5510,13 +5237,12 @@
       <w:r>
         <w:rPr>
           <w:b/>
-          <w:sz w:val="21"/>
         </w:rPr>
         <w:t>分享规则</w:t>
       </w:r>
       <w:r>
         <w:rPr>
-          <w:sz w:val="21"/>
+          <w:b w:val="0"/>
         </w:rPr>
         <w:t>：自愿发言，每人 1.5–2 分钟；只讲自己的经验与感受，不评价他人、不辩论法义高低；不点名、可沉默。主持人先做一句示范，再邀请。</w:t>
       </w:r>
@@ -5525,115 +5251,81 @@
       <w:r>
         <w:rPr>
           <w:b/>
-          <w:sz w:val="21"/>
         </w:rPr>
         <w:t>起手问题（任选 2–3 个）</w:t>
       </w:r>
       <w:r>
         <w:rPr>
-          <w:sz w:val="21"/>
+          <w:b w:val="0"/>
         </w:rPr>
         <w:t>：</w:t>
       </w:r>
     </w:p>
     <w:p>
       <w:pPr>
-        <w:ind w:left="340"/>
-      </w:pPr>
-      <w:r>
-        <w:rPr>
-          <w:b/>
-          <w:sz w:val="21"/>
-        </w:rPr>
-        <w:t xml:space="preserve">1. </w:t>
-      </w:r>
-      <w:r>
-        <w:rPr>
-          <w:sz w:val="21"/>
+        <w:pStyle w:val="ListNumber"/>
+      </w:pPr>
+      <w:r>
+        <w:rPr>
+          <w:b w:val="0"/>
         </w:rPr>
         <w:t>听到「闻法有五种利益」（闻所未闻／厘清语义／度脱疑惑／正直见解／令心沉静），哪一条最触动你？为什么？</w:t>
       </w:r>
     </w:p>
     <w:p>
       <w:pPr>
-        <w:ind w:left="340"/>
-      </w:pPr>
-      <w:r>
-        <w:rPr>
-          <w:b/>
-          <w:sz w:val="21"/>
-        </w:rPr>
-        <w:t xml:space="preserve">2. </w:t>
-      </w:r>
-      <w:r>
-        <w:rPr>
-          <w:sz w:val="21"/>
+        <w:pStyle w:val="ListNumber"/>
+      </w:pPr>
+      <w:r>
+        <w:rPr>
+          <w:b w:val="0"/>
         </w:rPr>
         <w:t>回忆一次你自己「进入佛门」或「遇到一段改变你的法」的经验——当时是怎样的因缘？（对照材料①、③尊者讲沙利子尊者闻一偈而证果的故事）</w:t>
       </w:r>
     </w:p>
     <w:p>
       <w:pPr>
-        <w:ind w:left="340"/>
-      </w:pPr>
-      <w:r>
-        <w:rPr>
-          <w:b/>
-          <w:sz w:val="21"/>
-        </w:rPr>
-        <w:t xml:space="preserve">3. </w:t>
-      </w:r>
-      <w:r>
-        <w:rPr>
-          <w:sz w:val="21"/>
+        <w:pStyle w:val="ListNumber"/>
+      </w:pPr>
+      <w:r>
+        <w:rPr>
+          <w:b w:val="0"/>
         </w:rPr>
         <w:t>尊者说「听法其实只能听到那个话百分之十左右的收益，要分享、要教导才能真入心」。这句话改变了你对「听法」的理解吗？</w:t>
       </w:r>
     </w:p>
     <w:p>
       <w:pPr>
-        <w:ind w:left="340"/>
-      </w:pPr>
-      <w:r>
-        <w:rPr>
-          <w:b/>
-          <w:sz w:val="21"/>
-        </w:rPr>
-        <w:t xml:space="preserve">4. </w:t>
-      </w:r>
-      <w:r>
-        <w:rPr>
-          <w:sz w:val="21"/>
+        <w:pStyle w:val="ListNumber"/>
+      </w:pPr>
+      <w:r>
+        <w:rPr>
+          <w:b w:val="0"/>
         </w:rPr>
         <w:t>你有没有过「这段法我听过了，不用再听」而离开的经历？现在回头看，发生了什么？</w:t>
       </w:r>
     </w:p>
     <w:p>
-      <w:pPr>
-        <w:spacing w:before="160" w:after="80"/>
-      </w:pPr>
-      <w:r>
-        <w:rPr>
-          <w:rFonts w:ascii="Microsoft YaHei" w:hAnsi="Microsoft YaHei" w:eastAsia="Microsoft YaHei"/>
+      <w:r>
+        <w:rPr>
           <w:b/>
           <w:color w:val="1F3864"/>
-          <w:sz w:val="28"/>
+          <w:sz w:val="26"/>
         </w:rPr>
         <w:t>🎯 主题讨论（35 min）</w:t>
       </w:r>
     </w:p>
     <w:p>
       <w:pPr>
-        <w:spacing w:before="40" w:after="80"/>
-        <w:ind w:left="283"/>
-        <w:shd w:val="clear" w:color="auto" w:fill="EEF2F8"/>
+        <w:ind w:left="170"/>
         <w:pBdr>
-          <w:left w:val="single" w:sz="20" w:space="6" w:color="1F3864"/>
+          <w:left w:val="single" w:sz="18" w:space="4" w:color="1F3864"/>
         </w:pBdr>
-      </w:pPr>
-      <w:r>
-        <w:rPr>
-          <w:sz w:val="20"/>
+        <w:shd w:val="clear" w:fill="F2F5FA"/>
+      </w:pPr>
+      <w:r>
+        <w:rPr>
+          <w:b w:val="0"/>
         </w:rPr>
         <w:t>讨论方式：先小组两两对谈 8 分钟，再回到大组分享；主持人只提问、不评判，必要时回到原文。</w:t>
       </w:r>
@@ -5642,25 +5334,17 @@
       <w:r>
         <w:rPr>
           <w:b/>
-          <w:sz w:val="21"/>
         </w:rPr>
         <w:t>第 1 问：闻法为什么能「对治烦恼」，而不只是「增加知识」？</w:t>
       </w:r>
     </w:p>
     <w:p>
       <w:pPr>
-        <w:ind w:left="340"/>
-      </w:pPr>
-      <w:r>
-        <w:rPr>
-          <w:color w:val="1F3864"/>
-          <w:sz w:val="21"/>
-        </w:rPr>
-        <w:t xml:space="preserve">• </w:t>
-      </w:r>
-      <w:r>
-        <w:rPr>
-          <w:sz w:val="21"/>
+        <w:pStyle w:val="ListBullet"/>
+      </w:pPr>
+      <w:r>
+        <w:rPr>
+          <w:b w:val="0"/>
         </w:rPr>
         <w:t>提示：结合材料②「令心沉静」——信如净水宝，「再浑浊、再肮脏的水，把摩尼宝放下去，马上就净化了」。尊者又说：听法能令我们生起恭敬、专注、智慧，心就变得平静清明；而与人八卦闲聊时，心是什么状态，可以自己去体会。请成员谈谈：你自己有没有「一节课听下来，心像清水一样」的经验？</w:t>
       </w:r>
@@ -5669,38 +5353,29 @@
       <w:r>
         <w:rPr>
           <w:b/>
-          <w:sz w:val="21"/>
         </w:rPr>
         <w:t>第 2 问：「如理作意地听」与「一边听一边判卷」有什么不同？</w:t>
       </w:r>
     </w:p>
     <w:p>
       <w:pPr>
-        <w:ind w:left="340"/>
-      </w:pPr>
-      <w:r>
-        <w:rPr>
-          <w:color w:val="1F3864"/>
-          <w:sz w:val="21"/>
-        </w:rPr>
-        <w:t xml:space="preserve">• </w:t>
-      </w:r>
-      <w:r>
-        <w:rPr>
-          <w:sz w:val="21"/>
+        <w:pStyle w:val="ListBullet"/>
+      </w:pPr>
+      <w:r>
+        <w:rPr>
+          <w:b w:val="0"/>
         </w:rPr>
         <w:t>提示：材料②讲闻法应具足的五法之一「不散乱、又如理作意」，并特别澄清——即便是真正的善知识也可能有口误、有自己理解有误之处；弟子应「只是听，不带着成见听」，有疑惑先记下来，听完再复盘、再请教，而</w:t>
       </w:r>
       <w:r>
         <w:rPr>
           <w:b/>
-          <w:sz w:val="21"/>
         </w:rPr>
         <w:t>不是听一句、觉得跟自己原来想的不一样，就卡住、就不再听了</w:t>
       </w:r>
       <w:r>
         <w:rPr>
-          <w:sz w:val="21"/>
+          <w:b w:val="0"/>
         </w:rPr>
         <w:t>。请成员回想：自己有没有「一边听一边在心里判卷」而错失法义的经验？</w:t>
       </w:r>
@@ -5709,169 +5384,192 @@
       <w:r>
         <w:rPr>
           <w:b/>
-          <w:sz w:val="21"/>
         </w:rPr>
         <w:t>第 3 问：应当远离的五种闻法心态，哪一条离我们最近？</w:t>
       </w:r>
     </w:p>
     <w:p>
       <w:pPr>
-        <w:ind w:left="340"/>
-      </w:pPr>
-      <w:r>
-        <w:rPr>
-          <w:color w:val="1F3864"/>
-          <w:sz w:val="21"/>
-        </w:rPr>
-        <w:t xml:space="preserve">• </w:t>
-      </w:r>
-      <w:r>
-        <w:rPr>
-          <w:sz w:val="21"/>
+        <w:pStyle w:val="ListBullet"/>
+      </w:pPr>
+      <w:r>
+        <w:rPr>
+          <w:b w:val="0"/>
         </w:rPr>
         <w:t>提示：材料②列出应远离的第二组五法——</w:t>
       </w:r>
       <w:r>
         <w:rPr>
           <w:b/>
-          <w:sz w:val="21"/>
         </w:rPr>
         <w:t>恶意闻法</w:t>
       </w:r>
       <w:r>
         <w:rPr>
-          <w:sz w:val="21"/>
+          <w:b w:val="0"/>
         </w:rPr>
         <w:t>（毁坏功德之心、想损坏老师名誉并取而代之）、</w:t>
       </w:r>
       <w:r>
         <w:rPr>
           <w:b/>
-          <w:sz w:val="21"/>
         </w:rPr>
         <w:t>责难心</w:t>
       </w:r>
       <w:r>
         <w:rPr>
-          <w:sz w:val="21"/>
+          <w:b w:val="0"/>
         </w:rPr>
         <w:t>（专找德行的过失、碾压对方）、</w:t>
       </w:r>
       <w:r>
         <w:rPr>
           <w:b/>
-          <w:sz w:val="21"/>
         </w:rPr>
         <w:t>攻击心</w:t>
       </w:r>
       <w:r>
         <w:rPr>
-          <w:sz w:val="21"/>
+          <w:b w:val="0"/>
         </w:rPr>
         <w:t>、</w:t>
       </w:r>
       <w:r>
         <w:rPr>
           <w:b/>
-          <w:sz w:val="21"/>
         </w:rPr>
         <w:t>嗔心</w:t>
       </w:r>
       <w:r>
         <w:rPr>
-          <w:sz w:val="21"/>
+          <w:b w:val="0"/>
         </w:rPr>
         <w:t>、</w:t>
       </w:r>
       <w:r>
         <w:rPr>
           <w:b/>
-          <w:sz w:val="21"/>
         </w:rPr>
         <w:t>愚钝聋哑／未知谓已知</w:t>
       </w:r>
       <w:r>
         <w:rPr>
-          <w:sz w:val="21"/>
+          <w:b w:val="0"/>
         </w:rPr>
         <w:t>（听不进去、听完不说、以为「我早听过了」）。请成员讨论：在其中，哪一条是我们在「法义讨论／经典研读」时最容易犯的？（提示回到本周硬线：</w:t>
       </w:r>
       <w:r>
         <w:rPr>
           <w:b/>
-          <w:sz w:val="21"/>
         </w:rPr>
         <w:t>闻法为对治烦恼、非搜集谈资或炫耀见地；不急于评判法义高低。</w:t>
       </w:r>
       <w:r>
         <w:rPr>
-          <w:sz w:val="21"/>
+          <w:b w:val="0"/>
         </w:rPr>
         <w:t>）</w:t>
       </w:r>
     </w:p>
     <w:p>
       <w:pPr>
-        <w:spacing w:before="40" w:after="80"/>
-        <w:ind w:left="283"/>
-        <w:shd w:val="clear" w:color="auto" w:fill="EEF2F8"/>
+        <w:ind w:left="170"/>
         <w:pBdr>
-          <w:left w:val="single" w:sz="20" w:space="6" w:color="1F3864"/>
+          <w:left w:val="single" w:sz="18" w:space="4" w:color="1F3864"/>
         </w:pBdr>
+        <w:shd w:val="clear" w:fill="F2F5FA"/>
       </w:pPr>
       <w:r>
         <w:rPr>
           <w:b/>
-          <w:sz w:val="20"/>
         </w:rPr>
         <w:t>分层追问</w:t>
       </w:r>
       <w:r>
         <w:rPr>
-          <w:sz w:val="20"/>
-        </w:rPr>
-        <w:t>（可视时间取用，由浅入深）： - 【现象】你听法的时候，心更像在「接水」，还是在「筛沙子」？ - 【影响】带着成见听法，会漏掉什么？ - 【应对】这周你愿意怎么听一次法——先放下判断，听完再想？</w:t>
-      </w:r>
-    </w:p>
-    <w:p>
-      <w:pPr>
-        <w:spacing w:before="160" w:after="80"/>
-      </w:pPr>
-      <w:r>
-        <w:rPr>
-          <w:rFonts w:ascii="Microsoft YaHei" w:hAnsi="Microsoft YaHei" w:eastAsia="Microsoft YaHei"/>
+          <w:b w:val="0"/>
+        </w:rPr>
+        <w:t>（可视时间取用，由浅入深）：</w:t>
+      </w:r>
+    </w:p>
+    <w:p>
+      <w:pPr>
+        <w:ind w:left="170"/>
+        <w:pBdr>
+          <w:left w:val="single" w:sz="18" w:space="4" w:color="1F3864"/>
+        </w:pBdr>
+        <w:shd w:val="clear" w:fill="F2F5FA"/>
+      </w:pPr>
+      <w:r>
+        <w:rPr>
+          <w:b w:val="0"/>
+        </w:rPr>
+        <w:t>- 【现象】你听法的时候，心更像在「接水」，还是在「筛沙子」？</w:t>
+      </w:r>
+    </w:p>
+    <w:p>
+      <w:pPr>
+        <w:ind w:left="170"/>
+        <w:pBdr>
+          <w:left w:val="single" w:sz="18" w:space="4" w:color="1F3864"/>
+        </w:pBdr>
+        <w:shd w:val="clear" w:fill="F2F5FA"/>
+      </w:pPr>
+      <w:r>
+        <w:rPr>
+          <w:b w:val="0"/>
+        </w:rPr>
+        <w:t>- 【影响】带着成见听法，会漏掉什么？</w:t>
+      </w:r>
+    </w:p>
+    <w:p>
+      <w:pPr>
+        <w:ind w:left="170"/>
+        <w:pBdr>
+          <w:left w:val="single" w:sz="18" w:space="4" w:color="1F3864"/>
+        </w:pBdr>
+        <w:shd w:val="clear" w:fill="F2F5FA"/>
+      </w:pPr>
+      <w:r>
+        <w:rPr>
+          <w:b w:val="0"/>
+        </w:rPr>
+        <w:t>- 【应对】这周你愿意怎么听一次法——先放下判断，听完再想？</w:t>
+      </w:r>
+    </w:p>
+    <w:p>
+      <w:r>
+        <w:rPr>
           <w:b/>
           <w:color w:val="1F3864"/>
-          <w:sz w:val="28"/>
+          <w:sz w:val="26"/>
         </w:rPr>
         <w:t>🧘 禅修练习（15 min）</w:t>
       </w:r>
     </w:p>
     <w:p>
       <w:pPr>
-        <w:spacing w:before="40" w:after="80"/>
-        <w:ind w:left="283"/>
-        <w:shd w:val="clear" w:color="auto" w:fill="EEF2F8"/>
+        <w:ind w:left="170"/>
         <w:pBdr>
-          <w:left w:val="single" w:sz="20" w:space="6" w:color="1F3864"/>
+          <w:left w:val="single" w:sz="18" w:space="4" w:color="1F3864"/>
         </w:pBdr>
-      </w:pPr>
-      <w:r>
-        <w:rPr>
-          <w:sz w:val="20"/>
+        <w:shd w:val="clear" w:fill="F2F5FA"/>
+      </w:pPr>
+      <w:r>
+        <w:rPr>
+          <w:b w:val="0"/>
         </w:rPr>
         <w:t xml:space="preserve">⚠️ </w:t>
       </w:r>
       <w:r>
         <w:rPr>
           <w:b/>
-          <w:sz w:val="20"/>
         </w:rPr>
         <w:t>禅修禁忌提示</w:t>
       </w:r>
       <w:r>
         <w:rPr>
-          <w:sz w:val="20"/>
+          <w:b w:val="0"/>
         </w:rPr>
         <w:t>：若你正处在严重抑郁、焦虑、创伤后应激，或精神类疾病的发作／用药期，或正经历强烈的情绪危机，请先咨询医生或心理师，再决定是否练习；练习中若出现明显不适（如心悸、胸闷、情绪失控），请立即停止，睁开眼睛，把注意力放回呼吸与身体，必要时离场休息。</w:t>
       </w:r>
@@ -5880,149 +5578,136 @@
       <w:r>
         <w:rPr>
           <w:b/>
-          <w:sz w:val="21"/>
         </w:rPr>
         <w:t>主持人引导语（照读即可）：</w:t>
       </w:r>
     </w:p>
     <w:p>
       <w:pPr>
-        <w:spacing w:before="40" w:after="80"/>
-        <w:ind w:left="283"/>
-        <w:shd w:val="clear" w:color="auto" w:fill="EEF2F8"/>
+        <w:ind w:left="170"/>
         <w:pBdr>
-          <w:left w:val="single" w:sz="20" w:space="6" w:color="1F3864"/>
+          <w:left w:val="single" w:sz="18" w:space="4" w:color="1F3864"/>
         </w:pBdr>
-      </w:pPr>
-      <w:r>
-        <w:rPr>
-          <w:sz w:val="20"/>
+        <w:shd w:val="clear" w:fill="F2F5FA"/>
+      </w:pPr>
+      <w:r>
+        <w:rPr>
+          <w:b w:val="0"/>
         </w:rPr>
         <w:t>我们这一周的练习，叫「空杯与如实听」。</w:t>
       </w:r>
     </w:p>
     <w:p>
       <w:pPr>
-        <w:spacing w:before="40" w:after="80"/>
-        <w:ind w:left="283"/>
-        <w:shd w:val="clear" w:color="auto" w:fill="EEF2F8"/>
+        <w:ind w:left="170"/>
         <w:pBdr>
-          <w:left w:val="single" w:sz="20" w:space="6" w:color="1F3864"/>
+          <w:left w:val="single" w:sz="18" w:space="4" w:color="1F3864"/>
         </w:pBdr>
-      </w:pPr>
-      <w:r>
-        <w:rPr>
-          <w:sz w:val="20"/>
+        <w:shd w:val="clear" w:fill="F2F5FA"/>
+      </w:pPr>
+      <w:r>
+        <w:rPr>
+          <w:b w:val="0"/>
         </w:rPr>
         <w:t>先安坐，回到呼吸，让心稍微沉下来。（约 1 分钟）</w:t>
       </w:r>
     </w:p>
     <w:p>
       <w:pPr>
-        <w:spacing w:before="40" w:after="80"/>
-        <w:ind w:left="283"/>
-        <w:shd w:val="clear" w:color="auto" w:fill="EEF2F8"/>
+        <w:ind w:left="170"/>
         <w:pBdr>
-          <w:left w:val="single" w:sz="20" w:space="6" w:color="1F3864"/>
+          <w:left w:val="single" w:sz="18" w:space="4" w:color="1F3864"/>
         </w:pBdr>
-      </w:pPr>
-      <w:r>
-        <w:rPr>
-          <w:sz w:val="20"/>
+        <w:shd w:val="clear" w:fill="F2F5FA"/>
+      </w:pPr>
+      <w:r>
+        <w:rPr>
+          <w:b w:val="0"/>
         </w:rPr>
         <w:t>现在，把心想象成一只空杯。今天要接的法，就像清水倒进来——杯子如果是满的（装满「我知道」「我早听过」「他不怎么样」），水就进不去；我们先看一看，自己的杯子放空了吗？</w:t>
       </w:r>
     </w:p>
     <w:p>
       <w:pPr>
-        <w:spacing w:before="40" w:after="80"/>
-        <w:ind w:left="283"/>
-        <w:shd w:val="clear" w:color="auto" w:fill="EEF2F8"/>
+        <w:ind w:left="170"/>
         <w:pBdr>
-          <w:left w:val="single" w:sz="20" w:space="6" w:color="1F3864"/>
+          <w:left w:val="single" w:sz="18" w:space="4" w:color="1F3864"/>
         </w:pBdr>
-      </w:pPr>
-      <w:r>
-        <w:rPr>
-          <w:sz w:val="20"/>
+        <w:shd w:val="clear" w:fill="F2F5FA"/>
+      </w:pPr>
+      <w:r>
+        <w:rPr>
+          <w:b w:val="0"/>
         </w:rPr>
         <w:t>（静默约 3 分钟）</w:t>
       </w:r>
     </w:p>
     <w:p>
       <w:pPr>
-        <w:spacing w:before="40" w:after="80"/>
-        <w:ind w:left="283"/>
-        <w:shd w:val="clear" w:color="auto" w:fill="EEF2F8"/>
+        <w:ind w:left="170"/>
         <w:pBdr>
-          <w:left w:val="single" w:sz="20" w:space="6" w:color="1F3864"/>
+          <w:left w:val="single" w:sz="18" w:space="4" w:color="1F3864"/>
         </w:pBdr>
-      </w:pPr>
-      <w:r>
-        <w:rPr>
-          <w:sz w:val="20"/>
+        <w:shd w:val="clear" w:fill="F2F5FA"/>
+      </w:pPr>
+      <w:r>
+        <w:rPr>
+          <w:b w:val="0"/>
         </w:rPr>
         <w:t>如果你觉察到心里有评判的声音——「这句话不对」「这个我懂」——知道它来了，轻轻放下，把心收回呼吸。我们这次不评判，只是如实听、如实觉知。</w:t>
       </w:r>
     </w:p>
     <w:p>
       <w:pPr>
-        <w:spacing w:before="40" w:after="80"/>
-        <w:ind w:left="283"/>
-        <w:shd w:val="clear" w:color="auto" w:fill="EEF2F8"/>
+        <w:ind w:left="170"/>
         <w:pBdr>
-          <w:left w:val="single" w:sz="20" w:space="6" w:color="1F3864"/>
+          <w:left w:val="single" w:sz="18" w:space="4" w:color="1F3864"/>
         </w:pBdr>
-      </w:pPr>
-      <w:r>
-        <w:rPr>
-          <w:sz w:val="20"/>
+        <w:shd w:val="clear" w:fill="F2F5FA"/>
+      </w:pPr>
+      <w:r>
+        <w:rPr>
+          <w:b w:val="0"/>
         </w:rPr>
         <w:t>尊者说：听法本身，就能让我们生起恭敬、专注与智慧，心就变得平静清明。我们今天就练习「以恭敬专注的心来听」这一件事。（静默约 4 分钟）</w:t>
       </w:r>
     </w:p>
     <w:p>
       <w:pPr>
-        <w:spacing w:before="40" w:after="80"/>
-        <w:ind w:left="283"/>
-        <w:shd w:val="clear" w:color="auto" w:fill="EEF2F8"/>
+        <w:ind w:left="170"/>
         <w:pBdr>
-          <w:left w:val="single" w:sz="20" w:space="6" w:color="1F3864"/>
+          <w:left w:val="single" w:sz="18" w:space="4" w:color="1F3864"/>
         </w:pBdr>
-      </w:pPr>
-      <w:r>
-        <w:rPr>
-          <w:sz w:val="20"/>
+        <w:shd w:val="clear" w:fill="F2F5FA"/>
+      </w:pPr>
+      <w:r>
+        <w:rPr>
+          <w:b w:val="0"/>
         </w:rPr>
         <w:t>最后，把这份心扩展开来：愿我听闻的每一句法，都是用来对治自己的烦恼，而不是用来增长骄傲与谈资；愿我以这样的心，亲近法、亲近善知识。（静默约 2 分钟）</w:t>
       </w:r>
     </w:p>
     <w:p>
       <w:pPr>
-        <w:spacing w:before="40" w:after="80"/>
-        <w:ind w:left="283"/>
-        <w:shd w:val="clear" w:color="auto" w:fill="EEF2F8"/>
+        <w:ind w:left="170"/>
         <w:pBdr>
-          <w:left w:val="single" w:sz="20" w:space="6" w:color="1F3864"/>
+          <w:left w:val="single" w:sz="18" w:space="4" w:color="1F3864"/>
         </w:pBdr>
-      </w:pPr>
-      <w:r>
-        <w:rPr>
-          <w:sz w:val="20"/>
+        <w:shd w:val="clear" w:fill="F2F5FA"/>
+      </w:pPr>
+      <w:r>
+        <w:rPr>
+          <w:b w:val="0"/>
         </w:rPr>
         <w:t>好，慢慢睁开眼。</w:t>
       </w:r>
     </w:p>
     <w:p>
-      <w:pPr>
-        <w:spacing w:before="160" w:after="80"/>
-      </w:pPr>
-      <w:r>
-        <w:rPr>
-          <w:rFonts w:ascii="Microsoft YaHei" w:hAnsi="Microsoft YaHei" w:eastAsia="Microsoft YaHei"/>
+      <w:r>
+        <w:rPr>
           <w:b/>
           <w:color w:val="1F3864"/>
-          <w:sz w:val="28"/>
+          <w:sz w:val="26"/>
         </w:rPr>
         <w:t>📚 扩展内容包（时间富余时使用）</w:t>
       </w:r>
@@ -6031,25 +5716,17 @@
       <w:r>
         <w:rPr>
           <w:b/>
-          <w:sz w:val="21"/>
         </w:rPr>
         <w:t>扩展话题一：闻法五种利益——从「闻所成慧」到「修所成慧」</w:t>
       </w:r>
     </w:p>
     <w:p>
       <w:pPr>
-        <w:ind w:left="340"/>
-      </w:pPr>
-      <w:r>
-        <w:rPr>
-          <w:color w:val="1F3864"/>
-          <w:sz w:val="21"/>
-        </w:rPr>
-        <w:t xml:space="preserve">• </w:t>
-      </w:r>
-      <w:r>
-        <w:rPr>
-          <w:sz w:val="21"/>
+        <w:pStyle w:val="ListBullet"/>
+      </w:pPr>
+      <w:r>
+        <w:rPr>
+          <w:b w:val="0"/>
         </w:rPr>
         <w:t>材料①、③都依《清净道论》讲：闻所未闻＝通过学习三藏吸收新知识、生起「闻所成慧」。可请成员顺着这条线做一张三栏卡（闻所成慧／思所成慧／修所成慧），看看自己目前停留在哪一层——听过了？想过、讨论过了？还是已经落到生活里用得上了？</w:t>
       </w:r>
@@ -6058,55 +5735,42 @@
       <w:r>
         <w:rPr>
           <w:b/>
-          <w:sz w:val="21"/>
         </w:rPr>
         <w:t>扩展话题二：〈小众经注〉的十种「闻法心境」譬喻</w:t>
       </w:r>
     </w:p>
     <w:p>
       <w:pPr>
-        <w:ind w:left="340"/>
-      </w:pPr>
-      <w:r>
-        <w:rPr>
-          <w:color w:val="1F3864"/>
-          <w:sz w:val="21"/>
-        </w:rPr>
-        <w:t xml:space="preserve">• </w:t>
-      </w:r>
-      <w:r>
-        <w:rPr>
-          <w:sz w:val="21"/>
+        <w:pStyle w:val="ListBullet"/>
+      </w:pPr>
+      <w:r>
+        <w:rPr>
+          <w:b w:val="0"/>
         </w:rPr>
         <w:t>材料② [00:47:45]–[00:52:30] 用一组极美的譬喻讲「以什么心听法」：如满月与月光、如朝阳与光网、如大云与雨、如外科医生拔箭、如眼科医生割白内障、如施财者与穷人、如指出宝藏的人、如雪山与仙草……可请成员各挑一个自己最有感觉的譬喻，说说它对应自己什么状态。</w:t>
       </w:r>
     </w:p>
     <w:p>
       <w:pPr>
-        <w:spacing w:before="40" w:after="80"/>
-        <w:ind w:left="283"/>
-        <w:shd w:val="clear" w:color="auto" w:fill="EEF2F8"/>
+        <w:ind w:left="170"/>
         <w:pBdr>
-          <w:left w:val="single" w:sz="20" w:space="6" w:color="1F3864"/>
+          <w:left w:val="single" w:sz="18" w:space="4" w:color="1F3864"/>
         </w:pBdr>
-      </w:pPr>
-      <w:r>
-        <w:rPr>
-          <w:sz w:val="20"/>
+        <w:shd w:val="clear" w:fill="F2F5FA"/>
+      </w:pPr>
+      <w:r>
+        <w:rPr>
+          <w:b w:val="0"/>
         </w:rPr>
         <w:t>延伸阅读条目见文末《📖 延伸阅读》。</w:t>
       </w:r>
     </w:p>
     <w:p>
-      <w:pPr>
-        <w:spacing w:before="160" w:after="80"/>
-      </w:pPr>
-      <w:r>
-        <w:rPr>
-          <w:rFonts w:ascii="Microsoft YaHei" w:hAnsi="Microsoft YaHei" w:eastAsia="Microsoft YaHei"/>
+      <w:r>
+        <w:rPr>
           <w:b/>
           <w:color w:val="1F3864"/>
-          <w:sz w:val="28"/>
+          <w:sz w:val="26"/>
         </w:rPr>
         <w:t>🔚 收尾与回向（15 min）</w:t>
       </w:r>
@@ -6115,91 +5779,84 @@
       <w:r>
         <w:rPr>
           <w:b/>
-          <w:sz w:val="21"/>
         </w:rPr>
         <w:t>总结引导（主持人）：</w:t>
       </w:r>
     </w:p>
     <w:p>
       <w:pPr>
-        <w:spacing w:before="40" w:after="80"/>
-        <w:ind w:left="283"/>
-        <w:shd w:val="clear" w:color="auto" w:fill="EEF2F8"/>
+        <w:ind w:left="170"/>
         <w:pBdr>
-          <w:left w:val="single" w:sz="20" w:space="6" w:color="1F3864"/>
+          <w:left w:val="single" w:sz="18" w:space="4" w:color="1F3864"/>
         </w:pBdr>
-      </w:pPr>
-      <w:r>
-        <w:rPr>
-          <w:sz w:val="20"/>
+        <w:shd w:val="clear" w:fill="F2F5FA"/>
+      </w:pPr>
+      <w:r>
+        <w:rPr>
+          <w:b w:val="0"/>
         </w:rPr>
         <w:t>今天我们走了三步：第一步，认识闻法的</w:t>
       </w:r>
       <w:r>
         <w:rPr>
           <w:b/>
-          <w:sz w:val="20"/>
         </w:rPr>
         <w:t>五种利益</w:t>
       </w:r>
       <w:r>
         <w:rPr>
-          <w:sz w:val="20"/>
+          <w:b w:val="0"/>
         </w:rPr>
         <w:t>——闻所未闻、厘清语义、度脱疑惑、正直见解、令心沉静；第二步，学习闻法应有的</w:t>
       </w:r>
       <w:r>
         <w:rPr>
           <w:b/>
-          <w:sz w:val="20"/>
         </w:rPr>
         <w:t>第一组五法</w:t>
       </w:r>
       <w:r>
         <w:rPr>
-          <w:sz w:val="20"/>
+          <w:b w:val="0"/>
         </w:rPr>
         <w:t>——不轻视所说、不轻视说者、不轻视自己、不散乱、如理作意；第三步，警惕应当远离的</w:t>
       </w:r>
       <w:r>
         <w:rPr>
           <w:b/>
-          <w:sz w:val="20"/>
         </w:rPr>
         <w:t>第二组五法</w:t>
       </w:r>
       <w:r>
         <w:rPr>
-          <w:sz w:val="20"/>
+          <w:b w:val="0"/>
         </w:rPr>
         <w:t>——恶意闻法、责难心、攻击心、嗔心、愚钝聋哑。</w:t>
       </w:r>
     </w:p>
     <w:p>
       <w:pPr>
-        <w:spacing w:before="40" w:after="80"/>
-        <w:ind w:left="283"/>
-        <w:shd w:val="clear" w:color="auto" w:fill="EEF2F8"/>
+        <w:ind w:left="170"/>
         <w:pBdr>
-          <w:left w:val="single" w:sz="20" w:space="6" w:color="1F3864"/>
+          <w:left w:val="single" w:sz="18" w:space="4" w:color="1F3864"/>
         </w:pBdr>
-      </w:pPr>
-      <w:r>
-        <w:rPr>
-          <w:sz w:val="20"/>
+        <w:shd w:val="clear" w:fill="F2F5FA"/>
+      </w:pPr>
+      <w:r>
+        <w:rPr>
+          <w:b w:val="0"/>
         </w:rPr>
         <w:t>一句话记住：</w:t>
       </w:r>
       <w:r>
         <w:rPr>
           <w:b/>
-          <w:sz w:val="20"/>
         </w:rPr>
         <w:t>闻法，是为了对治自己的烦恼，不是为了搜集谈资、炫耀见地。</w:t>
       </w:r>
       <w:r>
         <w:rPr>
-          <w:sz w:val="20"/>
+          <w:b w:val="0"/>
         </w:rPr>
         <w:t xml:space="preserve"> 杯子放空，法才进得来；听下来、记下来，再慢慢厘清。</w:t>
       </w:r>
@@ -6208,26 +5865,24 @@
       <w:r>
         <w:rPr>
           <w:b/>
-          <w:sz w:val="21"/>
         </w:rPr>
         <w:t>下周预告</w:t>
       </w:r>
       <w:r>
         <w:rPr>
-          <w:sz w:val="21"/>
+          <w:b w:val="0"/>
         </w:rPr>
         <w:t>：第5周我们进入四预流支的第三支——</w:t>
       </w:r>
       <w:r>
         <w:rPr>
           <w:b/>
-          <w:sz w:val="21"/>
         </w:rPr>
         <w:t>如理作意（一）：七种舍断</w:t>
       </w:r>
       <w:r>
         <w:rPr>
-          <w:sz w:val="21"/>
+          <w:b w:val="0"/>
         </w:rPr>
         <w:t>。听来的法，如何真正在心上起作用？就靠「如理作意」这个连接闻法与修行的枢纽。</w:t>
       </w:r>
@@ -6236,264 +5891,240 @@
       <w:r>
         <w:rPr>
           <w:b/>
-          <w:sz w:val="21"/>
         </w:rPr>
         <w:t>回向词（四句，齐诵）：</w:t>
       </w:r>
     </w:p>
     <w:p>
       <w:pPr>
-        <w:spacing w:before="40" w:after="80"/>
-        <w:ind w:left="283"/>
-        <w:shd w:val="clear" w:color="auto" w:fill="EEF2F8"/>
+        <w:ind w:left="170"/>
         <w:pBdr>
-          <w:left w:val="single" w:sz="20" w:space="6" w:color="1F3864"/>
+          <w:left w:val="single" w:sz="18" w:space="4" w:color="1F3864"/>
         </w:pBdr>
-      </w:pPr>
-      <w:r>
-        <w:rPr>
-          <w:sz w:val="20"/>
-        </w:rPr>
-        <w:t>愿以此功德，导向诸漏尽； 愿以此功德，为证涅槃缘； 此功德分回向诸有情， 愿彼等一切，同得功德分。</w:t>
-      </w:r>
-    </w:p>
-    <w:p>
-      <w:pPr>
-        <w:spacing w:before="40" w:after="80"/>
-        <w:ind w:left="283"/>
-        <w:shd w:val="clear" w:color="auto" w:fill="EEF2F8"/>
+        <w:shd w:val="clear" w:fill="F2F5FA"/>
+      </w:pPr>
+      <w:r>
+        <w:rPr>
+          <w:b w:val="0"/>
+        </w:rPr>
+        <w:t>愿以此功德，导向诸漏尽；</w:t>
+      </w:r>
+    </w:p>
+    <w:p>
+      <w:pPr>
+        <w:ind w:left="170"/>
         <w:pBdr>
-          <w:left w:val="single" w:sz="20" w:space="6" w:color="1F3864"/>
+          <w:left w:val="single" w:sz="18" w:space="4" w:color="1F3864"/>
         </w:pBdr>
-      </w:pPr>
-      <w:r>
-        <w:rPr>
-          <w:sz w:val="20"/>
+        <w:shd w:val="clear" w:fill="F2F5FA"/>
+      </w:pPr>
+      <w:r>
+        <w:rPr>
+          <w:b w:val="0"/>
+        </w:rPr>
+        <w:t>愿以此功德，为证涅槃缘；</w:t>
+      </w:r>
+    </w:p>
+    <w:p>
+      <w:pPr>
+        <w:ind w:left="170"/>
+        <w:pBdr>
+          <w:left w:val="single" w:sz="18" w:space="4" w:color="1F3864"/>
+        </w:pBdr>
+        <w:shd w:val="clear" w:fill="F2F5FA"/>
+      </w:pPr>
+      <w:r>
+        <w:rPr>
+          <w:b w:val="0"/>
+        </w:rPr>
+        <w:t>此功德分回向诸有情，</w:t>
+      </w:r>
+    </w:p>
+    <w:p>
+      <w:pPr>
+        <w:ind w:left="170"/>
+        <w:pBdr>
+          <w:left w:val="single" w:sz="18" w:space="4" w:color="1F3864"/>
+        </w:pBdr>
+        <w:shd w:val="clear" w:fill="F2F5FA"/>
+      </w:pPr>
+      <w:r>
+        <w:rPr>
+          <w:b w:val="0"/>
+        </w:rPr>
+        <w:t>愿彼等一切，同得功德分。</w:t>
+      </w:r>
+    </w:p>
+    <w:p>
+      <w:pPr>
+        <w:ind w:left="170"/>
+        <w:pBdr>
+          <w:left w:val="single" w:sz="18" w:space="4" w:color="1F3864"/>
+        </w:pBdr>
+        <w:shd w:val="clear" w:fill="F2F5FA"/>
+      </w:pPr>
+      <w:r>
+        <w:rPr>
+          <w:b w:val="0"/>
         </w:rPr>
         <w:t>（三称）萨度！萨度！萨度！</w:t>
       </w:r>
     </w:p>
     <w:p>
-      <w:pPr>
-        <w:spacing w:before="160" w:after="80"/>
-      </w:pPr>
-      <w:r>
-        <w:rPr>
-          <w:rFonts w:ascii="Microsoft YaHei" w:hAnsi="Microsoft YaHei" w:eastAsia="Microsoft YaHei"/>
+      <w:r>
+        <w:rPr>
           <w:b/>
           <w:color w:val="1F3864"/>
-          <w:sz w:val="28"/>
+          <w:sz w:val="26"/>
         </w:rPr>
         <w:t>📌 本讲主持人特别提醒</w:t>
       </w:r>
     </w:p>
     <w:p>
       <w:pPr>
-        <w:ind w:left="340"/>
+        <w:pStyle w:val="ListNumber"/>
       </w:pPr>
       <w:r>
         <w:rPr>
           <w:b/>
-          <w:sz w:val="21"/>
-        </w:rPr>
-        <w:t xml:space="preserve">1. </w:t>
+        </w:rPr>
+        <w:t>心理安全红线（本周重点）</w:t>
+      </w:r>
+      <w:r>
+        <w:rPr>
+          <w:b w:val="0"/>
+        </w:rPr>
+        <w:t>：凡涉及听闻正法，务必反复申明——</w:t>
       </w:r>
       <w:r>
         <w:rPr>
           <w:b/>
-          <w:sz w:val="21"/>
-        </w:rPr>
-        <w:t>心理安全红线（本周重点）</w:t>
-      </w:r>
-      <w:r>
-        <w:rPr>
-          <w:sz w:val="21"/>
-        </w:rPr>
-        <w:t>：凡涉及听闻正法，务必反复申明——</w:t>
-      </w:r>
+        </w:rPr>
+        <w:t>闻法为对治烦恼、非搜集谈资或炫耀见地</w:t>
+      </w:r>
+      <w:r>
+        <w:rPr>
+          <w:b w:val="0"/>
+        </w:rPr>
+        <w:t>；不急于评判法义高低；不因「听得多」而生慢心。法义有疑问，先如实听下、记下，再回到原文与善知识处厘清。</w:t>
+      </w:r>
+    </w:p>
+    <w:p>
+      <w:pPr>
+        <w:pStyle w:val="ListNumber"/>
+      </w:pPr>
       <w:r>
         <w:rPr>
           <w:b/>
-          <w:sz w:val="21"/>
-        </w:rPr>
-        <w:t>闻法为对治烦恼、非搜集谈资或炫耀见地</w:t>
-      </w:r>
-      <w:r>
-        <w:rPr>
-          <w:sz w:val="21"/>
-        </w:rPr>
-        <w:t>；不急于评判法义高低；不因「听得多」而生慢心。法义有疑问，先如实听下、记下，再回到原文与善知识处厘清。</w:t>
-      </w:r>
-    </w:p>
-    <w:p>
-      <w:pPr>
-        <w:ind w:left="340"/>
-      </w:pPr>
+        </w:rPr>
+        <w:t>「不轻视说法者」不等于「什么都得信」</w:t>
+      </w:r>
+      <w:r>
+        <w:rPr>
+          <w:b w:val="0"/>
+        </w:rPr>
+        <w:t>：材料②讲「不轻视所说、不轻视说者、不轻视自己」是指</w:t>
+      </w:r>
       <w:r>
         <w:rPr>
           <w:b/>
-          <w:sz w:val="21"/>
-        </w:rPr>
-        <w:t xml:space="preserve">2. </w:t>
-      </w:r>
+        </w:rPr>
+        <w:t>心态上不以轻慢心去听</w:t>
+      </w:r>
+      <w:r>
+        <w:rPr>
+          <w:b w:val="0"/>
+        </w:rPr>
+        <w:t>，并非「凡说皆真」。若成员把「不轻视说者」误解为「不许分辨」，请及时厘清——依法不依人，听下来、记下来，有疑虑再请教。</w:t>
+      </w:r>
+    </w:p>
+    <w:p>
+      <w:pPr>
+        <w:pStyle w:val="ListNumber"/>
+      </w:pPr>
       <w:r>
         <w:rPr>
           <w:b/>
-          <w:sz w:val="21"/>
-        </w:rPr>
-        <w:t>「不轻视说法者」不等于「什么都得信」</w:t>
-      </w:r>
-      <w:r>
-        <w:rPr>
-          <w:sz w:val="21"/>
-        </w:rPr>
-        <w:t>：材料②讲「不轻视所说、不轻视说者、不轻视自己」是指</w:t>
+        </w:rPr>
+        <w:t>反面案例点到为止</w:t>
+      </w:r>
+      <w:r>
+        <w:rPr>
+          <w:b w:val="0"/>
+        </w:rPr>
+        <w:t>：材料②「恶意闻法」「责难心」以及尊者提到的「拒绝听闻老师」之例，是</w:t>
       </w:r>
       <w:r>
         <w:rPr>
           <w:b/>
-          <w:sz w:val="21"/>
-        </w:rPr>
-        <w:t>心态上不以轻慢心去听</w:t>
-      </w:r>
-      <w:r>
-        <w:rPr>
-          <w:sz w:val="21"/>
-        </w:rPr>
-        <w:t>，并非「凡说皆真」。若成员把「不轻视说者」误解为「不许分辨」，请及时厘清——依法不依人，听下来、记下来，有疑虑再请教。</w:t>
-      </w:r>
-    </w:p>
-    <w:p>
-      <w:pPr>
-        <w:ind w:left="340"/>
+        </w:rPr>
+        <w:t>辨析闻法心态</w:t>
+      </w:r>
+      <w:r>
+        <w:rPr>
+          <w:b w:val="0"/>
+        </w:rPr>
+        <w:t>之用，朗读后不必过多引申，避免成员对号入座、评判现实中的师长或同修。</w:t>
+      </w:r>
+    </w:p>
+    <w:p>
+      <w:pPr>
+        <w:pStyle w:val="ListNumber"/>
       </w:pPr>
       <w:r>
         <w:rPr>
           <w:b/>
-          <w:sz w:val="21"/>
-        </w:rPr>
-        <w:t xml:space="preserve">3. </w:t>
-      </w:r>
+        </w:rPr>
+        <w:t>不要变成「法义辩论会」</w:t>
+      </w:r>
+      <w:r>
+        <w:rPr>
+          <w:b w:val="0"/>
+        </w:rPr>
+        <w:t>：本周材料偏「怎么听」，容易滑向「谁理解得对」。主持时一旦出现争高下、炫耀见地的苗头，及时拉回「我这杯水，放空了吗？」</w:t>
+      </w:r>
+    </w:p>
+    <w:p>
+      <w:pPr>
+        <w:pStyle w:val="ListNumber"/>
+      </w:pPr>
       <w:r>
         <w:rPr>
           <w:b/>
-          <w:sz w:val="21"/>
-        </w:rPr>
-        <w:t>反面案例点到为止</w:t>
-      </w:r>
-      <w:r>
-        <w:rPr>
-          <w:sz w:val="21"/>
-        </w:rPr>
-        <w:t>：材料②「恶意闻法」「责难心」以及尊者提到的「拒绝听闻老师」之例，是</w:t>
-      </w:r>
+        </w:rPr>
+        <w:t>情绪照护</w:t>
+      </w:r>
+      <w:r>
+        <w:rPr>
+          <w:b w:val="0"/>
+        </w:rPr>
+        <w:t>：本周话题可能唤起成员「被误解」「不甘示弱」的经验。若有人情绪起伏，先给一句「要不要做三次深呼吸，或者先出去走走」，不追问、不分析。</w:t>
+      </w:r>
+    </w:p>
+    <w:p>
+      <w:pPr>
+        <w:pStyle w:val="ListNumber"/>
+      </w:pPr>
       <w:r>
         <w:rPr>
           <w:b/>
-          <w:sz w:val="21"/>
-        </w:rPr>
-        <w:t>辨析闻法心态</w:t>
-      </w:r>
-      <w:r>
-        <w:rPr>
-          <w:sz w:val="21"/>
-        </w:rPr>
-        <w:t>之用，朗读后不必过多引申，避免成员对号入座、评判现实中的师长或同修。</w:t>
-      </w:r>
-    </w:p>
-    <w:p>
-      <w:pPr>
-        <w:ind w:left="340"/>
-      </w:pPr>
-      <w:r>
-        <w:rPr>
-          <w:b/>
-          <w:sz w:val="21"/>
-        </w:rPr>
-        <w:t xml:space="preserve">4. </w:t>
-      </w:r>
-      <w:r>
-        <w:rPr>
-          <w:b/>
-          <w:sz w:val="21"/>
-        </w:rPr>
-        <w:t>不要变成「法义辩论会」</w:t>
-      </w:r>
-      <w:r>
-        <w:rPr>
-          <w:sz w:val="21"/>
-        </w:rPr>
-        <w:t>：本周材料偏「怎么听」，容易滑向「谁理解得对」。主持时一旦出现争高下、炫耀见地的苗头，及时拉回「我这杯水，放空了吗？」</w:t>
-      </w:r>
-    </w:p>
-    <w:p>
-      <w:pPr>
-        <w:ind w:left="340"/>
-      </w:pPr>
-      <w:r>
-        <w:rPr>
-          <w:b/>
-          <w:sz w:val="21"/>
-        </w:rPr>
-        <w:t xml:space="preserve">5. </w:t>
-      </w:r>
-      <w:r>
-        <w:rPr>
-          <w:b/>
-          <w:sz w:val="21"/>
-        </w:rPr>
-        <w:t>情绪照护</w:t>
-      </w:r>
-      <w:r>
-        <w:rPr>
-          <w:sz w:val="21"/>
-        </w:rPr>
-        <w:t>：本周话题可能唤起成员「被误解」「不甘示弱」的经验。若有人情绪起伏，先给一句「要不要做三次深呼吸，或者先出去走走」，不追问、不分析。</w:t>
-      </w:r>
-    </w:p>
-    <w:p>
-      <w:pPr>
-        <w:ind w:left="340"/>
-      </w:pPr>
-      <w:r>
-        <w:rPr>
-          <w:b/>
-          <w:sz w:val="21"/>
-        </w:rPr>
-        <w:t xml:space="preserve">6. </w:t>
-      </w:r>
-      <w:r>
-        <w:rPr>
-          <w:b/>
-          <w:sz w:val="21"/>
         </w:rPr>
         <w:t>不越界</w:t>
       </w:r>
       <w:r>
         <w:rPr>
-          <w:sz w:val="21"/>
+          <w:b w:val="0"/>
         </w:rPr>
         <w:t>：主持人不诊断、不给心理学标签、不替成员判断「哪一段法更高」。涉及戒律生活的具体实践，提示「详见读书会19／04」；涉及实修细节，提示「详见读书会01／06」。</w:t>
       </w:r>
     </w:p>
-    <w:p>
-      <w:r>
-        <w:rPr>
-          <w:sz w:val="21"/>
-        </w:rPr>
-        <w:t>&lt;!--EXT_READ--&gt;</w:t>
-      </w:r>
-    </w:p>
-    <w:p>
-      <w:pPr>
-        <w:spacing w:before="160" w:after="80"/>
-      </w:pPr>
-      <w:r>
-        <w:rPr>
-          <w:rFonts w:ascii="Microsoft YaHei" w:hAnsi="Microsoft YaHei" w:eastAsia="Microsoft YaHei"/>
+    <w:p/>
+    <w:p>
+      <w:r>
+        <w:rPr>
           <w:b/>
           <w:color w:val="1F3864"/>
-          <w:sz w:val="28"/>
+          <w:sz w:val="26"/>
         </w:rPr>
         <w:t>📖 延伸阅读</w:t>
       </w:r>
@@ -6502,7 +6133,6 @@
       <w:tblPr>
         <w:tblStyle w:val="TableGrid"/>
         <w:tblW w:type="auto" w:w="0"/>
-        <w:jc w:val="center"/>
         <w:tblLook w:firstColumn="1" w:firstRow="1" w:lastColumn="0" w:lastRow="0" w:noHBand="0" w:noVBand="1" w:val="04A0"/>
       </w:tblPr>
       <w:tblGrid>
@@ -6515,17 +6145,20 @@
         <w:tc>
           <w:tcPr>
             <w:tcW w:type="dxa" w:w="2409"/>
-            <w:shd w:val="clear" w:color="auto" w:fill="1F3864"/>
+            <w:shd w:val="clear" w:fill="1F3864"/>
           </w:tcPr>
           <w:p>
-            <w:pPr>
-              <w:spacing w:after="20"/>
-            </w:pPr>
             <w:r>
               <w:rPr>
-                <w:b/>
                 <w:color w:val="FFFFFF"/>
-                <w:sz w:val="19"/>
+                <w:sz w:val="18"/>
+              </w:rPr>
+            </w:r>
+            <w:r>
+              <w:rPr>
+                <w:b w:val="0"/>
+                <w:color w:val="FFFFFF"/>
+                <w:sz w:val="18"/>
               </w:rPr>
               <w:t>材料</w:t>
             </w:r>
@@ -6534,17 +6167,20 @@
         <w:tc>
           <w:tcPr>
             <w:tcW w:type="dxa" w:w="2409"/>
-            <w:shd w:val="clear" w:color="auto" w:fill="1F3864"/>
+            <w:shd w:val="clear" w:fill="1F3864"/>
           </w:tcPr>
           <w:p>
-            <w:pPr>
-              <w:spacing w:after="20"/>
-            </w:pPr>
             <w:r>
               <w:rPr>
-                <w:b/>
                 <w:color w:val="FFFFFF"/>
-                <w:sz w:val="19"/>
+                <w:sz w:val="18"/>
+              </w:rPr>
+            </w:r>
+            <w:r>
+              <w:rPr>
+                <w:b w:val="0"/>
+                <w:color w:val="FFFFFF"/>
+                <w:sz w:val="18"/>
               </w:rPr>
               <w:t>出处</w:t>
             </w:r>
@@ -6553,17 +6189,20 @@
         <w:tc>
           <w:tcPr>
             <w:tcW w:type="dxa" w:w="2409"/>
-            <w:shd w:val="clear" w:color="auto" w:fill="1F3864"/>
+            <w:shd w:val="clear" w:fill="1F3864"/>
           </w:tcPr>
           <w:p>
-            <w:pPr>
-              <w:spacing w:after="20"/>
-            </w:pPr>
             <w:r>
               <w:rPr>
-                <w:b/>
                 <w:color w:val="FFFFFF"/>
-                <w:sz w:val="19"/>
+                <w:sz w:val="18"/>
+              </w:rPr>
+            </w:r>
+            <w:r>
+              <w:rPr>
+                <w:b w:val="0"/>
+                <w:color w:val="FFFFFF"/>
+                <w:sz w:val="18"/>
               </w:rPr>
               <w:t>media_id</w:t>
             </w:r>
@@ -6572,17 +6211,20 @@
         <w:tc>
           <w:tcPr>
             <w:tcW w:type="dxa" w:w="2409"/>
-            <w:shd w:val="clear" w:color="auto" w:fill="1F3864"/>
+            <w:shd w:val="clear" w:fill="1F3864"/>
           </w:tcPr>
           <w:p>
-            <w:pPr>
-              <w:spacing w:after="20"/>
-            </w:pPr>
             <w:r>
               <w:rPr>
-                <w:b/>
                 <w:color w:val="FFFFFF"/>
-                <w:sz w:val="19"/>
+                <w:sz w:val="18"/>
+              </w:rPr>
+            </w:r>
+            <w:r>
+              <w:rPr>
+                <w:b w:val="0"/>
+                <w:color w:val="FFFFFF"/>
+                <w:sz w:val="18"/>
               </w:rPr>
               <w:t>说明</w:t>
             </w:r>
@@ -6595,12 +6237,15 @@
             <w:tcW w:type="dxa" w:w="2409"/>
           </w:tcPr>
           <w:p>
-            <w:pPr>
-              <w:spacing w:after="20"/>
-            </w:pPr>
             <w:r>
               <w:rPr>
-                <w:sz w:val="19"/>
+                <w:sz w:val="18"/>
+              </w:rPr>
+            </w:r>
+            <w:r>
+              <w:rPr>
+                <w:b w:val="0"/>
+                <w:sz w:val="18"/>
               </w:rPr>
               <w:t>第11讲-四预流支8-听闻正法-闻法利益（音声）</w:t>
             </w:r>
@@ -6611,12 +6256,15 @@
             <w:tcW w:type="dxa" w:w="2409"/>
           </w:tcPr>
           <w:p>
-            <w:pPr>
-              <w:spacing w:after="20"/>
-            </w:pPr>
             <w:r>
               <w:rPr>
-                <w:sz w:val="19"/>
+                <w:sz w:val="18"/>
+              </w:rPr>
+            </w:r>
+            <w:r>
+              <w:rPr>
+                <w:b w:val="0"/>
+                <w:sz w:val="18"/>
               </w:rPr>
               <w:t>古源尊者开示及上座部佛教资料</w:t>
             </w:r>
@@ -6627,14 +6275,17 @@
             <w:tcW w:type="dxa" w:w="2409"/>
           </w:tcPr>
           <w:p>
-            <w:pPr>
-              <w:spacing w:after="20"/>
-            </w:pPr>
             <w:r>
               <w:rPr>
-                <w:sz w:val="19"/>
+                <w:sz w:val="18"/>
               </w:rPr>
-              <w:t>`soundrecording_d0dd1c0cd17209afe241ece24bf6b7b4_144d29e1459284174a8ba6a7569060c47439961422831605`</w:t>
+            </w:r>
+            <w:r>
+              <w:rPr>
+                <w:b w:val="0"/>
+                <w:sz w:val="18"/>
+              </w:rPr>
+              <w:t>soundrecording_d0dd1c0cd17209afe241ece24bf6b7b4_144d29e1459284174a8ba6a7569060c47439961422831605</w:t>
             </w:r>
           </w:p>
         </w:tc>
@@ -6643,12 +6294,15 @@
             <w:tcW w:type="dxa" w:w="2409"/>
           </w:tcPr>
           <w:p>
-            <w:pPr>
-              <w:spacing w:after="20"/>
-            </w:pPr>
             <w:r>
               <w:rPr>
-                <w:sz w:val="19"/>
+                <w:sz w:val="18"/>
+              </w:rPr>
+            </w:r>
+            <w:r>
+              <w:rPr>
+                <w:b w:val="0"/>
+                <w:sz w:val="18"/>
               </w:rPr>
               <w:t>闻法五种利益；尊师重道与感恩恭敬心（本周★核心）</w:t>
             </w:r>
@@ -6659,15 +6313,18 @@
         <w:tc>
           <w:tcPr>
             <w:tcW w:type="dxa" w:w="2409"/>
-            <w:shd w:val="clear" w:color="auto" w:fill="F2F2F2"/>
+            <w:shd w:val="clear" w:fill="F2F5FA"/>
           </w:tcPr>
           <w:p>
-            <w:pPr>
-              <w:spacing w:after="20"/>
-            </w:pPr>
             <w:r>
               <w:rPr>
-                <w:sz w:val="19"/>
+                <w:sz w:val="18"/>
+              </w:rPr>
+            </w:r>
+            <w:r>
+              <w:rPr>
+                <w:b w:val="0"/>
+                <w:sz w:val="18"/>
               </w:rPr>
               <w:t>第12讲-四预流支9-听闻正法-闻法心态&amp;闻法规范（音声）</w:t>
             </w:r>
@@ -6676,15 +6333,18 @@
         <w:tc>
           <w:tcPr>
             <w:tcW w:type="dxa" w:w="2409"/>
-            <w:shd w:val="clear" w:color="auto" w:fill="F2F2F2"/>
+            <w:shd w:val="clear" w:fill="F2F5FA"/>
           </w:tcPr>
           <w:p>
-            <w:pPr>
-              <w:spacing w:after="20"/>
-            </w:pPr>
             <w:r>
               <w:rPr>
-                <w:sz w:val="19"/>
+                <w:sz w:val="18"/>
+              </w:rPr>
+            </w:r>
+            <w:r>
+              <w:rPr>
+                <w:b w:val="0"/>
+                <w:sz w:val="18"/>
               </w:rPr>
               <w:t>古源尊者开示及上座部佛教资料</w:t>
             </w:r>
@@ -6693,32 +6353,38 @@
         <w:tc>
           <w:tcPr>
             <w:tcW w:type="dxa" w:w="2409"/>
-            <w:shd w:val="clear" w:color="auto" w:fill="F2F2F2"/>
+            <w:shd w:val="clear" w:fill="F2F5FA"/>
           </w:tcPr>
           <w:p>
-            <w:pPr>
-              <w:spacing w:after="20"/>
-            </w:pPr>
             <w:r>
               <w:rPr>
-                <w:sz w:val="19"/>
+                <w:sz w:val="18"/>
               </w:rPr>
-              <w:t>`soundrecording_d0dd1c0cd17209afe241ece24bf6b7b4_4e08136b3e754e43c57d8c958b63512d7439961422831605`</w:t>
+            </w:r>
+            <w:r>
+              <w:rPr>
+                <w:b w:val="0"/>
+                <w:sz w:val="18"/>
+              </w:rPr>
+              <w:t>soundrecording_d0dd1c0cd17209afe241ece24bf6b7b4_4e08136b3e754e43c57d8c958b63512d7439961422831605</w:t>
             </w:r>
           </w:p>
         </w:tc>
         <w:tc>
           <w:tcPr>
             <w:tcW w:type="dxa" w:w="2409"/>
-            <w:shd w:val="clear" w:color="auto" w:fill="F2F2F2"/>
+            <w:shd w:val="clear" w:fill="F2F5FA"/>
           </w:tcPr>
           <w:p>
-            <w:pPr>
-              <w:spacing w:after="20"/>
-            </w:pPr>
             <w:r>
               <w:rPr>
-                <w:sz w:val="19"/>
+                <w:sz w:val="18"/>
+              </w:rPr>
+            </w:r>
+            <w:r>
+              <w:rPr>
+                <w:b w:val="0"/>
+                <w:sz w:val="18"/>
               </w:rPr>
               <w:t>闻法两组五法；令心沉静；闻法规范与礼仪（本周★核心）</w:t>
             </w:r>
@@ -6731,12 +6397,15 @@
             <w:tcW w:type="dxa" w:w="2409"/>
           </w:tcPr>
           <w:p>
-            <w:pPr>
-              <w:spacing w:after="20"/>
-            </w:pPr>
             <w:r>
               <w:rPr>
-                <w:sz w:val="19"/>
+                <w:sz w:val="18"/>
+              </w:rPr>
+            </w:r>
+            <w:r>
+              <w:rPr>
+                <w:b w:val="0"/>
+                <w:sz w:val="18"/>
               </w:rPr>
               <w:t>2023大佛寺禅修营06-《转车经》4-戒清净-听闻正法&amp;如理作意（音声）</w:t>
             </w:r>
@@ -6747,12 +6416,15 @@
             <w:tcW w:type="dxa" w:w="2409"/>
           </w:tcPr>
           <w:p>
-            <w:pPr>
-              <w:spacing w:after="20"/>
-            </w:pPr>
             <w:r>
               <w:rPr>
-                <w:sz w:val="19"/>
+                <w:sz w:val="18"/>
+              </w:rPr>
+            </w:r>
+            <w:r>
+              <w:rPr>
+                <w:b w:val="0"/>
+                <w:sz w:val="18"/>
               </w:rPr>
               <w:t>古源尊者开示及上座部佛教资料</w:t>
             </w:r>
@@ -6763,14 +6435,17 @@
             <w:tcW w:type="dxa" w:w="2409"/>
           </w:tcPr>
           <w:p>
-            <w:pPr>
-              <w:spacing w:after="20"/>
-            </w:pPr>
             <w:r>
               <w:rPr>
-                <w:sz w:val="19"/>
+                <w:sz w:val="18"/>
               </w:rPr>
-              <w:t>`soundrecording_d0dd1c0cd17209afe241ece24bf6b7b4_54ccff53efdf7415aa7267c15f24694b7439961422831605`</w:t>
+            </w:r>
+            <w:r>
+              <w:rPr>
+                <w:b w:val="0"/>
+                <w:sz w:val="18"/>
+              </w:rPr>
+              <w:t>soundrecording_d0dd1c0cd17209afe241ece24bf6b7b4_54ccff53efdf7415aa7267c15f24694b7439961422831605</w:t>
             </w:r>
           </w:p>
         </w:tc>
@@ -6779,12 +6454,15 @@
             <w:tcW w:type="dxa" w:w="2409"/>
           </w:tcPr>
           <w:p>
-            <w:pPr>
-              <w:spacing w:after="20"/>
-            </w:pPr>
             <w:r>
               <w:rPr>
-                <w:sz w:val="19"/>
+                <w:sz w:val="18"/>
+              </w:rPr>
+            </w:r>
+            <w:r>
+              <w:rPr>
+                <w:b w:val="0"/>
+                <w:sz w:val="18"/>
               </w:rPr>
               <w:t>以戒清净为背景重述闻法五利益（衔接引子）</w:t>
             </w:r>
@@ -6794,65 +6472,42 @@
     </w:tbl>
     <w:p>
       <w:pPr>
-        <w:spacing w:before="40" w:after="80"/>
-        <w:ind w:left="283"/>
-        <w:shd w:val="clear" w:color="auto" w:fill="EEF2F8"/>
+        <w:ind w:left="170"/>
         <w:pBdr>
-          <w:left w:val="single" w:sz="20" w:space="6" w:color="1F3864"/>
+          <w:left w:val="single" w:sz="18" w:space="4" w:color="1F3864"/>
         </w:pBdr>
-      </w:pPr>
-      <w:r>
-        <w:rPr>
-          <w:sz w:val="20"/>
+        <w:shd w:val="clear" w:fill="F2F5FA"/>
+      </w:pPr>
+      <w:r>
+        <w:rPr>
+          <w:b w:val="0"/>
         </w:rPr>
         <w:t>打开方式：ima 知识库搜索各材料标题；media_id 均为完整串。</w:t>
       </w:r>
     </w:p>
-    <w:p>
-      <w:r>
-        <w:rPr>
-          <w:sz w:val="21"/>
-        </w:rPr>
-        <w:t>&lt;!--/EXT_READ--&gt;</w:t>
-      </w:r>
-    </w:p>
-    <w:p>
-      <w:r>
-        <w:rPr>
-          <w:sz w:val="21"/>
-        </w:rPr>
-        <w:t>&lt;!--W_LEAD--&gt;</w:t>
-      </w:r>
-    </w:p>
-    <w:p>
-      <w:r>
-        <w:rPr>
-          <w:sz w:val="21"/>
+    <w:p/>
+    <w:p/>
+    <w:p>
+      <w:r>
+        <w:rPr>
+          <w:b w:val="0"/>
         </w:rPr>
         <w:t>各位贤友，这一周我们读「听闻正法」。请带着一个真问题进来：</w:t>
       </w:r>
       <w:r>
         <w:rPr>
           <w:b/>
-          <w:sz w:val="21"/>
         </w:rPr>
         <w:t>我这次来，是想「多知道一点」，还是想让法真正对治我此刻的烦恼？</w:t>
       </w:r>
       <w:r>
         <w:rPr>
-          <w:sz w:val="21"/>
+          <w:b w:val="0"/>
         </w:rPr>
         <w:t xml:space="preserve"> 前者让我们的杯子一直是满的，后者才会让我们先放空、如实听。今天，我们不急着评判法义高低，只练习两件事——把心放空，如实地听。</w:t>
       </w:r>
     </w:p>
-    <w:p>
-      <w:r>
-        <w:rPr>
-          <w:sz w:val="21"/>
-        </w:rPr>
-        <w:t>&lt;!--/W_LEAD--&gt;</w:t>
-      </w:r>
-    </w:p>
+    <w:p/>
     <w:sectPr>
       <w:headerReference w:type="default" r:id="rId9"/>
       <w:footerReference w:type="default" r:id="rId10"/>
@@ -6872,7 +6527,11 @@
       <w:pStyle w:val="Footer"/>
       <w:jc w:val="center"/>
     </w:pPr>
-    <w:fldSimple w:instr="PAGE"/>
+    <w:r>
+      <w:fldChar w:fldCharType="begin"/>
+      <w:instrText xml:space="preserve">PAGE</w:instrText>
+      <w:fldChar w:fldCharType="end"/>
+    </w:r>
   </w:p>
 </w:ftr>
 </file>
@@ -6886,10 +6545,10 @@
     </w:pPr>
     <w:r>
       <w:rPr>
-        <w:color w:val="808080"/>
+        <w:color w:val="1F3864"/>
         <w:sz w:val="16"/>
       </w:rPr>
-      <w:t>读书会22·第4周·听闻正法：闻法利益与闻法心态（朗读优化版）</w:t>
+      <w:t>读书会22 · 第4周 · 朗读优化版（8周版） · 主持人版</w:t>
     </w:r>
   </w:p>
 </w:hdr>
@@ -7258,11 +6917,8 @@
     <w:name w:val="Normal"/>
     <w:qFormat/>
     <w:rsid w:val="00FC693F"/>
-    <w:pPr>
-      <w:spacing w:line="324" w:lineRule="auto" w:after="60"/>
-    </w:pPr>
     <w:rPr>
-      <w:rFonts w:ascii="Microsoft YaHei" w:hAnsi="Microsoft YaHei" w:eastAsia="Microsoft YaHei"/>
+      <w:rFonts w:ascii="等线" w:hAnsi="等线" w:eastAsia="宋体"/>
       <w:sz w:val="21"/>
     </w:rPr>
   </w:style>
